--- a/manuscript/_output/manuscript.docx
+++ b/manuscript/_output/manuscript.docx
@@ -151,12 +151,30 @@
       </w:r>
     </w:p>
     <w:bookmarkEnd w:id="9"/>
-    <w:bookmarkStart w:id="10" w:name="introduction"/>
+    <w:bookmarkStart w:id="10" w:name="abstract"/>
     <w:p>
       <w:pPr>
         <w:pStyle w:val="Heading1"/>
       </w:pPr>
       <w:r>
+        <w:t xml:space="preserve">Abstract</w:t>
+      </w:r>
+    </w:p>
+    <w:p>
+      <w:pPr>
+        <w:pStyle w:val="FirstParagraph"/>
+      </w:pPr>
+      <w:r>
+        <w:t xml:space="preserve">Bat activity reflects seasonal phenology and nightly environmental conditions that frequently covary, making their contributions difficult to distinguish from marginal associations alone. We investigated these relationships at eight sites spanning 581–1,846 m elevation in the northern Sierra Nevada of California from April to October 2015. After excluding site-nights without usable acoustic recordings, the analytical dataset contained 1,056 site-nights and 17 bat species. We fitted Bayesian negative-binomial generalized additive models that represented site-specific seasonal phenology and nonlinear associations with temperature, relative humidity, and lunar phase. We also grouped species by characteristic echolocation frequency into low- (&lt;25 kHz), mid- (25–40 kHz), and high-frequency (&gt;40 kHz) groups to test an a priori prediction from acoustic-attenuation theory that sensitivity to atmospheric conditions would increase with call frequency. Seasonal activity differed substantially among sites, and the inferred seasonal trajectory changed markedly after conditioning on nightly environmental conditions. Temperature was positively associated with activity across all three frequency groups. In contrast, the association with relative humidity became increasingly negative from low- to mid- to high-frequency groups, with the strongest decline among high-frequency species, matching the predicted ordering from ultrasonic sound propagation. Lunar responses were weaker and less consistent among frequency groups. These results indicate that environmental conditions can influence bat assemblages through both broadly shared ecological processes and mechanisms linked to sensory biology. In particular, the correspondence between the predicted and observed frequency-dependent humidity response provides field evidence that atmospheric transmission contributes to environmental variation in bat activity.</w:t>
+      </w:r>
+    </w:p>
+    <w:bookmarkEnd w:id="10"/>
+    <w:bookmarkStart w:id="11" w:name="introduction"/>
+    <w:p>
+      <w:pPr>
+        <w:pStyle w:val="Heading1"/>
+      </w:pPr>
+      <w:r>
         <w:t xml:space="preserve">Introduction</w:t>
       </w:r>
     </w:p>
@@ -215,49 +233,22 @@
         <w:t xml:space="preserve"> </w:t>
       </w:r>
       <w:r>
+        <w:t xml:space="preserve">(Griffin, 1971; Lawrence &amp; Simmons, 1982)</w:t>
+      </w:r>
+      <w:r>
+        <w:t xml:space="preserve">. The atmosphere therefore acts as a frequency-dependent filter. At relatively low ultrasonic frequencies (&lt;25 kHz), humidity-induced changes in attenuation are expected to be comparatively small across biologically relevant conditions; at intermediate frequencies (25–40 kHz), attenuation may increase sharply once water-vapor concentration crosses a threshold; and at higher frequencies (&gt;40 kHz), attenuation is expected to be humidity-sensitive across a broader range. Recent experimental work further suggests that bats may not fully compensate for increased atmospheric attenuation by modifying call structure, such that effective detection distance declines as attenuation increases</w:t>
+      </w:r>
+      <w:r>
+        <w:t xml:space="preserve"> </w:t>
+      </w:r>
+      <w:r>
         <w:t xml:space="preserve">(</w:t>
       </w:r>
       <w:r>
-        <w:rPr>
-          <w:b/>
-          <w:bCs/>
-        </w:rPr>
-        <w:t xml:space="preserve">griffin1971?</w:t>
-      </w:r>
-      <w:r>
-        <w:t xml:space="preserve">;</w:t>
-      </w:r>
-      <w:r>
-        <w:t xml:space="preserve"> </w:t>
-      </w:r>
-      <w:r>
-        <w:rPr>
-          <w:b/>
-          <w:bCs/>
-        </w:rPr>
-        <w:t xml:space="preserve">lawrence1982?</w:t>
-      </w:r>
-      <w:r>
-        <w:t xml:space="preserve">)</w:t>
-      </w:r>
-      <w:r>
-        <w:t xml:space="preserve">. The atmosphere therefore acts as a frequency-dependent filter. At relatively low ultrasonic frequencies (&lt;25 kHz), humidity-induced changes in attenuation are expected to be comparatively small across biologically relevant conditions; at intermediate frequencies (25–40 kHz), attenuation may increase sharply once water-vapor concentration crosses a threshold; and at higher frequencies (&gt;40 kHz), attenuation is expected to be humidity-sensitive across a broader range. Recent experimental work further suggests that bats may not fully compensate for increased atmospheric attenuation by modifying call structure, such that effective detection distance declines as attenuation increases</w:t>
-      </w:r>
-      <w:r>
-        <w:t xml:space="preserve"> </w:t>
-      </w:r>
-      <w:r>
-        <w:t xml:space="preserve">(</w:t>
-      </w:r>
-      <w:r>
-        <w:rPr>
-          <w:b/>
-          <w:bCs/>
-        </w:rPr>
-        <w:t xml:space="preserve">deframond2023?</w:t>
-      </w:r>
-      <w:r>
-        <w:t xml:space="preserve">)</w:t>
+        <w:t xml:space="preserve">de Framond et al.</w:t>
+      </w:r>
+      <w:r>
+        <w:t xml:space="preserve">, 2023)</w:t>
       </w:r>
       <w:r>
         <w:t xml:space="preserve">.</w:t>
@@ -282,43 +273,7 @@
         <w:t xml:space="preserve"> </w:t>
       </w:r>
       <w:r>
-        <w:t xml:space="preserve">(</w:t>
-      </w:r>
-      <w:r>
-        <w:rPr>
-          <w:b/>
-          <w:bCs/>
-        </w:rPr>
-        <w:t xml:space="preserve">andreozzi2024?</w:t>
-      </w:r>
-      <w:r>
-        <w:t xml:space="preserve">;</w:t>
-      </w:r>
-      <w:r>
-        <w:t xml:space="preserve"> </w:t>
-      </w:r>
-      <w:r>
-        <w:rPr>
-          <w:b/>
-          <w:bCs/>
-        </w:rPr>
-        <w:t xml:space="preserve">bender2015?</w:t>
-      </w:r>
-      <w:r>
-        <w:t xml:space="preserve">;</w:t>
-      </w:r>
-      <w:r>
-        <w:t xml:space="preserve"> </w:t>
-      </w:r>
-      <w:r>
-        <w:rPr>
-          <w:b/>
-          <w:bCs/>
-        </w:rPr>
-        <w:t xml:space="preserve">mas2022?</w:t>
-      </w:r>
-      <w:r>
-        <w:t xml:space="preserve">)</w:t>
+        <w:t xml:space="preserve">(Andreozzi &amp; Merenlender, 2024; Bender &amp; Hartman, 2015; Mas et al., 2022)</w:t>
       </w:r>
       <w:r>
         <w:t xml:space="preserve">. Reported temperature thresholds vary markedly among species and regions, from very low temperatures in Mediterranean systems to substantially warmer thresholds in other temperate and tropical environments</w:t>
@@ -327,43 +282,7 @@
         <w:t xml:space="preserve"> </w:t>
       </w:r>
       <w:r>
-        <w:t xml:space="preserve">(</w:t>
-      </w:r>
-      <w:r>
-        <w:rPr>
-          <w:b/>
-          <w:bCs/>
-        </w:rPr>
-        <w:t xml:space="preserve">salvarina2023?</w:t>
-      </w:r>
-      <w:r>
-        <w:t xml:space="preserve">;</w:t>
-      </w:r>
-      <w:r>
-        <w:t xml:space="preserve"> </w:t>
-      </w:r>
-      <w:r>
-        <w:rPr>
-          <w:b/>
-          <w:bCs/>
-        </w:rPr>
-        <w:t xml:space="preserve">andreozzi2024?</w:t>
-      </w:r>
-      <w:r>
-        <w:t xml:space="preserve">;</w:t>
-      </w:r>
-      <w:r>
-        <w:t xml:space="preserve"> </w:t>
-      </w:r>
-      <w:r>
-        <w:rPr>
-          <w:b/>
-          <w:bCs/>
-        </w:rPr>
-        <w:t xml:space="preserve">milne2005?</w:t>
-      </w:r>
-      <w:r>
-        <w:t xml:space="preserve">)</w:t>
+        <w:t xml:space="preserve">(Andreozzi &amp; Merenlender, 2024; Milne et al., 2005; Salvarina et al., 2023)</w:t>
       </w:r>
       <w:r>
         <w:t xml:space="preserve">. Foraging strategy may further modify temperature responses</w:t>
@@ -372,17 +291,7 @@
         <w:t xml:space="preserve"> </w:t>
       </w:r>
       <w:r>
-        <w:t xml:space="preserve">(</w:t>
-      </w:r>
-      <w:r>
-        <w:rPr>
-          <w:b/>
-          <w:bCs/>
-        </w:rPr>
-        <w:t xml:space="preserve">ciechanowski2007?</w:t>
-      </w:r>
-      <w:r>
-        <w:t xml:space="preserve">)</w:t>
+        <w:t xml:space="preserve">(Ciechanowski et al., 2007)</w:t>
       </w:r>
       <w:r>
         <w:t xml:space="preserve">, and activity can decline at extreme temperatures, producing nonlinear relationships rather than simple monotonic increases</w:t>
@@ -391,17 +300,7 @@
         <w:t xml:space="preserve"> </w:t>
       </w:r>
       <w:r>
-        <w:t xml:space="preserve">(</w:t>
-      </w:r>
-      <w:r>
-        <w:rPr>
-          <w:b/>
-          <w:bCs/>
-        </w:rPr>
-        <w:t xml:space="preserve">escobar2024?</w:t>
-      </w:r>
-      <w:r>
-        <w:t xml:space="preserve">)</w:t>
+        <w:t xml:space="preserve">(Escobar &amp; Villaseñor, 2024)</w:t>
       </w:r>
       <w:r>
         <w:t xml:space="preserve">. At high latitudes, interactions between temperature and night length can also constrain seasonal and nocturnal foraging opportunities</w:t>
@@ -410,17 +309,7 @@
         <w:t xml:space="preserve"> </w:t>
       </w:r>
       <w:r>
-        <w:t xml:space="preserve">(</w:t>
-      </w:r>
-      <w:r>
-        <w:rPr>
-          <w:b/>
-          <w:bCs/>
-        </w:rPr>
-        <w:t xml:space="preserve">lilley2026?</w:t>
-      </w:r>
-      <w:r>
-        <w:t xml:space="preserve">)</w:t>
+        <w:t xml:space="preserve">(Lilley et al., 2026)</w:t>
       </w:r>
       <w:r>
         <w:t xml:space="preserve">. Together, these studies suggest that nonlinear responses and thermal niche differences among components of a bat community may be obscured when temperature is treated as a single linear community-level driver.</w:t>
@@ -437,17 +326,7 @@
         <w:t xml:space="preserve"> </w:t>
       </w:r>
       <w:r>
-        <w:t xml:space="preserve">(</w:t>
-      </w:r>
-      <w:r>
-        <w:rPr>
-          <w:b/>
-          <w:bCs/>
-        </w:rPr>
-        <w:t xml:space="preserve">lang2006?</w:t>
-      </w:r>
-      <w:r>
-        <w:t xml:space="preserve">)</w:t>
+        <w:t xml:space="preserve">(Lang et al., 2006)</w:t>
       </w:r>
       <w:r>
         <w:t xml:space="preserve">. Reduced bat activity during brighter nights, often termed lunar phobia, has generally been attributed to increased exposure to visually oriented predators</w:t>
@@ -456,43 +335,7 @@
         <w:t xml:space="preserve"> </w:t>
       </w:r>
       <w:r>
-        <w:t xml:space="preserve">(</w:t>
-      </w:r>
-      <w:r>
-        <w:rPr>
-          <w:b/>
-          <w:bCs/>
-        </w:rPr>
-        <w:t xml:space="preserve">morrison1978?</w:t>
-      </w:r>
-      <w:r>
-        <w:t xml:space="preserve">;</w:t>
-      </w:r>
-      <w:r>
-        <w:t xml:space="preserve"> </w:t>
-      </w:r>
-      <w:r>
-        <w:rPr>
-          <w:b/>
-          <w:bCs/>
-        </w:rPr>
-        <w:t xml:space="preserve">prugh2014?</w:t>
-      </w:r>
-      <w:r>
-        <w:t xml:space="preserve">;</w:t>
-      </w:r>
-      <w:r>
-        <w:t xml:space="preserve"> </w:t>
-      </w:r>
-      <w:r>
-        <w:rPr>
-          <w:b/>
-          <w:bCs/>
-        </w:rPr>
-        <w:t xml:space="preserve">saldanavazquez2013?</w:t>
-      </w:r>
-      <w:r>
-        <w:t xml:space="preserve">)</w:t>
+        <w:t xml:space="preserve">(Morrison, 1978; Prugh &amp; Golden, 2014; Saldaña-Vázquez &amp; Munguía-Rosas, 2013)</w:t>
       </w:r>
       <w:r>
         <w:t xml:space="preserve">. However, responses to lunar illumination vary among species and ecological settings, with negative, negligible, and positive relationships with bat activity reported</w:t>
@@ -501,30 +344,7 @@
         <w:t xml:space="preserve"> </w:t>
       </w:r>
       <w:r>
-        <w:t xml:space="preserve">(</w:t>
-      </w:r>
-      <w:r>
-        <w:rPr>
-          <w:b/>
-          <w:bCs/>
-        </w:rPr>
-        <w:t xml:space="preserve">appleAerialInsectivorousBat2017?</w:t>
-      </w:r>
-      <w:r>
-        <w:t xml:space="preserve">;</w:t>
-      </w:r>
-      <w:r>
-        <w:t xml:space="preserve"> </w:t>
-      </w:r>
-      <w:r>
-        <w:rPr>
-          <w:b/>
-          <w:bCs/>
-        </w:rPr>
-        <w:t xml:space="preserve">saldanavasquez2013?</w:t>
-      </w:r>
-      <w:r>
-        <w:t xml:space="preserve">)</w:t>
+        <w:t xml:space="preserve">(Appel et al., 2017; Saldaña-Vázquez &amp; Munguía-Rosas, 2013)</w:t>
       </w:r>
       <w:r>
         <w:t xml:space="preserve">. Several studies of temperate insectivorous bats have found weak or absent lunar responses</w:t>
@@ -533,56 +353,7 @@
         <w:t xml:space="preserve"> </w:t>
       </w:r>
       <w:r>
-        <w:t xml:space="preserve">(</w:t>
-      </w:r>
-      <w:r>
-        <w:rPr>
-          <w:b/>
-          <w:bCs/>
-        </w:rPr>
-        <w:t xml:space="preserve">hecker1999?</w:t>
-      </w:r>
-      <w:r>
-        <w:t xml:space="preserve">;</w:t>
-      </w:r>
-      <w:r>
-        <w:t xml:space="preserve"> </w:t>
-      </w:r>
-      <w:r>
-        <w:rPr>
-          <w:b/>
-          <w:bCs/>
-        </w:rPr>
-        <w:t xml:space="preserve">karlsson2002?</w:t>
-      </w:r>
-      <w:r>
-        <w:t xml:space="preserve">;</w:t>
-      </w:r>
-      <w:r>
-        <w:t xml:space="preserve"> </w:t>
-      </w:r>
-      <w:r>
-        <w:rPr>
-          <w:b/>
-          <w:bCs/>
-        </w:rPr>
-        <w:t xml:space="preserve">milne2005?</w:t>
-      </w:r>
-      <w:r>
-        <w:t xml:space="preserve">;</w:t>
-      </w:r>
-      <w:r>
-        <w:t xml:space="preserve"> </w:t>
-      </w:r>
-      <w:r>
-        <w:rPr>
-          <w:b/>
-          <w:bCs/>
-        </w:rPr>
-        <w:t xml:space="preserve">negraeff1995?</w:t>
-      </w:r>
-      <w:r>
-        <w:t xml:space="preserve">)</w:t>
+        <w:t xml:space="preserve">(Hecker &amp; Brigham, 1999; Karlsson et al., 2002; Milne et al., 2005; Negraeff &amp; Brigham, 1995)</w:t>
       </w:r>
       <w:r>
         <w:t xml:space="preserve">. Some of this inconsistency may reflect analytical structure: lunar phase overlaps with seasonal timing and may covary with nightly weather, so models that do not explicitly represent these relationships can conflate lunar effects with other environmental signals.</w:t>
@@ -599,17 +370,7 @@
         <w:t xml:space="preserve"> </w:t>
       </w:r>
       <w:r>
-        <w:t xml:space="preserve">(</w:t>
-      </w:r>
-      <w:r>
-        <w:rPr>
-          <w:b/>
-          <w:bCs/>
-        </w:rPr>
-        <w:t xml:space="preserve">pearl2009?</w:t>
-      </w:r>
-      <w:r>
-        <w:t xml:space="preserve">)</w:t>
+        <w:t xml:space="preserve">(Pearl, 2009)</w:t>
       </w:r>
       <w:r>
         <w:t xml:space="preserve">. Although DAGs are well established in epidemiology and increasingly used in evolutionary and ecological research, they remain less common in field-based community ecology, where model specification is often driven by convention rather than explicit causal assumptions. Pairing a DAG-based framework with frequency-stratified analysis provides a way to test mechanistic predictions from acoustic-attenuation theory while accounting for the covariance among seasonal and nightly environmental drivers.</w:t>
@@ -631,8 +392,8 @@
         <w:t xml:space="preserve">We predicted that (1) accounting for nightly environmental conditions would alter the estimated seasonal pattern of bat activity; (2) temperature would be strongly associated with nightly activity, with response shape potentially varying among frequency groups occupying different thermal niches; (3) humidity sensitivity would differ among characteristic-frequency groups, with low-frequency species showing little response, mid-frequency species showing stronger declines under humid conditions, and high-frequency species showing declines across a broader humidity gradient; and (4) lunar phase would have a comparatively small association with activity once seasonal and weather covariates were accounted for.</w:t>
       </w:r>
     </w:p>
-    <w:bookmarkEnd w:id="10"/>
-    <w:bookmarkStart w:id="21" w:name="methods"/>
+    <w:bookmarkEnd w:id="11"/>
+    <w:bookmarkStart w:id="26" w:name="methods"/>
     <w:p>
       <w:pPr>
         <w:pStyle w:val="Heading1"/>
@@ -641,7 +402,7 @@
         <w:t xml:space="preserve">Methods</w:t>
       </w:r>
     </w:p>
-    <w:bookmarkStart w:id="11" w:name="study-area-and-acoustic-surveys"/>
+    <w:bookmarkStart w:id="16" w:name="study-area-and-acoustic-surveys"/>
     <w:p>
       <w:pPr>
         <w:pStyle w:val="Heading2"/>
@@ -655,106 +416,12 @@
         <w:pStyle w:val="FirstParagraph"/>
       </w:pPr>
       <w:r>
-        <w:t xml:space="preserve">Acoustic surveys were conducted at eight sites in Plumas County, California, in the northern Sierra Nevada, spanning an elevational gradient of 581–1,846 m. Most sites were near perennial water sources, including reservoirs (Bucks Lake, Lower Bucks Lake, Grizzly Forebay, and Three Lakes), tributary streams, and the North Fork Feather River; one site was situated in an upland meadow adjacent to forest (Figure 1). Surveys were conducted from April through October 2015, with detectors programmed to record from one hour before sunset to one hour after sunrise.</w:t>
-      </w:r>
-    </w:p>
-    <w:p>
-      <w:pPr>
-        <w:pStyle w:val="BodyText"/>
-      </w:pPr>
-      <w:r>
-        <w:t xml:space="preserve">Each site was equipped with an Anabat II ultrasonic detector and CF-ZCAIM data storage unit (Titley Electronics, Ballina, NSW, Australia) housed in a weatherproof enclosure mounted at least 1 m above the ground. Detectors were fitted with a microphone extension cable, weather shroud, and flat acoustic reflector. Units were powered by batteries recharged with 5-W solar panels and miniature charge controllers (EME Systems, Berkeley, California, USA). Detectors recorded nightly temperature and relative humidity. Lunar phase was obtained from the U.S. Naval Observatory and expressed from 0 (new moon) to 1 (full moon).</w:t>
-      </w:r>
-    </w:p>
-    <w:bookmarkEnd w:id="11"/>
-    <w:bookmarkStart w:id="12" w:name="Xd2cb29b1ab07cc0ad1e859044d9dd990df90cd8"/>
-    <w:p>
-      <w:pPr>
-        <w:pStyle w:val="Heading2"/>
-      </w:pPr>
-      <w:r>
-        <w:t xml:space="preserve">Acoustic classification and activity index</w:t>
-      </w:r>
-    </w:p>
-    <w:p>
-      <w:pPr>
-        <w:pStyle w:val="FirstParagraph"/>
-      </w:pPr>
-      <w:r>
-        <w:t xml:space="preserve">Echolocation calls were classified using Kaleidoscope Pro (Wildlife Acoustics Inc., version 5.1.8) with the Bats of North America 5.1.0 classifier at the</w:t>
-      </w:r>
-      <w:r>
-        <w:t xml:space="preserve"> </w:t>
-      </w:r>
-      <w:r>
-        <w:t xml:space="preserve">“More Accurate (Conservative)”</w:t>
-      </w:r>
-      <w:r>
-        <w:t xml:space="preserve"> </w:t>
-      </w:r>
-      <w:r>
-        <w:t xml:space="preserve">setting. Ten percent of classified calls were manually vetted.</w:t>
-      </w:r>
-    </w:p>
-    <w:p>
-      <w:pPr>
-        <w:pStyle w:val="BodyText"/>
-      </w:pPr>
-      <w:r>
-        <w:t xml:space="preserve">Bat activity was quantified using a modified Acoustic Activity Index</w:t>
-      </w:r>
-      <w:r>
-        <w:t xml:space="preserve"> </w:t>
-      </w:r>
-      <w:r>
-        <w:t xml:space="preserve">(</w:t>
-      </w:r>
-      <w:r>
-        <w:rPr>
-          <w:b/>
-          <w:bCs/>
-        </w:rPr>
-        <w:t xml:space="preserve">miller2001?</w:t>
-      </w:r>
-      <w:r>
-        <w:t xml:space="preserve">)</w:t>
-      </w:r>
-      <w:r>
-        <w:t xml:space="preserve"> </w:t>
-      </w:r>
-      <w:r>
-        <w:t xml:space="preserve">based on 5-min sampling intervals. Acoustic detections were divided into 5-min intervals, and nightly activity for each site was calculated as the number of intervals containing at least one bat call. Thus, the response represented the number of 5-min intervals per site-night in which bats were acoustically active rather than the total number of individual calls. Site-nights without usable acoustic data were excluded from analysis rather than treated as zero activity.</w:t>
-      </w:r>
-    </w:p>
-    <w:p>
-      <w:pPr>
-        <w:pStyle w:val="BodyText"/>
-      </w:pPr>
-      <w:r>
-        <w:t xml:space="preserve">For environmental analyses, nightly mean temperature and relative humidity were standardized to a mean of zero and standard deviation of one. Day of year and lunar phase were retained on their original scales for model fitting.</w:t>
-      </w:r>
-    </w:p>
-    <w:bookmarkEnd w:id="12"/>
-    <w:bookmarkStart w:id="17" w:name="causal-structure-and-seasonal-activity"/>
-    <w:p>
-      <w:pPr>
-        <w:pStyle w:val="Heading2"/>
-      </w:pPr>
-      <w:r>
-        <w:t xml:space="preserve">Causal structure and seasonal activity</w:t>
-      </w:r>
-    </w:p>
-    <w:p>
-      <w:pPr>
-        <w:pStyle w:val="FirstParagraph"/>
-      </w:pPr>
-      <w:r>
-        <w:t xml:space="preserve">The causal structure used to distinguish seasonal and nightly environmental associations is shown in</w:t>
-      </w:r>
-      <w:r>
-        <w:t xml:space="preserve"> </w:t>
-      </w:r>
-      <w:hyperlink w:anchor="fig-dag">
+        <w:t xml:space="preserve">Acoustic surveys were conducted at eight sites in Plumas County, California, in the northern Sierra Nevada, spanning an elevational gradient of 581–1,846 m. Most sites were near perennial water sources, including reservoirs (Bucks Lake, Lower Bucks Lake, Grizzly Forebay, and Three Lakes), tributary streams, and the North Fork Feather River; one site was situated in an upland meadow adjacent to forest</w:t>
+      </w:r>
+      <w:r>
+        <w:t xml:space="preserve"> </w:t>
+      </w:r>
+      <w:hyperlink w:anchor="fig-map">
         <w:r>
           <w:rPr>
             <w:rStyle w:val="Hyperlink"/>
@@ -763,7 +430,7 @@
         </w:r>
       </w:hyperlink>
       <w:r>
-        <w:t xml:space="preserve">. Day of year was represented as a common cause of temperature, relative humidity, and bat activity, while temperature was additionally allowed to influence relative humidity. Temperature, relative humidity, and lunar phase were each represented as having direct effects on bat activity. This structure distinguishes the total seasonal pattern in activity from seasonal structure remaining after conditioning on nightly environmental conditions and provides the basis for estimating conditional environmental responses.</w:t>
+        <w:t xml:space="preserve">. Surveys were conducted from April through October 2015, with detectors programmed to record from one hour before sunset to one hour after sunrise.</w:t>
       </w:r>
     </w:p>
     <w:tbl>
@@ -779,7 +446,192 @@
       <w:tr>
         <w:tc>
           <w:tcPr/>
-          <w:bookmarkStart w:id="16" w:name="fig-dag"/>
+          <w:bookmarkStart w:id="15" w:name="fig-map"/>
+          <w:p>
+            <w:pPr>
+              <w:pStyle w:val="Compact"/>
+              <w:jc w:val="center"/>
+            </w:pPr>
+            <w:r>
+              <w:drawing>
+                <wp:inline>
+                  <wp:extent cx="4533900" cy="3488196"/>
+                  <wp:effectExtent b="0" l="0" r="0" t="0"/>
+                  <wp:docPr descr="" title="" id="13" name="Picture"/>
+                  <a:graphic>
+                    <a:graphicData uri="http://schemas.openxmlformats.org/drawingml/2006/picture">
+                      <pic:pic>
+                        <pic:nvPicPr>
+                          <pic:cNvPr descr="C:/Users/AHitch/Documents/Stillwater/BucksBats/figs/Figure1_map.PNG" id="14" name="Picture"/>
+                          <pic:cNvPicPr>
+                            <a:picLocks noChangeArrowheads="1" noChangeAspect="1"/>
+                          </pic:cNvPicPr>
+                        </pic:nvPicPr>
+                        <pic:blipFill>
+                          <a:blip r:embed="rId12"/>
+                          <a:stretch>
+                            <a:fillRect/>
+                          </a:stretch>
+                        </pic:blipFill>
+                        <pic:spPr bwMode="auto">
+                          <a:xfrm>
+                            <a:off x="0" y="0"/>
+                            <a:ext cx="4533900" cy="3488196"/>
+                          </a:xfrm>
+                          <a:prstGeom prst="rect">
+                            <a:avLst/>
+                          </a:prstGeom>
+                          <a:noFill/>
+                          <a:ln w="9525">
+                            <a:noFill/>
+                            <a:headEnd/>
+                            <a:tailEnd/>
+                          </a:ln>
+                        </pic:spPr>
+                      </pic:pic>
+                    </a:graphicData>
+                  </a:graphic>
+                </wp:inline>
+              </w:drawing>
+            </w:r>
+          </w:p>
+          <w:p>
+            <w:pPr>
+              <w:jc w:val="center"/>
+            </w:pPr>
+            <w:pPr>
+              <w:jc w:val="left"/>
+              <w:spacing w:before="200"/>
+              <w:pStyle w:val="ImageCaption"/>
+            </w:pPr>
+            <w:r>
+              <w:t xml:space="preserve">Figure 1: Locations of eight passive acoustic monitoring sites in Plumas County, California, USA, in the northern Sierra Nevada. Detectors were distributed across an elevational gradient and included sites associated with Bucks Lake, Lower Bucks Lake, Grizzly Forebay, Three Lakes, and surrounding stream and upland habitats. The inset shows the location of the study area within northern California.</w:t>
+            </w:r>
+          </w:p>
+          <w:bookmarkEnd w:id="15"/>
+        </w:tc>
+      </w:tr>
+    </w:tbl>
+    <w:p>
+      <w:pPr>
+        <w:pStyle w:val="BodyText"/>
+      </w:pPr>
+      <w:r>
+        <w:t xml:space="preserve">Each site was equipped with an Anabat II ultrasonic detector and CF-ZCAIM data storage unit (Titley Electronics, Ballina, NSW, Australia) housed in a weatherproof enclosure mounted at least 1 m above the ground. Detectors were fitted with a microphone extension cable, weather shroud, and flat acoustic reflector. Units were powered by batteries recharged with 5-W solar panels and miniature charge controllers (EME Systems, Berkeley, California, USA). Detectors recorded nightly temperature and relative humidity. Lunar phase was obtained from the U.S. Naval Observatory and expressed from 0 (new moon) to 1 (full moon).</w:t>
+      </w:r>
+    </w:p>
+    <w:bookmarkEnd w:id="16"/>
+    <w:bookmarkStart w:id="17" w:name="Xd2cb29b1ab07cc0ad1e859044d9dd990df90cd8"/>
+    <w:p>
+      <w:pPr>
+        <w:pStyle w:val="Heading2"/>
+      </w:pPr>
+      <w:r>
+        <w:t xml:space="preserve">Acoustic classification and activity index</w:t>
+      </w:r>
+    </w:p>
+    <w:p>
+      <w:pPr>
+        <w:pStyle w:val="FirstParagraph"/>
+      </w:pPr>
+      <w:r>
+        <w:t xml:space="preserve">Echolocation calls were classified using Kaleidoscope Pro (Wildlife Acoustics Inc., version 5.1.8) with the Bats of North America 5.1.0 classifier at the</w:t>
+      </w:r>
+      <w:r>
+        <w:t xml:space="preserve"> </w:t>
+      </w:r>
+      <w:r>
+        <w:t xml:space="preserve">“More Accurate (Conservative)”</w:t>
+      </w:r>
+      <w:r>
+        <w:t xml:space="preserve"> </w:t>
+      </w:r>
+      <w:r>
+        <w:t xml:space="preserve">setting. Ten percent of classified calls were manually vetted.</w:t>
+      </w:r>
+    </w:p>
+    <w:p>
+      <w:pPr>
+        <w:pStyle w:val="BodyText"/>
+      </w:pPr>
+      <w:r>
+        <w:t xml:space="preserve">Bat activity was quantified using a modified Acoustic Activity Index</w:t>
+      </w:r>
+      <w:r>
+        <w:t xml:space="preserve"> </w:t>
+      </w:r>
+      <w:r>
+        <w:t xml:space="preserve">(Miller, 2001)</w:t>
+      </w:r>
+      <w:r>
+        <w:t xml:space="preserve"> </w:t>
+      </w:r>
+      <w:r>
+        <w:t xml:space="preserve">based on 5-min sampling intervals. Acoustic detections were divided into 5-min intervals, and nightly activity for each site was calculated as the number of intervals containing at least one bat call. Thus, the response represented the number of 5-min intervals per site-night in which bats were acoustically active rather than the total number of individual calls.</w:t>
+      </w:r>
+    </w:p>
+    <w:p>
+      <w:pPr>
+        <w:pStyle w:val="BodyText"/>
+      </w:pPr>
+      <w:r>
+        <w:t xml:space="preserve">Because environmental measurements could be available on nights when acoustic sampling failed, we reconstructed detector effort independently of bat detections. Site-nights lacking evidence of usable acoustic recording were treated as unsampled and excluded from analysis; they were not assigned zero bat activity. Zero-activity observations were retained only when usable acoustic recordings demonstrated that the detector operated but no accepted bat detections occurred. This distinction prevented intermittent equipment failure from being represented as ecological absence in the seasonal and environmental response models.</w:t>
+      </w:r>
+    </w:p>
+    <w:p>
+      <w:pPr>
+        <w:pStyle w:val="BodyText"/>
+      </w:pPr>
+      <w:r>
+        <w:t xml:space="preserve">For environmental analyses, nightly mean temperature and relative humidity were standardized to a mean of zero and standard deviation of one. Day of year and lunar phase were retained on their original scales for model fitting.</w:t>
+      </w:r>
+    </w:p>
+    <w:bookmarkEnd w:id="17"/>
+    <w:bookmarkStart w:id="22" w:name="causal-structure-and-seasonal-activity"/>
+    <w:p>
+      <w:pPr>
+        <w:pStyle w:val="Heading2"/>
+      </w:pPr>
+      <w:r>
+        <w:t xml:space="preserve">Causal structure and seasonal activity</w:t>
+      </w:r>
+    </w:p>
+    <w:p>
+      <w:pPr>
+        <w:pStyle w:val="FirstParagraph"/>
+      </w:pPr>
+      <w:r>
+        <w:t xml:space="preserve">The causal structure used to distinguish seasonal and nightly environmental associations is shown in</w:t>
+      </w:r>
+      <w:r>
+        <w:t xml:space="preserve"> </w:t>
+      </w:r>
+      <w:hyperlink w:anchor="fig-dag">
+        <w:r>
+          <w:rPr>
+            <w:rStyle w:val="Hyperlink"/>
+          </w:rPr>
+          <w:t xml:space="preserve">Figure 2</w:t>
+        </w:r>
+      </w:hyperlink>
+      <w:r>
+        <w:t xml:space="preserve">. Day of year was represented as a common cause of temperature, relative humidity, and bat activity, while temperature was additionally allowed to influence relative humidity. Temperature, relative humidity, and lunar phase were each represented as having direct effects on bat activity. This structure distinguishes the total seasonal pattern in activity from seasonal structure remaining after conditioning on nightly environmental conditions and provides the basis for estimating conditional environmental responses.</w:t>
+      </w:r>
+    </w:p>
+    <w:tbl>
+      <w:tblPr>
+        <w:tblStyle w:val="Table"/>
+        <w:tblW w:type="pct" w:w="5000"/>
+        <w:tblLayout w:type="fixed"/>
+        <w:tblLook w:firstRow="0" w:lastRow="0" w:firstColumn="0" w:lastColumn="0" w:noHBand="0" w:noVBand="0" w:val="0000"/>
+      </w:tblPr>
+      <w:tblGrid>
+        <w:gridCol w:w="7920"/>
+      </w:tblGrid>
+      <w:tr>
+        <w:tc>
+          <w:tcPr/>
+          <w:bookmarkStart w:id="21" w:name="fig-dag"/>
           <w:p>
             <w:pPr>
               <w:pStyle w:val="Compact"/>
@@ -790,18 +642,18 @@
                 <wp:inline>
                   <wp:extent cx="4533900" cy="3022599"/>
                   <wp:effectExtent b="0" l="0" r="0" t="0"/>
-                  <wp:docPr descr="" title="" id="14" name="Picture"/>
+                  <wp:docPr descr="" title="" id="19" name="Picture"/>
                   <a:graphic>
                     <a:graphicData uri="http://schemas.openxmlformats.org/drawingml/2006/picture">
                       <pic:pic>
                         <pic:nvPicPr>
-                          <pic:cNvPr descr="C:/Users/AHitch/Documents/Stillwater/BucksBats/figs/Figure2_DAG.PNG" id="15" name="Picture"/>
+                          <pic:cNvPr descr="C:/Users/AHitch/Documents/Stillwater/BucksBats/figs/Figure2_DAG.PNG" id="20" name="Picture"/>
                           <pic:cNvPicPr>
                             <a:picLocks noChangeArrowheads="1" noChangeAspect="1"/>
                           </pic:cNvPicPr>
                         </pic:nvPicPr>
                         <pic:blipFill>
-                          <a:blip r:embed="rId13"/>
+                          <a:blip r:embed="rId18"/>
                           <a:stretch>
                             <a:fillRect/>
                           </a:stretch>
@@ -838,10 +690,10 @@
               <w:pStyle w:val="ImageCaption"/>
             </w:pPr>
             <w:r>
-              <w:t xml:space="preserve">Figure 1: Directed acyclic graph representing the hypothesized causal relationships among day of year, nightly temperature, relative humidity, lunar phase, and bat acoustic activity. Arrows indicate the assumed direction of causal influence. Day of year represents seasonal structure in bat activity and environmental conditions not otherwise represented by the measured nightly covariates. Temperature was assumed to influence relative humidity in addition to having a direct effect on bat activity. Relative humidity and lunar phase were also hypothesized to directly influence bat activity. The graph was used to guide model specification and interpretation of total seasonal and conditional environmental associations.</w:t>
+              <w:t xml:space="preserve">Figure 2: Directed acyclic graph representing the hypothesized causal relationships among day of year, nightly temperature, relative humidity, lunar phase, and bat acoustic activity. Arrows indicate the assumed direction of causal influence. Day of year represents seasonal structure in bat activity and environmental conditions not otherwise represented by the measured nightly covariates. Temperature was assumed to influence relative humidity in addition to having a direct effect on bat activity. Relative humidity and lunar phase were also hypothesized to directly influence bat activity. The graph was used to guide model specification and interpretation of total seasonal and conditional environmental associations.</w:t>
             </w:r>
           </w:p>
-          <w:bookmarkEnd w:id="16"/>
+          <w:bookmarkEnd w:id="21"/>
         </w:tc>
       </w:tr>
     </w:tbl>
@@ -893,8 +745,8 @@
         <w:t xml:space="preserve">included day of year, nightly temperature, relative humidity, and lunar phase simultaneously. Environmental response curves from this model therefore describe the association with each focal environmental variable after conditioning on the remaining modeled predictors. The day-of-year smooth from this model represents residual seasonal phenology after accounting for nightly environmental conditions. Comparison of the total seasonal and conditional seasonal patterns was used to distinguish the observed seasonal activity pattern from seasonal structure remaining after nightly weather and lunar phase were held constant.</w:t>
       </w:r>
     </w:p>
-    <w:bookmarkEnd w:id="17"/>
-    <w:bookmarkStart w:id="18" w:name="Xf41802852fb3bb763f27b89a2d1ce902d9fc357"/>
+    <w:bookmarkEnd w:id="22"/>
+    <w:bookmarkStart w:id="23" w:name="Xf41802852fb3bb763f27b89a2d1ce902d9fc357"/>
     <w:p>
       <w:pPr>
         <w:pStyle w:val="Heading2"/>
@@ -931,30 +783,7 @@
         <w:t xml:space="preserve"> </w:t>
       </w:r>
       <w:r>
-        <w:t xml:space="preserve">(</w:t>
-      </w:r>
-      <w:r>
-        <w:rPr>
-          <w:b/>
-          <w:bCs/>
-        </w:rPr>
-        <w:t xml:space="preserve">fenton1981?</w:t>
-      </w:r>
-      <w:r>
-        <w:t xml:space="preserve">;</w:t>
-      </w:r>
-      <w:r>
-        <w:t xml:space="preserve"> </w:t>
-      </w:r>
-      <w:r>
-        <w:rPr>
-          <w:b/>
-          <w:bCs/>
-        </w:rPr>
-        <w:t xml:space="preserve">ofarrell1999?</w:t>
-      </w:r>
-      <w:r>
-        <w:t xml:space="preserve">)</w:t>
+        <w:t xml:space="preserve">(Fenton &amp; Bell, 1981; O’Farrell et al., 1999)</w:t>
       </w:r>
       <w:r>
         <w:t xml:space="preserve">. Group boundaries were based on species accounts in the Western Bat Working Group reference and the Kaleidoscope Pro classifier reference-call library and correspond to frequency ranges over which atmospheric absorption of ultrasound is expected to differ in sensitivity to humidity</w:t>
@@ -963,30 +792,7 @@
         <w:t xml:space="preserve"> </w:t>
       </w:r>
       <w:r>
-        <w:t xml:space="preserve">(</w:t>
-      </w:r>
-      <w:r>
-        <w:rPr>
-          <w:b/>
-          <w:bCs/>
-        </w:rPr>
-        <w:t xml:space="preserve">griffin1971?</w:t>
-      </w:r>
-      <w:r>
-        <w:t xml:space="preserve">;</w:t>
-      </w:r>
-      <w:r>
-        <w:t xml:space="preserve"> </w:t>
-      </w:r>
-      <w:r>
-        <w:rPr>
-          <w:b/>
-          <w:bCs/>
-        </w:rPr>
-        <w:t xml:space="preserve">lawrence1982?</w:t>
-      </w:r>
-      <w:r>
-        <w:t xml:space="preserve">)</w:t>
+        <w:t xml:space="preserve">(Griffin, 1971; Lawrence &amp; Simmons, 1982)</w:t>
       </w:r>
       <w:r>
         <w:t xml:space="preserve">.</w:t>
@@ -1226,11 +1032,11 @@
         <w:pStyle w:val="BodyText"/>
       </w:pPr>
       <w:r>
-        <w:t xml:space="preserve">For each frequency group, nightly activity at each site was calculated as the number of 5-min intervals containing at least one detection from any species assigned to that group. The same model-development and diagnostic framework used for aggregate activity was then evaluated for the frequency-group datasets.</w:t>
-      </w:r>
-    </w:p>
-    <w:bookmarkEnd w:id="18"/>
-    <w:bookmarkStart w:id="19" w:name="bayesian-generalized-additive-models"/>
+        <w:t xml:space="preserve">For each frequency group, nightly activity at each site was calculated as the number of 5-min intervals containing at least one detection from any species assigned to that group. Frequency-group activity was analyzed using the same negative-binomial likelihood, site-specific seasonal structure, environmental predictors, and model-assessment framework used for aggregate activity.</w:t>
+      </w:r>
+    </w:p>
+    <w:bookmarkEnd w:id="23"/>
+    <w:bookmarkStart w:id="24" w:name="bayesian-generalized-additive-models"/>
     <w:p>
       <w:pPr>
         <w:pStyle w:val="Heading2"/>
@@ -1244,57 +1050,7 @@
         <w:pStyle w:val="FirstParagraph"/>
       </w:pPr>
       <w:r>
-        <w:t xml:space="preserve">We modeled nightly acoustic activity using Bayesian generalized additive models (GAMs) fit in</w:t>
-      </w:r>
-      <w:r>
-        <w:t xml:space="preserve"> </w:t>
-      </w:r>
-      <w:r>
-        <w:rPr>
-          <w:rStyle w:val="VerbatimChar"/>
-        </w:rPr>
-        <w:t xml:space="preserve">brms</w:t>
-      </w:r>
-      <w:r>
-        <w:t xml:space="preserve"> </w:t>
-      </w:r>
-      <w:r>
-        <w:t xml:space="preserve">(</w:t>
-      </w:r>
-      <w:r>
-        <w:rPr>
-          <w:b/>
-          <w:bCs/>
-        </w:rPr>
-        <w:t xml:space="preserve">burkner2017?</w:t>
-      </w:r>
-      <w:r>
-        <w:t xml:space="preserve">)</w:t>
-      </w:r>
-      <w:r>
-        <w:t xml:space="preserve"> </w:t>
-      </w:r>
-      <w:r>
-        <w:t xml:space="preserve">with Stan</w:t>
-      </w:r>
-      <w:r>
-        <w:t xml:space="preserve"> </w:t>
-      </w:r>
-      <w:r>
-        <w:t xml:space="preserve">(</w:t>
-      </w:r>
-      <w:r>
-        <w:rPr>
-          <w:b/>
-          <w:bCs/>
-        </w:rPr>
-        <w:t xml:space="preserve">carpenter2017?</w:t>
-      </w:r>
-      <w:r>
-        <w:t xml:space="preserve">)</w:t>
-      </w:r>
-      <w:r>
-        <w:t xml:space="preserve">. Nightly activity was represented as the number of 5-min intervals containing at least one bat call and was modeled using a negative-binomial distribution with a log link to accommodate the substantial variation among nights.</w:t>
+        <w:t xml:space="preserve">We modeled nightly acoustic activity using Bayesian generalized additive models (GAMs). Nightly activity was represented as the number of 5-min intervals containing at least one bat call and was modeled using a negative-binomial distribution with a log link to accommodate the substantial variation among nights.</w:t>
       </w:r>
     </w:p>
     <w:p>
@@ -2243,8 +1999,8 @@
         <w:t xml:space="preserve">). Because the factor smooth is fully penalized and represents site-level differences in the seasonal trajectory, we did not include an additional site random intercept.</w:t>
       </w:r>
     </w:p>
-    <w:bookmarkEnd w:id="19"/>
-    <w:bookmarkStart w:id="20" w:name="priors-computation-and-model-assessment"/>
+    <w:bookmarkEnd w:id="24"/>
+    <w:bookmarkStart w:id="25" w:name="priors-computation-and-model-assessment"/>
     <w:p>
       <w:pPr>
         <w:pStyle w:val="Heading2"/>
@@ -2270,22 +2026,13 @@
         <w:t xml:space="preserve">brms</w:t>
       </w:r>
       <w:r>
-        <w:t xml:space="preserve">. Models were estimated using Hamiltonian Monte Carlo through the</w:t>
-      </w:r>
-      <w:r>
-        <w:t xml:space="preserve"> </w:t>
-      </w:r>
-      <w:r>
-        <w:rPr>
-          <w:rStyle w:val="VerbatimChar"/>
-        </w:rPr>
-        <w:t xml:space="preserve">cmdstanr</w:t>
-      </w:r>
-      <w:r>
-        <w:t xml:space="preserve"> </w:t>
-      </w:r>
-      <w:r>
-        <w:t xml:space="preserve">backend, with four chains of 4,000 iterations, including 1,000 warmup iterations per chain, yielding 12,000 post-warmup draws. Sampling used</w:t>
+        <w:t xml:space="preserve"> </w:t>
+      </w:r>
+      <w:r>
+        <w:t xml:space="preserve">(Bürkner, 2017)</w:t>
+      </w:r>
+      <w:r>
+        <w:t xml:space="preserve">. Models were estimated using Hamiltonian Monte Carlo, with four chains of 4,000 iterations, including 1,000 warmup iterations per chain, yielding 12,000 post-warmup draws. Sampling used</w:t>
       </w:r>
       <w:r>
         <w:t xml:space="preserve"> </w:t>
@@ -2326,7 +2073,7 @@
         </m:acc>
       </m:oMath>
       <w:r>
-        <w:t xml:space="preserve">, bulk and tail effective sample sizes, divergent transitions, maximum-tree-depth warnings, and energy diagnostics. Model adequacy was evaluated using posterior predictive checks of the response distribution and site-level variation, including the mean, standard deviation, and frequency of zero-activity nights. Because sampling was interrupted at some sites by detector failures, residual temporal dependence was evaluated using calendar-day lags rather than row-order lags, ensuring that missing sampling nights were not treated as consecutive observations. We examined these residual correlations to determine whether important temporal structure remained after accounting for the shared and site-specific seasonal trajectories.</w:t>
+        <w:t xml:space="preserve">, bulk and tail effective sample sizes, divergent transitions, maximum-tree-depth warnings, and energy diagnostics. Model adequacy was evaluated using posterior predictive checks of the response distribution and site-level variation, including the mean, standard deviation, and frequency of zero-activity nights. Because sampling was interrupted at some sites by detector failures, residual temporal dependence was evaluated using calendar-day lags rather than row-order lags, ensuring that gaps in acoustic sampling were not treated as consecutive observations. These residual correlations were used to assess whether important temporal structure remained after representing shared and site-specific seasonal phenology. Model adequacy was judged with respect to the ecological estimands of interest rather than by requiring the model to reproduce every feature of the observed data; additional temporal structure was not introduced solely to eliminate weak residual short-lag correlation when posterior predictive checks indicated adequate representation of the response features relevant to inference.</w:t>
       </w:r>
     </w:p>
     <w:p>
@@ -2342,7 +2089,16 @@
         <w:pStyle w:val="BodyText"/>
       </w:pPr>
       <w:r>
-        <w:t xml:space="preserve">All analyses were conducted in R. Models were fit with</w:t>
+        <w:t xml:space="preserve">All analyses were conducted in R</w:t>
+      </w:r>
+      <w:r>
+        <w:t xml:space="preserve"> </w:t>
+      </w:r>
+      <w:r>
+        <w:t xml:space="preserve">(R Core Team, 2026)</w:t>
+      </w:r>
+      <w:r>
+        <w:t xml:space="preserve">. Models were fit with</w:t>
       </w:r>
       <w:r>
         <w:t xml:space="preserve"> </w:t>
@@ -2357,39 +2113,7 @@
         <w:t xml:space="preserve"> </w:t>
       </w:r>
       <w:r>
-        <w:t xml:space="preserve">(</w:t>
-      </w:r>
-      <w:r>
-        <w:rPr>
-          <w:b/>
-          <w:bCs/>
-        </w:rPr>
-        <w:t xml:space="preserve">burkner2017?</w:t>
-      </w:r>
-      <w:r>
-        <w:t xml:space="preserve">)</w:t>
-      </w:r>
-      <w:r>
-        <w:t xml:space="preserve"> </w:t>
-      </w:r>
-      <w:r>
-        <w:t xml:space="preserve">using Stan</w:t>
-      </w:r>
-      <w:r>
-        <w:t xml:space="preserve"> </w:t>
-      </w:r>
-      <w:r>
-        <w:t xml:space="preserve">(</w:t>
-      </w:r>
-      <w:r>
-        <w:rPr>
-          <w:b/>
-          <w:bCs/>
-        </w:rPr>
-        <w:t xml:space="preserve">carpenter2017?</w:t>
-      </w:r>
-      <w:r>
-        <w:t xml:space="preserve">)</w:t>
+        <w:t xml:space="preserve">(Bürkner, 2017)</w:t>
       </w:r>
       <w:r>
         <w:t xml:space="preserve"> </w:t>
@@ -2407,6 +2131,12 @@
         <w:t xml:space="preserve">cmdstanr</w:t>
       </w:r>
       <w:r>
+        <w:t xml:space="preserve"> </w:t>
+      </w:r>
+      <w:r>
+        <w:t xml:space="preserve">(Gabry et al., 2025)</w:t>
+      </w:r>
+      <w:r>
         <w:t xml:space="preserve">; posterior summaries and predictions were generated using</w:t>
       </w:r>
       <w:r>
@@ -2422,6 +2152,12 @@
         <w:t xml:space="preserve"> </w:t>
       </w:r>
       <w:r>
+        <w:t xml:space="preserve">(Bürkner et al., 2026)</w:t>
+      </w:r>
+      <w:r>
+        <w:t xml:space="preserve"> </w:t>
+      </w:r>
+      <w:r>
         <w:t xml:space="preserve">and</w:t>
       </w:r>
       <w:r>
@@ -2437,25 +2173,15 @@
         <w:t xml:space="preserve"> </w:t>
       </w:r>
       <w:r>
-        <w:t xml:space="preserve">(</w:t>
-      </w:r>
-      <w:r>
-        <w:rPr>
-          <w:b/>
-          <w:bCs/>
-        </w:rPr>
-        <w:t xml:space="preserve">kay2023?</w:t>
-      </w:r>
-      <w:r>
-        <w:t xml:space="preserve">)</w:t>
+        <w:t xml:space="preserve">(Kay, 2024)</w:t>
       </w:r>
       <w:r>
         <w:t xml:space="preserve">.</w:t>
       </w:r>
     </w:p>
-    <w:bookmarkEnd w:id="20"/>
-    <w:bookmarkEnd w:id="21"/>
-    <w:bookmarkStart w:id="50" w:name="results"/>
+    <w:bookmarkEnd w:id="25"/>
+    <w:bookmarkEnd w:id="26"/>
+    <w:bookmarkStart w:id="53" w:name="results"/>
     <w:p>
       <w:pPr>
         <w:pStyle w:val="Heading1"/>
@@ -2464,7 +2190,7 @@
         <w:t xml:space="preserve">Results</w:t>
       </w:r>
     </w:p>
-    <w:bookmarkStart w:id="23" w:name="sampling-and-acoustic-activity"/>
+    <w:bookmarkStart w:id="28" w:name="sampling-and-acoustic-activity"/>
     <w:p>
       <w:pPr>
         <w:pStyle w:val="Heading2"/>
@@ -2478,7 +2204,7 @@
         <w:pStyle w:val="FirstParagraph"/>
       </w:pPr>
       <w:r>
-        <w:t xml:space="preserve">After excluding nights without usable acoustic recordings, the final analysis comprised 1,056 site-nights across eight sites and 179 sampling nights from late April through mid-October 2015 (</w:t>
+        <w:t xml:space="preserve">The analysis comprised 1,056 sampled site-nights across eight sites and 179 sampling nights from late April through mid-October 2015 (</w:t>
       </w:r>
       <w:hyperlink w:anchor="tbl-study-summary">
         <w:r>
@@ -2489,7 +2215,7 @@
         </w:r>
       </w:hyperlink>
       <w:r>
-        <w:t xml:space="preserve">). Sampling effort varied among sites because of detector failures and other periods without usable acoustic data, ranging from 47 retained nights at BUL18 to 174 nights at the most intensively sampled sites.</w:t>
+        <w:t xml:space="preserve">). Nights without usable acoustic recordings were excluded as unsampled rather than treated as zero activity; sampled nights with no accepted bat detections were retained as legitimate zeroes. Sampling effort therefore varied among sites because of detector failures and other periods without usable acoustic data, ranging from 47 retained nights at BUL18 to 174 nights at the most intensively sampled sites.</w:t>
       </w:r>
     </w:p>
     <w:p>
@@ -2524,7 +2250,7 @@
       <w:tr>
         <w:tc>
           <w:tcPr/>
-          <w:bookmarkStart w:id="22" w:name="tbl-study-summary"/>
+          <w:bookmarkStart w:id="27" w:name="tbl-study-summary"/>
           <w:p>
             <w:pPr>
               <w:jc w:val="center"/>
@@ -2832,13 +2558,13 @@
               </w:tc>
             </w:tr>
           </w:tbl>
-          <w:bookmarkEnd w:id="22"/>
+          <w:bookmarkEnd w:id="27"/>
           <w:p/>
         </w:tc>
       </w:tr>
     </w:tbl>
-    <w:bookmarkEnd w:id="23"/>
-    <w:bookmarkStart w:id="24" w:name="model-adequacy-and-diagnostics"/>
+    <w:bookmarkEnd w:id="28"/>
+    <w:bookmarkStart w:id="29" w:name="model-adequacy-and-diagnostics"/>
     <w:p>
       <w:pPr>
         <w:pStyle w:val="Heading2"/>
@@ -2852,7 +2578,7 @@
         <w:pStyle w:val="FirstParagraph"/>
       </w:pPr>
       <w:r>
-        <w:t xml:space="preserve">The final models incorporated site-specific seasonal phenology using penalized factor-smooth interactions between day of year and site. This structure substantially accounted for temporal dependence in nightly activity. In the aggregate conditional model, residual autocorrelation declined from 0.379 at lag 1 to 0.208 at lag 2 and 0.168 at lag 3, approached zero by lag 4, and remained weak at longer lags. Thus, the remaining temporal dependence was limited primarily to the shortest time lags.</w:t>
+        <w:t xml:space="preserve">The models represented site-specific seasonal phenology using penalized factor-smooth interactions between day of year and site. In the aggregate conditional model, residual autocorrelation declined from 0.379 at a one-day lag to 0.208 at two days and 0.168 at three days, approached zero by four days, and remained weak at longer lags. Remaining temporal dependence was therefore concentrated primarily at the shortest lags.</w:t>
       </w:r>
     </w:p>
     <w:p>
@@ -2881,11 +2607,11 @@
         <w:t xml:space="preserve"> </w:t>
       </w:r>
       <w:r>
-        <w:t xml:space="preserve">values were 1.00, with large bulk and tail effective sample sizes. Seven of 12,000 post-warmup transitions in the aggregate conditional model reached the maximum tree depth of 12. Posterior predictive checks showed that the model reproduced the overall distribution of nightly activity and site-specific mean activity well, although predictive variation differed somewhat among sites. In particular, variability was overpredicted at BUC3, BUL11, and LBL5 and modestly underpredicted at several other sites. Overall, the final model captured the principal seasonal, among-site, and distributional structure relevant to inference while retaining a parsimonious representation of the data.</w:t>
-      </w:r>
-    </w:p>
-    <w:bookmarkEnd w:id="24"/>
-    <w:bookmarkStart w:id="29" w:name="seasonal-activity"/>
+        <w:t xml:space="preserve">values were 1.00, with large bulk and tail effective sample sizes, and seven of 12,000 post-warmup transitions in the aggregate conditional model reached the maximum tree depth of 12. Posterior predictive checks reproduced the overall distribution of nightly activity and site-specific mean activity well. Predictive variance was overestimated at BUC3, BUL11, and LBL5 and modestly underestimated at several other sites, but the principal seasonal, among-site, and distributional features relevant to the environmental contrasts were adequately represented. Detailed sampling diagnostics, posterior predictive checks, and residual temporal diagnostics are provided in the Supplementary Material.</w:t>
+      </w:r>
+    </w:p>
+    <w:bookmarkEnd w:id="29"/>
+    <w:bookmarkStart w:id="34" w:name="seasonal-activity"/>
     <w:p>
       <w:pPr>
         <w:pStyle w:val="Heading2"/>
@@ -2906,7 +2632,7 @@
           <w:rPr>
             <w:rStyle w:val="Hyperlink"/>
           </w:rPr>
-          <w:t xml:space="preserve">Figure 2</w:t>
+          <w:t xml:space="preserve">Figure 3</w:t>
         </w:r>
       </w:hyperlink>
       <w:r>
@@ -2917,7 +2643,7 @@
           <w:rPr>
             <w:rStyle w:val="Hyperlink"/>
           </w:rPr>
-          <w:t xml:space="preserve">Figure 2</w:t>
+          <w:t xml:space="preserve">Figure 3</w:t>
         </w:r>
       </w:hyperlink>
       <w:r>
@@ -2934,7 +2660,7 @@
           <w:rPr>
             <w:rStyle w:val="Hyperlink"/>
           </w:rPr>
-          <w:t xml:space="preserve">Figure 2</w:t>
+          <w:t xml:space="preserve">Figure 3</w:t>
         </w:r>
       </w:hyperlink>
       <w:r>
@@ -2951,7 +2677,7 @@
           <w:rPr>
             <w:rStyle w:val="Hyperlink"/>
           </w:rPr>
-          <w:t xml:space="preserve">Figure 2</w:t>
+          <w:t xml:space="preserve">Figure 3</w:t>
         </w:r>
       </w:hyperlink>
       <w:r>
@@ -2977,7 +2703,7 @@
       <w:tr>
         <w:tc>
           <w:tcPr/>
-          <w:bookmarkStart w:id="28" w:name="fig-seasonality"/>
+          <w:bookmarkStart w:id="33" w:name="fig-seasonality"/>
           <w:p>
             <w:pPr>
               <w:pStyle w:val="Compact"/>
@@ -2988,18 +2714,18 @@
                 <wp:inline>
                   <wp:extent cx="5334000" cy="2833687"/>
                   <wp:effectExtent b="0" l="0" r="0" t="0"/>
-                  <wp:docPr descr="" title="" id="26" name="Picture"/>
+                  <wp:docPr descr="" title="" id="31" name="Picture"/>
                   <a:graphic>
                     <a:graphicData uri="http://schemas.openxmlformats.org/drawingml/2006/picture">
                       <pic:pic>
                         <pic:nvPicPr>
-                          <pic:cNvPr descr="C:/Users/AHitch/Documents/Stillwater/BucksBats/figs/Figure3_seasonality.PNG" id="27" name="Picture"/>
+                          <pic:cNvPr descr="C:/Users/AHitch/Documents/Stillwater/BucksBats/figs/Figure3_seasonality.PNG" id="32" name="Picture"/>
                           <pic:cNvPicPr>
                             <a:picLocks noChangeArrowheads="1" noChangeAspect="1"/>
                           </pic:cNvPicPr>
                         </pic:nvPicPr>
                         <pic:blipFill>
-                          <a:blip r:embed="rId25"/>
+                          <a:blip r:embed="rId30"/>
                           <a:stretch>
                             <a:fillRect/>
                           </a:stretch>
@@ -3036,15 +2762,15 @@
               <w:pStyle w:val="ImageCaption"/>
             </w:pPr>
             <w:r>
-              <w:t xml:space="preserve">Figure 2: Seasonal variation in community-level bat acoustic activity across eight sites in the northern Sierra Nevada, California, April–October 2015. (a) Total seasonal pattern from the day-of-year model, shown as the posterior distribution of the equal-site averaged expected number of 5-min intervals per night in which a bat call occurred. (b) Conditional seasonal pattern from the environmental model after accounting for nightly mean temperature, relative humidity, and lunar phase; the curve is likewise averaged equally across sites. (c) Site-specific seasonal phenology from the total seasonal model. Thin gray lines show posterior median trajectories for individual sites; the black line and shaded bands show the equal-site averaged seasonal trajectory. In panels a and b, and for the average in panel c, lines indicate posterior medians and shaded bands indicate 50%, 80%, and 89% credible intervals from darkest to lightest.</w:t>
+              <w:t xml:space="preserve">Figure 3: Seasonal variation in community-level bat acoustic activity across eight sites in the northern Sierra Nevada, California, April–October 2015. (a) Total seasonal pattern from the day-of-year model, shown as the posterior distribution of the equal-site averaged expected number of 5-min intervals per night in which a bat call occurred. (b) Conditional seasonal pattern from the environmental model after accounting for nightly mean temperature, relative humidity, and lunar phase; the curve is likewise averaged equally across sites. (c) Site-specific seasonal phenology from the total seasonal model. Thin gray lines show posterior median trajectories for individual sites; the black line and shaded bands show the equal-site averaged seasonal trajectory. In panels a and b, and for the average in panel c, lines indicate posterior medians and shaded bands indicate 50%, 80%, and 89% credible intervals from darkest to lightest.</w:t>
             </w:r>
           </w:p>
-          <w:bookmarkEnd w:id="28"/>
+          <w:bookmarkEnd w:id="33"/>
         </w:tc>
       </w:tr>
     </w:tbl>
-    <w:bookmarkEnd w:id="29"/>
-    <w:bookmarkStart w:id="48" w:name="echolocation-frequency-groups"/>
+    <w:bookmarkEnd w:id="34"/>
+    <w:bookmarkStart w:id="52" w:name="echolocation-frequency-groups"/>
     <w:p>
       <w:pPr>
         <w:pStyle w:val="Heading2"/>
@@ -3061,7 +2787,7 @@
         <w:t xml:space="preserve">Characteristic-frequency groups contributed very different amounts of total recorded activity. High-frequency species accounted for 69,001 detection intervals, compared with 27,602 for the mid-frequency group and 7,078 for the low-frequency group. Consequently, the aggregate community response was numerically dominated by high-frequency detections, although the frequency-stratified models allow the environmental responses of the three groups to be evaluated separately.</w:t>
       </w:r>
     </w:p>
-    <w:bookmarkStart w:id="34" w:name="Xc226c86840b44ba4259ee0a683b513f11a024e3"/>
+    <w:bookmarkStart w:id="39" w:name="Xc226c86840b44ba4259ee0a683b513f11a024e3"/>
     <w:p>
       <w:pPr>
         <w:pStyle w:val="Heading3"/>
@@ -3082,7 +2808,7 @@
           <w:rPr>
             <w:rStyle w:val="Hyperlink"/>
           </w:rPr>
-          <w:t xml:space="preserve">Figure 3</w:t>
+          <w:t xml:space="preserve">Figure 4</w:t>
         </w:r>
       </w:hyperlink>
       <w:r>
@@ -3171,115 +2897,7 @@
       <w:tr>
         <w:tc>
           <w:tcPr/>
-          <w:bookmarkStart w:id="33" w:name="fig-temperature"/>
-          <w:p>
-            <w:pPr>
-              <w:pStyle w:val="Compact"/>
-              <w:jc w:val="center"/>
-            </w:pPr>
-            <w:r>
-              <w:drawing>
-                <wp:inline>
-                  <wp:extent cx="5334000" cy="1833562"/>
-                  <wp:effectExtent b="0" l="0" r="0" t="0"/>
-                  <wp:docPr descr="" title="" id="31" name="Picture"/>
-                  <a:graphic>
-                    <a:graphicData uri="http://schemas.openxmlformats.org/drawingml/2006/picture">
-                      <pic:pic>
-                        <pic:nvPicPr>
-                          <pic:cNvPr descr="C:/Users/AHitch/Documents/Stillwater/BucksBats/figs/Figure4_temperature.PNG" id="32" name="Picture"/>
-                          <pic:cNvPicPr>
-                            <a:picLocks noChangeArrowheads="1" noChangeAspect="1"/>
-                          </pic:cNvPicPr>
-                        </pic:nvPicPr>
-                        <pic:blipFill>
-                          <a:blip r:embed="rId30"/>
-                          <a:stretch>
-                            <a:fillRect/>
-                          </a:stretch>
-                        </pic:blipFill>
-                        <pic:spPr bwMode="auto">
-                          <a:xfrm>
-                            <a:off x="0" y="0"/>
-                            <a:ext cx="5334000" cy="1833562"/>
-                          </a:xfrm>
-                          <a:prstGeom prst="rect">
-                            <a:avLst/>
-                          </a:prstGeom>
-                          <a:noFill/>
-                          <a:ln w="9525">
-                            <a:noFill/>
-                            <a:headEnd/>
-                            <a:tailEnd/>
-                          </a:ln>
-                        </pic:spPr>
-                      </pic:pic>
-                    </a:graphicData>
-                  </a:graphic>
-                </wp:inline>
-              </w:drawing>
-            </w:r>
-          </w:p>
-          <w:p>
-            <w:pPr>
-              <w:jc w:val="center"/>
-            </w:pPr>
-            <w:pPr>
-              <w:jc w:val="left"/>
-              <w:spacing w:before="200"/>
-              <w:pStyle w:val="ImageCaption"/>
-            </w:pPr>
-            <w:r>
-              <w:t xml:space="preserve">Figure 3: Conditional relationships between nightly mean temperature and bat acoustic activity for (a) low-frequency, (b) mid-frequency, and (c) high-frequency echolocation groups at eight sites in the northern Sierra Nevada, California. Predictions were generated across the observed temperature range and averaged over the observed distribution of sampled days of year, with each site weighted equally; relative humidity and lunar phase were held at their reference values. Lines show posterior medians and shaded ribbons show 50%, 80%, and 89% credible intervals (darkest to lightest). Y-axis scales differ among panels to emphasize differences in response shape among frequency groups.</w:t>
-            </w:r>
-          </w:p>
-          <w:bookmarkEnd w:id="33"/>
-        </w:tc>
-      </w:tr>
-    </w:tbl>
-    <w:bookmarkEnd w:id="34"/>
-    <w:bookmarkStart w:id="39" w:name="frequency-dependent-humidity-responses"/>
-    <w:p>
-      <w:pPr>
-        <w:pStyle w:val="Heading3"/>
-      </w:pPr>
-      <w:r>
-        <w:t xml:space="preserve">Frequency-dependent humidity responses</w:t>
-      </w:r>
-    </w:p>
-    <w:p>
-      <w:pPr>
-        <w:pStyle w:val="FirstParagraph"/>
-      </w:pPr>
-      <w:r>
-        <w:t xml:space="preserve">Relative humidity was associated with markedly different patterns of activity among frequency groups (</w:t>
-      </w:r>
-      <w:hyperlink w:anchor="fig-humidity">
-        <w:r>
-          <w:rPr>
-            <w:rStyle w:val="Hyperlink"/>
-          </w:rPr>
-          <w:t xml:space="preserve">Figure 4</w:t>
-        </w:r>
-      </w:hyperlink>
-      <w:r>
-        <w:t xml:space="preserve">). Across the central 80% of observed nightly relative humidity conditions (49.4–84.6%), expected activity declined substantially for both the mid- and high-frequency groups. For high-frequency bats, expected activity decreased from 52.4 to 29.0 5-min detection intervals per night, corresponding to a median ratio of 0.55 (89% CrI: 0.50–0.62) and a posterior probability of a decrease of 1.00. Mid-frequency activity declined from 19.8 to 13.7 intervals per night over the same humidity range (median ratio = 0.69, 89% CrI: 0.58–0.83; posterior probability of decrease &gt; 0.999). In contrast, low-frequency activity showed little evidence of an overall decline, increasing slightly from 4.32 to 5.32 intervals per night (median ratio = 1.23, 89% CrI: 0.97–1.56; posterior probability of decrease = 0.083). Response curves were nonlinear, particularly for the mid-frequency group, but declines became pronounced at high relative humidity for both the mid- and high-frequency groups, whereas activity of the low-frequency group remained comparatively insensitive across the observed humidity gradient.</w:t>
-      </w:r>
-    </w:p>
-    <w:tbl>
-      <w:tblPr>
-        <w:tblStyle w:val="Table"/>
-        <w:tblW w:type="pct" w:w="5000"/>
-        <w:tblLayout w:type="fixed"/>
-        <w:tblLook w:firstRow="0" w:lastRow="0" w:firstColumn="0" w:lastColumn="0" w:noHBand="0" w:noVBand="0" w:val="0000"/>
-      </w:tblPr>
-      <w:tblGrid>
-        <w:gridCol w:w="7920"/>
-      </w:tblGrid>
-      <w:tr>
-        <w:tc>
-          <w:tcPr/>
-          <w:bookmarkStart w:id="38" w:name="fig-humidity"/>
+          <w:bookmarkStart w:id="38" w:name="fig-temperature"/>
           <w:p>
             <w:pPr>
               <w:pStyle w:val="Compact"/>
@@ -3295,7 +2913,7 @@
                     <a:graphicData uri="http://schemas.openxmlformats.org/drawingml/2006/picture">
                       <pic:pic>
                         <pic:nvPicPr>
-                          <pic:cNvPr descr="C:/Users/AHitch/Documents/Stillwater/BucksBats/figs/Figure5_humidity.PNG" id="37" name="Picture"/>
+                          <pic:cNvPr descr="C:/Users/AHitch/Documents/Stillwater/BucksBats/figs/Figure4_temperature.PNG" id="37" name="Picture"/>
                           <pic:cNvPicPr>
                             <a:picLocks noChangeArrowheads="1" noChangeAspect="1"/>
                           </pic:cNvPicPr>
@@ -3338,7 +2956,7 @@
               <w:pStyle w:val="ImageCaption"/>
             </w:pPr>
             <w:r>
-              <w:t xml:space="preserve">Figure 4: Conditional relationships between nightly mean relative humidity and bat activity for (a) low-, (b) mid-, and (c) high-frequency echolocation groups. Lines show posterior median expected numbers of 5-min detection intervals per night, with inner and outer ribbons representing 50% and 89% credible intervals, respectively. Predictions were generated from the frequency-group-specific Bayesian generalized additive models while holding the other environmental predictors at their reference values and averaging over the seasonal effect. Note that y-axis scales differ among panels to emphasize the shape and uncertainty of the response within each frequency group.</w:t>
+              <w:t xml:space="preserve">Figure 4: Conditional relationships between nightly mean temperature and bat acoustic activity for (a) low-frequency, (b) mid-frequency, and (c) high-frequency echolocation groups at eight sites in the northern Sierra Nevada, California. Predictions were generated across the observed temperature range and averaged over the observed distribution of sampled days of year, with each site weighted equally; relative humidity and lunar phase were held at their reference values. Lines show posterior medians and shaded ribbons show 50%, 80%, and 89% credible intervals (darkest to lightest). Y-axis scales differ among panels to emphasize differences in response shape among frequency groups.</w:t>
             </w:r>
           </w:p>
           <w:bookmarkEnd w:id="38"/>
@@ -3346,13 +2964,13 @@
       </w:tr>
     </w:tbl>
     <w:bookmarkEnd w:id="39"/>
-    <w:bookmarkStart w:id="40" w:name="frequency-specific-seasonal-phenology"/>
+    <w:bookmarkStart w:id="44" w:name="frequency-dependent-humidity-responses"/>
     <w:p>
       <w:pPr>
         <w:pStyle w:val="Heading3"/>
       </w:pPr>
       <w:r>
-        <w:t xml:space="preserve">Frequency-specific seasonal phenology</w:t>
+        <w:t xml:space="preserve">Frequency-dependent humidity responses</w:t>
       </w:r>
     </w:p>
     <w:p>
@@ -3360,31 +2978,9 @@
         <w:pStyle w:val="FirstParagraph"/>
       </w:pPr>
       <w:r>
-        <w:rPr>
-          <w:b/>
-          <w:bCs/>
-        </w:rPr>
-        <w:t xml:space="preserve">[PENDING FINAL FREQUENCY-GROUP FITS.]</w:t>
-      </w:r>
-    </w:p>
-    <w:bookmarkEnd w:id="40"/>
-    <w:bookmarkStart w:id="45" w:name="lunar-responses-among-frequency-groups"/>
-    <w:p>
-      <w:pPr>
-        <w:pStyle w:val="Heading3"/>
-      </w:pPr>
-      <w:r>
-        <w:t xml:space="preserve">Lunar responses among frequency groups</w:t>
-      </w:r>
-    </w:p>
-    <w:p>
-      <w:pPr>
-        <w:pStyle w:val="FirstParagraph"/>
-      </w:pPr>
-      <w:r>
-        <w:t xml:space="preserve">Associations between lunar illumination and bat activity also differed among frequency groups (</w:t>
-      </w:r>
-      <w:hyperlink w:anchor="fig-lunar">
+        <w:t xml:space="preserve">Relative humidity was associated with markedly different patterns of activity among frequency groups (</w:t>
+      </w:r>
+      <w:hyperlink w:anchor="fig-humidity">
         <w:r>
           <w:rPr>
             <w:rStyle w:val="Hyperlink"/>
@@ -3393,7 +2989,7 @@
         </w:r>
       </w:hyperlink>
       <w:r>
-        <w:t xml:space="preserve">). High-frequency activity increased with lunar illumination, with expected activity increasing by 10.4 5-min detection intervals per night from new moon to full moon (89% CrI: 7.02–14.4). This corresponded to a 1.28-fold increase in expected activity (89% CrI: 1.18–1.39), with essentially all posterior draws supporting an increase. Low-frequency activity showed weaker evidence of a response in the opposite direction, declining by a median of 0.92 intervals per night from new moon to full moon (89% CrI: −2.06–0.25; posterior probability of a decrease = 0.898). Mid-frequency activity exhibited a nonlinear relationship with lunar illumination, but the overall new- to full-moon contrast was comparatively small and uncertain (median difference = 1.81 intervals per night, 89% CrI: −1.00–4.80; posterior probability of an increase = 0.850). Thus, the clearest lunar response occurred among high-frequency bats, for which activity increased across the lunar illumination gradient.</w:t>
+        <w:t xml:space="preserve">). Across the central 80% of observed nightly relative humidity conditions (49.4–84.6%), expected activity declined substantially for both the mid- and high-frequency groups. For high-frequency bats, expected activity decreased from 52.4 to 29.0 5-min detection intervals per night, corresponding to a median ratio of 0.55 (89% CrI: 0.50–0.62) and a posterior probability of a decrease of 1.00. Mid-frequency activity declined from 19.8 to 13.7 intervals per night over the same humidity range (median ratio = 0.69, 89% CrI: 0.58–0.83; posterior probability of decrease &gt; 0.999). In contrast, low-frequency activity showed little evidence of an overall decline, increasing slightly from 4.32 to 5.32 intervals per night (median ratio = 1.23, 89% CrI: 0.97–1.56; posterior probability of decrease = 0.083). Response curves were nonlinear, particularly for the mid-frequency group, but declines became pronounced at high relative humidity for both the mid- and high-frequency groups, whereas activity of the low-frequency group remained comparatively insensitive across the observed humidity gradient.</w:t>
       </w:r>
     </w:p>
     <w:tbl>
@@ -3409,7 +3005,7 @@
       <w:tr>
         <w:tc>
           <w:tcPr/>
-          <w:bookmarkStart w:id="44" w:name="fig-lunar"/>
+          <w:bookmarkStart w:id="43" w:name="fig-humidity"/>
           <w:p>
             <w:pPr>
               <w:pStyle w:val="Compact"/>
@@ -3420,18 +3016,18 @@
                 <wp:inline>
                   <wp:extent cx="5334000" cy="1833562"/>
                   <wp:effectExtent b="0" l="0" r="0" t="0"/>
-                  <wp:docPr descr="" title="" id="42" name="Picture"/>
+                  <wp:docPr descr="" title="" id="41" name="Picture"/>
                   <a:graphic>
                     <a:graphicData uri="http://schemas.openxmlformats.org/drawingml/2006/picture">
                       <pic:pic>
                         <pic:nvPicPr>
-                          <pic:cNvPr descr="C:/Users/AHitch/Documents/Stillwater/BucksBats/figs/Figure6_lunar.PNG" id="43" name="Picture"/>
+                          <pic:cNvPr descr="C:/Users/AHitch/Documents/Stillwater/BucksBats/figs/Figure5_humidity.PNG" id="42" name="Picture"/>
                           <pic:cNvPicPr>
                             <a:picLocks noChangeArrowheads="1" noChangeAspect="1"/>
                           </pic:cNvPicPr>
                         </pic:nvPicPr>
                         <pic:blipFill>
-                          <a:blip r:embed="rId41"/>
+                          <a:blip r:embed="rId40"/>
                           <a:stretch>
                             <a:fillRect/>
                           </a:stretch>
@@ -3468,21 +3064,21 @@
               <w:pStyle w:val="ImageCaption"/>
             </w:pPr>
             <w:r>
-              <w:t xml:space="preserve">Figure 5: Conditional relationships between lunar illumination and bat activity for (a) low-, (b) mid-, and (c) high-frequency groups. Lunar illumination ranges from 0 (new moon) to 1 (full moon). Lines show posterior median expected numbers of 5-min detection intervals per night, with inner and outer ribbons representing 50% and 89% credible intervals, respectively. Predictions were generated from the frequency-group-specific Bayesian generalized additive models while holding temperature and relative humidity at their reference values and averaging over the seasonal effect. Note that y-axis scales differ among panels to emphasize the shape and uncertainty of the response within each frequency group.</w:t>
+              <w:t xml:space="preserve">Figure 5: Conditional relationships between nightly mean relative humidity and bat activity for (a) low-, (b) mid-, and (c) high-frequency echolocation groups. Lines show posterior median expected numbers of 5-min detection intervals per night, with inner and outer ribbons representing 50% and 89% credible intervals, respectively. Predictions were generated from the frequency-group-specific Bayesian generalized additive models while holding the other environmental predictors at their reference values and averaging over the seasonal effect. Note that y-axis scales differ among panels to emphasize the shape and uncertainty of the response within each frequency group.</w:t>
             </w:r>
           </w:p>
-          <w:bookmarkEnd w:id="44"/>
+          <w:bookmarkEnd w:id="43"/>
         </w:tc>
       </w:tr>
     </w:tbl>
-    <w:bookmarkEnd w:id="45"/>
-    <w:bookmarkStart w:id="47" w:name="environmental-contrasts"/>
+    <w:bookmarkEnd w:id="44"/>
+    <w:bookmarkStart w:id="49" w:name="lunar-responses-among-frequency-groups"/>
     <w:p>
       <w:pPr>
         <w:pStyle w:val="Heading3"/>
       </w:pPr>
       <w:r>
-        <w:t xml:space="preserve">Environmental contrasts</w:t>
+        <w:t xml:space="preserve">Lunar responses among frequency groups</w:t>
       </w:r>
     </w:p>
     <w:p>
@@ -3490,18 +3086,18 @@
         <w:pStyle w:val="FirstParagraph"/>
       </w:pPr>
       <w:r>
-        <w:t xml:space="preserve">Posterior contrasts summarized the differing environmental responses among frequency groups (</w:t>
-      </w:r>
-      <w:hyperlink w:anchor="tbl-environmental-contrasts">
+        <w:t xml:space="preserve">Associations between lunar illumination and bat activity also differed among frequency groups (</w:t>
+      </w:r>
+      <w:hyperlink w:anchor="fig-lunar">
         <w:r>
           <w:rPr>
             <w:rStyle w:val="Hyperlink"/>
           </w:rPr>
-          <w:t xml:space="preserve">Table 2</w:t>
+          <w:t xml:space="preserve">Figure 6</w:t>
         </w:r>
       </w:hyperlink>
       <w:r>
-        <w:t xml:space="preserve">). Increasing temperature from the 10th to the 90th percentile of observed nightly conditions was associated with higher predicted activity in all three groups, although the proportional increase was substantially larger for the low- and mid-frequency groups than for the high-frequency group. In contrast, increasing relative humidity over the same portion of its observed distribution was associated with pronounced declines in mid- and high-frequency activity, whereas the low-frequency response was comparatively weak. Lunar illumination produced a smaller and less consistent response across groups, except for the high-frequency group, for which predicted activity was higher under full than new moon conditions. Together, these contrasts reinforce the distinct environmental response profiles evident in the posterior response curves.</w:t>
+        <w:t xml:space="preserve">). High-frequency activity increased with lunar illumination, with expected activity increasing by 10.4 5-min detection intervals per night from new moon to full moon (89% CrI: 7.02–14.4). This corresponded to a 1.28-fold increase in expected activity (89% CrI: 1.18–1.39), with essentially all posterior draws supporting an increase. Low-frequency activity showed weaker evidence of a response in the opposite direction, declining by a median of 0.92 intervals per night from new moon to full moon (89% CrI: −2.06–0.25; posterior probability of a decrease = 0.898). Mid-frequency activity exhibited a nonlinear relationship with lunar illumination, but the overall new- to full-moon contrast was comparatively small and uncertain (median difference = 1.81 intervals per night, 89% CrI: −1.00–4.80; posterior probability of an increase = 0.850). Thus, the clearest lunar response occurred among high-frequency bats, for which activity increased across the lunar illumination gradient.</w:t>
       </w:r>
     </w:p>
     <w:tbl>
@@ -3517,7 +3113,115 @@
       <w:tr>
         <w:tc>
           <w:tcPr/>
-          <w:bookmarkStart w:id="46" w:name="tbl-environmental-contrasts"/>
+          <w:bookmarkStart w:id="48" w:name="fig-lunar"/>
+          <w:p>
+            <w:pPr>
+              <w:pStyle w:val="Compact"/>
+              <w:jc w:val="center"/>
+            </w:pPr>
+            <w:r>
+              <w:drawing>
+                <wp:inline>
+                  <wp:extent cx="5334000" cy="1833562"/>
+                  <wp:effectExtent b="0" l="0" r="0" t="0"/>
+                  <wp:docPr descr="" title="" id="46" name="Picture"/>
+                  <a:graphic>
+                    <a:graphicData uri="http://schemas.openxmlformats.org/drawingml/2006/picture">
+                      <pic:pic>
+                        <pic:nvPicPr>
+                          <pic:cNvPr descr="C:/Users/AHitch/Documents/Stillwater/BucksBats/figs/Figure6_lunar.PNG" id="47" name="Picture"/>
+                          <pic:cNvPicPr>
+                            <a:picLocks noChangeArrowheads="1" noChangeAspect="1"/>
+                          </pic:cNvPicPr>
+                        </pic:nvPicPr>
+                        <pic:blipFill>
+                          <a:blip r:embed="rId45"/>
+                          <a:stretch>
+                            <a:fillRect/>
+                          </a:stretch>
+                        </pic:blipFill>
+                        <pic:spPr bwMode="auto">
+                          <a:xfrm>
+                            <a:off x="0" y="0"/>
+                            <a:ext cx="5334000" cy="1833562"/>
+                          </a:xfrm>
+                          <a:prstGeom prst="rect">
+                            <a:avLst/>
+                          </a:prstGeom>
+                          <a:noFill/>
+                          <a:ln w="9525">
+                            <a:noFill/>
+                            <a:headEnd/>
+                            <a:tailEnd/>
+                          </a:ln>
+                        </pic:spPr>
+                      </pic:pic>
+                    </a:graphicData>
+                  </a:graphic>
+                </wp:inline>
+              </w:drawing>
+            </w:r>
+          </w:p>
+          <w:p>
+            <w:pPr>
+              <w:jc w:val="center"/>
+            </w:pPr>
+            <w:pPr>
+              <w:jc w:val="left"/>
+              <w:spacing w:before="200"/>
+              <w:pStyle w:val="ImageCaption"/>
+            </w:pPr>
+            <w:r>
+              <w:t xml:space="preserve">Figure 6: Conditional relationships between lunar illumination and bat activity for (a) low-, (b) mid-, and (c) high-frequency groups. Lunar illumination ranges from 0 (new moon) to 1 (full moon). Lines show posterior median expected numbers of 5-min detection intervals per night, with inner and outer ribbons representing 50% and 89% credible intervals, respectively. Predictions were generated from the frequency-group-specific Bayesian generalized additive models while holding temperature and relative humidity at their reference values and averaging over the seasonal effect. Note that y-axis scales differ among panels to emphasize the shape and uncertainty of the response within each frequency group.</w:t>
+            </w:r>
+          </w:p>
+          <w:bookmarkEnd w:id="48"/>
+        </w:tc>
+      </w:tr>
+    </w:tbl>
+    <w:bookmarkEnd w:id="49"/>
+    <w:bookmarkStart w:id="51" w:name="environmental-contrasts"/>
+    <w:p>
+      <w:pPr>
+        <w:pStyle w:val="Heading3"/>
+      </w:pPr>
+      <w:r>
+        <w:t xml:space="preserve">Environmental contrasts</w:t>
+      </w:r>
+    </w:p>
+    <w:p>
+      <w:pPr>
+        <w:pStyle w:val="FirstParagraph"/>
+      </w:pPr>
+      <w:r>
+        <w:t xml:space="preserve">Posterior contrasts summarized the differing environmental responses among frequency groups (</w:t>
+      </w:r>
+      <w:hyperlink w:anchor="tbl-environmental-contrasts">
+        <w:r>
+          <w:rPr>
+            <w:rStyle w:val="Hyperlink"/>
+          </w:rPr>
+          <w:t xml:space="preserve">Table 2</w:t>
+        </w:r>
+      </w:hyperlink>
+      <w:r>
+        <w:t xml:space="preserve">). Increasing temperature from the 10th to the 90th percentile of observed nightly conditions was associated with higher predicted activity in all three groups, although the proportional increase was substantially larger for the low- and mid-frequency groups than for the high-frequency group. In contrast, increasing relative humidity over the same portion of its observed distribution was associated with pronounced declines in mid- and high-frequency activity, whereas the low-frequency response was comparatively weak. Lunar illumination produced a smaller and less consistent response across groups, except for the high-frequency group, for which predicted activity was higher under full than new moon conditions. Together, these contrasts reinforce the distinct environmental response profiles evident in the posterior response curves.</w:t>
+      </w:r>
+    </w:p>
+    <w:tbl>
+      <w:tblPr>
+        <w:tblStyle w:val="Table"/>
+        <w:tblW w:type="pct" w:w="5000"/>
+        <w:tblLayout w:type="fixed"/>
+        <w:tblLook w:firstRow="0" w:lastRow="0" w:firstColumn="0" w:lastColumn="0" w:noHBand="0" w:noVBand="0" w:val="0000"/>
+      </w:tblPr>
+      <w:tblGrid>
+        <w:gridCol w:w="7920"/>
+      </w:tblGrid>
+      <w:tr>
+        <w:tc>
+          <w:tcPr/>
+          <w:bookmarkStart w:id="50" w:name="tbl-environmental-contrasts"/>
           <w:p>
             <w:pPr>
               <w:jc w:val="center"/>
@@ -4612,63 +4316,464 @@
               </w:tc>
             </w:tr>
           </w:tbl>
-          <w:bookmarkEnd w:id="46"/>
+          <w:bookmarkEnd w:id="50"/>
           <w:p/>
         </w:tc>
       </w:tr>
     </w:tbl>
-    <w:bookmarkEnd w:id="47"/>
-    <w:bookmarkEnd w:id="48"/>
-    <w:bookmarkStart w:id="49" w:name="summary-of-principal-findings"/>
+    <w:bookmarkEnd w:id="51"/>
+    <w:bookmarkEnd w:id="52"/>
+    <w:bookmarkEnd w:id="53"/>
+    <w:bookmarkStart w:id="59" w:name="discussion"/>
+    <w:p>
+      <w:pPr>
+        <w:pStyle w:val="Heading1"/>
+      </w:pPr>
+      <w:r>
+        <w:t xml:space="preserve">Discussion</w:t>
+      </w:r>
+    </w:p>
+    <w:p>
+      <w:pPr>
+        <w:pStyle w:val="FirstParagraph"/>
+      </w:pPr>
+      <w:r>
+        <w:t xml:space="preserve">Bat activity varied substantially across the sampling period, among sites, and in relation to nightly environmental conditions. By combining site-specific seasonal phenology with environmental models informed by an explicit causal framework, we were able to distinguish broad seasonal variation from associations with temperature, relative humidity, and lunar phase. Three findings were particularly important. First, seasonal activity differed markedly among sites, indicating substantial local variation in the timing and magnitude of seasonal bat activity. Second, activity increased with temperature across all three echolocation-frequency groups, although the magnitude of this response differed among groups. Third, and most consistent with our mechanistic prediction, sensitivity to relative humidity increased across frequency groups: humidity had little detectable negative association with low-frequency activity, a moderate negative association with mid-frequency activity, and a pronounced negative association with high-frequency activity. Together, these results indicate that environmental variation can structure bat activity through processes operating at multiple temporal and biological scales, including a pattern consistent with frequency-dependent atmospheric attenuation.</w:t>
+      </w:r>
+    </w:p>
+    <w:bookmarkStart w:id="54" w:name="X61816c96d3da2ce38b8e1f7aca2a75cd5f367a1"/>
     <w:p>
       <w:pPr>
         <w:pStyle w:val="Heading2"/>
       </w:pPr>
       <w:r>
-        <w:t xml:space="preserve">Summary of principal findings</w:t>
-      </w:r>
-    </w:p>
-    <w:bookmarkEnd w:id="49"/>
-    <w:bookmarkEnd w:id="50"/>
-    <w:bookmarkStart w:id="51" w:name="tables-and-figures-to-generate"/>
+        <w:t xml:space="preserve">Seasonal phenology and nightly environmental conditions</w:t>
+      </w:r>
+    </w:p>
+    <w:p>
+      <w:pPr>
+        <w:pStyle w:val="FirstParagraph"/>
+      </w:pPr>
+      <w:r>
+        <w:t xml:space="preserve">Seasonal variation in bat activity reflected both changes in nightly environmental conditions and seasonal processes not captured by those conditions. The substantial difference between the overall and environmentally conditioned seasonal patterns indicates that apparent phenology in acoustic activity can partly emerge from the strong seasonal covariance between weather and bat activity. This is consistent with studies showing that temperature and other weather conditions structure nightly bat activity across temperate systems</w:t>
+      </w:r>
+      <w:r>
+        <w:t xml:space="preserve"> </w:t>
+      </w:r>
+      <w:r>
+        <w:t xml:space="preserve">(Bender &amp; Hartman, 2015; Jorge et al., 2021; Mas et al., 2022; Russo-Petrick &amp; Root, 2023; Wolbert et al., 2014)</w:t>
+      </w:r>
+      <w:r>
+        <w:t xml:space="preserve">. At the same time, a pronounced seasonal signal remained after accounting for temperature, relative humidity, and lunar phase, indicating that weather alone does not account for seasonal changes in activity. Seasonal changes in bat activity can also reflect migration and redistribution across the landscape</w:t>
+      </w:r>
+      <w:r>
+        <w:t xml:space="preserve"> </w:t>
+      </w:r>
+      <w:r>
+        <w:t xml:space="preserve">(Cryan, 2003; Weller et al., 2016)</w:t>
+      </w:r>
+      <w:r>
+        <w:t xml:space="preserve">, reproductive phenology and the energetic demands of lactation</w:t>
+      </w:r>
+      <w:r>
+        <w:t xml:space="preserve"> </w:t>
+      </w:r>
+      <w:r>
+        <w:t xml:space="preserve">(Deeley et al., 2022)</w:t>
+      </w:r>
+      <w:r>
+        <w:t xml:space="preserve">, seasonal changes in roost and habitat use</w:t>
+      </w:r>
+      <w:r>
+        <w:t xml:space="preserve"> </w:t>
+      </w:r>
+      <w:r>
+        <w:t xml:space="preserve">(Lewis et al., 2022)</w:t>
+      </w:r>
+      <w:r>
+        <w:t xml:space="preserve">, and temporal variation in prey availability</w:t>
+      </w:r>
+      <w:r>
+        <w:t xml:space="preserve"> </w:t>
+      </w:r>
+      <w:r>
+        <w:t xml:space="preserve">(Metcalfe et al., 2023)</w:t>
+      </w:r>
+      <w:r>
+        <w:t xml:space="preserve">. Seasonal activity should therefore be viewed not simply as a response to changing weather, but as the combined outcome of environmental conditions and biological phenology.</w:t>
+      </w:r>
+    </w:p>
+    <w:p>
+      <w:pPr>
+        <w:pStyle w:val="BodyText"/>
+      </w:pPr>
+      <w:r>
+        <w:t xml:space="preserve">The strong among-site differences in seasonal phenology further demonstrate that these processes operate at local as well as regional scales. Sites exposed to the same broad climatic season nevertheless differed substantially in the timing and magnitude of activity. Local habitat conditions, proximity to roosts, resource availability, species composition, and seasonal changes in landscape use could all generate such differences. Consequently, a regional seasonal trajectory may obscure biologically meaningful spatial variation in phenology, even when monitoring sites are geographically close. This spatial heterogeneity may be particularly important in acoustic monitoring studies, where seasonal changes in the species using individual sites can produce very different local activity trajectories within the same regional bat assemblage.</w:t>
+      </w:r>
+    </w:p>
+    <w:p>
+      <w:pPr>
+        <w:pStyle w:val="BodyText"/>
+      </w:pPr>
+      <w:r>
+        <w:t xml:space="preserve">Accounting for this local phenology is also important when estimating associations with nightly environmental conditions. Temperature and humidity vary seasonally at the same time that bat populations undergo changes in migration, reproduction, energetic requirements, and habitat use. Environmental associations can therefore incorporate multiple processes if seasonal structure is inadequately represented. Our results suggest that explicitly representing local seasonal trajectories can help distinguish this phenological variation from associations with nightly environmental conditions.</w:t>
+      </w:r>
+    </w:p>
+    <w:bookmarkEnd w:id="54"/>
+    <w:bookmarkStart w:id="55" w:name="humidity-and-echolocation-frequency"/>
+    <w:p>
+      <w:pPr>
+        <w:pStyle w:val="Heading2"/>
+      </w:pPr>
+      <w:r>
+        <w:t xml:space="preserve">Humidity and echolocation frequency</w:t>
+      </w:r>
+    </w:p>
+    <w:p>
+      <w:pPr>
+        <w:pStyle w:val="FirstParagraph"/>
+      </w:pPr>
+      <w:r>
+        <w:t xml:space="preserve">Relative humidity produced the clearest evidence that environmental sensitivity differed systematically among echolocation-frequency groups. Activity declined with increasing humidity in the mid- and high-frequency groups, with the strongest response occurring among high-frequency species, whereas activity in the low-frequency group remained comparatively stable. Thus, sensitivity to humidity increased across the frequency gradient in the direction predicted from the physical properties of ultrasonic sound propagation.</w:t>
+      </w:r>
+    </w:p>
+    <w:p>
+      <w:pPr>
+        <w:pStyle w:val="BodyText"/>
+      </w:pPr>
+      <w:r>
+        <w:t xml:space="preserve">This frequency ordering is consistent with atmospheric attenuation as one mechanism contributing to the observed response. Atmospheric absorption increases strongly with ultrasonic frequency, while its relationship with humidity is nonlinear and frequency dependent</w:t>
+      </w:r>
+      <w:r>
+        <w:t xml:space="preserve"> </w:t>
+      </w:r>
+      <w:r>
+        <w:t xml:space="preserve">(Griffin, 1971; Lawrence &amp; Simmons, 1982)</w:t>
+      </w:r>
+      <w:r>
+        <w:t xml:space="preserve">. Consequently, changes in atmospheric conditions can alter the effective sensory range available to echolocating bats, with effects that depend on call frequency. Reduced sensory range can decrease the volume of space over which prey can be detected and potentially alter foraging efficiency</w:t>
+      </w:r>
+      <w:r>
+        <w:t xml:space="preserve"> </w:t>
+      </w:r>
+      <w:r>
+        <w:t xml:space="preserve">(Luo et al., 2014)</w:t>
+      </w:r>
+      <w:r>
+        <w:t xml:space="preserve">. Recent measurements from free-flying temperate bats further indicate that behavioral adjustments in echolocation calls do not necessarily compensate for weather-induced increases in attenuation and associated reductions in prey-detection distance</w:t>
+      </w:r>
+      <w:r>
+        <w:t xml:space="preserve"> </w:t>
+      </w:r>
+      <w:r>
+        <w:t xml:space="preserve">(</w:t>
+      </w:r>
+      <w:r>
+        <w:t xml:space="preserve">de Framond et al.</w:t>
+      </w:r>
+      <w:r>
+        <w:t xml:space="preserve">, 2023)</w:t>
+      </w:r>
+      <w:r>
+        <w:t xml:space="preserve">.</w:t>
+      </w:r>
+    </w:p>
+    <w:p>
+      <w:pPr>
+        <w:pStyle w:val="BodyText"/>
+      </w:pPr>
+      <w:r>
+        <w:t xml:space="preserve">Atmospheric attenuation is unlikely to be the only process linking humidity to bat activity. Relative humidity and other weather conditions can influence the flight activity and availability of nocturnal insects, including Lepidoptera</w:t>
+      </w:r>
+      <w:r>
+        <w:t xml:space="preserve"> </w:t>
+      </w:r>
+      <w:r>
+        <w:t xml:space="preserve">(Gregg et al., 1994; Hirao et al., 2008)</w:t>
+      </w:r>
+      <w:r>
+        <w:t xml:space="preserve">, providing a prey-mediated pathway through which humidity could influence bat activity independently of acoustic transmission. These relationships need not be monotonic and may differ among insect taxa and environmental conditions. Species within our frequency groups also differ in ecological characteristics beyond call frequency. Nevertheless, the observed ordering is notable because it followed an a priori prediction derived from acoustic principles rather than a pattern defined after examining the activity data. Moreover, the frequency-dependent association remained after accounting for temperature and seasonal phenology. The correspondence between a mechanistic prediction about sound propagation and the observed ordering of field activity therefore provides evidence that atmospheric transmission contributes to how bat assemblages respond to humidity, while leaving open the possibility that prey dynamics and other ecological processes contribute simultaneously.</w:t>
+      </w:r>
+    </w:p>
+    <w:bookmarkEnd w:id="55"/>
+    <w:bookmarkStart w:id="56" w:name="temperature-and-thermal-responses"/>
+    <w:p>
+      <w:pPr>
+        <w:pStyle w:val="Heading2"/>
+      </w:pPr>
+      <w:r>
+        <w:t xml:space="preserve">Temperature and thermal responses</w:t>
+      </w:r>
+    </w:p>
+    <w:p>
+      <w:pPr>
+        <w:pStyle w:val="FirstParagraph"/>
+      </w:pPr>
+      <w:r>
+        <w:t xml:space="preserve">Temperature was strongly positively associated with activity across all three frequency groups, although the magnitude and shape of the responses differed among groups. This broadly consistent response indicates that warmer nights favored bat activity across much of the assemblage rather than producing contrasting thermal responses among groups defined by echolocation frequency.</w:t>
+      </w:r>
+      <w:r>
+        <w:t xml:space="preserve"> </w:t>
+      </w:r>
+      <w:r>
+        <w:t xml:space="preserve">Positive associations between temperature and bat activity are widely reported in temperate systems</w:t>
+      </w:r>
+      <w:r>
+        <w:t xml:space="preserve"> </w:t>
+      </w:r>
+      <w:r>
+        <w:t xml:space="preserve">(Bender &amp; Hartman, 2015; Jorge et al., 2021; Mas et al., 2022; Russo-Petrick &amp; Root, 2023; Wolbert et al., 2014)</w:t>
+      </w:r>
+      <w:r>
+        <w:t xml:space="preserve">. Temperature can influence nightly activity through several interacting pathways. Warmer conditions can increase the activity and availability of aerial insects, while also reducing the energetic costs of thermoregulation and increasing the profitability of emergence and foraging. Conversely, cool nights can simultaneously constrain prey availability and increase the energetic costs of maintaining body temperature. The positive temperature associations observed across all three frequency groups are therefore consistent with both trophic and physiological mechanisms rather than a single temperature-dependent process.</w:t>
+      </w:r>
+    </w:p>
+    <w:p>
+      <w:pPr>
+        <w:pStyle w:val="BodyText"/>
+      </w:pPr>
+      <w:r>
+        <w:t xml:space="preserve">Differences among frequency groups should not, however, be interpreted as evidence that echolocation frequency itself determines thermal sensitivity. Unlike the direct physical relationship between call frequency and atmospheric attenuation, there is no comparable mechanism linking characteristic echolocation frequency to temperature response. The frequency groups used here contain species that also differ in body size, wing morphology, migratory behavior, roosting ecology, habitat use, and foraging strategy. Differences among their temperature-response curves may therefore reflect multiple dimensions of species ecology that covary with acoustic characteristics. The common increase in activity with temperature is consequently more informative than differences in the precise shapes of the group-specific responses: warmer nights were associated with greater activity throughout the assemblage, while the mechanisms and magnitude of that response likely varied among species.</w:t>
+      </w:r>
+    </w:p>
+    <w:bookmarkEnd w:id="56"/>
+    <w:bookmarkStart w:id="57" w:name="lunar-phase"/>
+    <w:p>
+      <w:pPr>
+        <w:pStyle w:val="Heading2"/>
+      </w:pPr>
+      <w:r>
+        <w:t xml:space="preserve">Lunar phase</w:t>
+      </w:r>
+    </w:p>
+    <w:p>
+      <w:pPr>
+        <w:pStyle w:val="FirstParagraph"/>
+      </w:pPr>
+      <w:r>
+        <w:t xml:space="preserve">Lunar phase was a weaker and less consistent correlate of activity than temperature or relative humidity. Activity increased toward the full moon in the high-frequency group, whereas responses in the low- and mid-frequency groups were comparatively weak and uncertain. Thus, lunar conditions did not produce a consistent assemblage-wide response, but instead were associated with activity in only part of the bat assemblage.</w:t>
+      </w:r>
+    </w:p>
+    <w:p>
+      <w:pPr>
+        <w:pStyle w:val="BodyText"/>
+      </w:pPr>
+      <w:r>
+        <w:t xml:space="preserve">Such heterogeneity is consistent with the broader literature on lunar responses in bats. Although a meta-analysis found an overall tendency for bat activity to decrease with increasing moonlight, the magnitude of this response varied with foraging habitat and latitude</w:t>
+      </w:r>
+      <w:r>
+        <w:t xml:space="preserve"> </w:t>
+      </w:r>
+      <w:r>
+        <w:t xml:space="preserve">(Saldaña-Vázquez &amp; Munguía-Rosas, 2013)</w:t>
+      </w:r>
+      <w:r>
+        <w:t xml:space="preserve">. Studies of temperate insectivorous bats likewise range from little or no change in overall activity</w:t>
+      </w:r>
+      <w:r>
+        <w:t xml:space="preserve"> </w:t>
+      </w:r>
+      <w:r>
+        <w:t xml:space="preserve">(Hecker &amp; Brigham, 1999; Karlsson et al., 2002)</w:t>
+      </w:r>
+      <w:r>
+        <w:t xml:space="preserve"> </w:t>
+      </w:r>
+      <w:r>
+        <w:t xml:space="preserve">to more complex responses that depend on habitat, time of night, or other environmental conditions</w:t>
+      </w:r>
+      <w:r>
+        <w:t xml:space="preserve"> </w:t>
+      </w:r>
+      <w:r>
+        <w:t xml:space="preserve">(Hecker &amp; Brigham, 1999; Milne et al., 2005)</w:t>
+      </w:r>
+      <w:r>
+        <w:t xml:space="preserve">. These differences suggest that responses to lunar illumination depend strongly on ecological context rather than reflecting a universal avoidance of bright nights.</w:t>
+      </w:r>
+      <w:r>
+        <w:t xml:space="preserve"> </w:t>
+      </w:r>
+      <w:r>
+        <w:t xml:space="preserve">Several mechanisms could generate this context dependence. Increased illumination may alter exposure to visually hunting predators, but moonlight can also change the distribution or activity of insect prey and consequently where bats forage.</w:t>
+      </w:r>
+      <w:r>
+        <w:t xml:space="preserve"> </w:t>
+      </w:r>
+      <w:r>
+        <w:t xml:space="preserve">Hecker &amp; Brigham (1999)</w:t>
+      </w:r>
+      <w:r>
+        <w:t xml:space="preserve">, for example, found no overall reduction in activity with increasing moonlight but observed shifts in the vertical distribution of bat activity within forest, which they interpreted as more consistent with changes in prey distribution than with avoidance of illuminated habitat. Habitat structure and foraging strategy may therefore mediate both the costs and potential benefits of activity under brighter conditions.</w:t>
+      </w:r>
+    </w:p>
+    <w:p>
+      <w:pPr>
+        <w:pStyle w:val="BodyText"/>
+      </w:pPr>
+      <w:r>
+        <w:t xml:space="preserve">The positive lunar association in our high-frequency group should similarly not be interpreted as a direct effect of echolocation frequency. Unlike the relationship between call frequency and atmospheric attenuation, there is no clear physical mechanism predicting greater lunar sensitivity at higher echolocation frequencies. Instead, frequency groups contain species that differ in habitat use, foraging strategy, morphology, and other ecological characteristics that may influence responses to lunar illumination. Our results therefore reinforce the view that lunar effects on bat activity are assemblage- and context-dependent, with the response of particular groups potentially reflecting the ecology of their constituent species rather than echolocation frequency itself.</w:t>
+      </w:r>
+    </w:p>
+    <w:bookmarkEnd w:id="57"/>
+    <w:bookmarkStart w:id="58" w:name="ecological-implications"/>
+    <w:p>
+      <w:pPr>
+        <w:pStyle w:val="Heading2"/>
+      </w:pPr>
+      <w:r>
+        <w:t xml:space="preserve">Ecological implications</w:t>
+      </w:r>
+    </w:p>
+    <w:p>
+      <w:pPr>
+        <w:pStyle w:val="FirstParagraph"/>
+      </w:pPr>
+      <w:r>
+        <w:t xml:space="preserve">The contrasting responses among frequency groups indicate that environmental conditions can restructure nightly bat activity through multiple mechanisms operating simultaneously. Temperature was positively associated with activity throughout the assemblage, consistent with broad effects on bat energetics and prey availability, whereas humidity produced a distinctly frequency-ordered response consistent with differences in ultrasonic transmission. Lunar responses were weaker and less consistent among groups. Environmental conditions may therefore alter not only the overall level of bat activity but also the relative activity of species with different sensory and ecological characteristics, even within the same landscape.</w:t>
+      </w:r>
+    </w:p>
+    <w:p>
+      <w:pPr>
+        <w:pStyle w:val="BodyText"/>
+      </w:pPr>
+      <w:r>
+        <w:t xml:space="preserve">The frequency-dependent humidity response may be particularly important as climatic conditions change. If atmospheric conditions impose greater sensory constraints on species using higher-frequency echolocation calls, changes in the frequency, magnitude, or duration of humid conditions could alter the environmental conditions under which different components of a bat assemblage forage effectively. These effects would occur alongside temperature-mediated changes in prey availability and energetic costs and broader seasonal changes in migration, reproduction, and habitat use. Responses of bat assemblages to environmental change may consequently involve shifts in the relative activity of species as well as changes in total activity.</w:t>
+      </w:r>
+    </w:p>
+    <w:p>
+      <w:pPr>
+        <w:pStyle w:val="BodyText"/>
+      </w:pPr>
+      <w:r>
+        <w:t xml:space="preserve">More broadly, our results demonstrate the value of linking environmental associations to mechanistic predictions about species traits. Echolocation frequency provided an independently defined characteristic from which we could predict differences in sensitivity to atmospheric conditions, and the observed humidity response increased across frequency groups in the direction predicted from the physics of ultrasonic attenuation. Atmospheric attenuation cannot be isolated from prey responses, species ecology, or environmentally structured variation in acoustic detection in an observational study, but the correspondence between an a priori mechanistic prediction and the field response provides evidence that atmospheric transmission contributes to environmental variation in bat activity. Environmental responses of bat assemblages may therefore depend not only on the conditions animals experience, but also on the sensory systems through which they interact with those conditions.</w:t>
+      </w:r>
+    </w:p>
+    <w:bookmarkEnd w:id="58"/>
+    <w:bookmarkEnd w:id="59"/>
+    <w:bookmarkStart w:id="60" w:name="acknowledgements"/>
     <w:p>
       <w:pPr>
         <w:pStyle w:val="Heading1"/>
       </w:pPr>
       <w:r>
-        <w:t xml:space="preserve">Tables and figures to generate</w:t>
-      </w:r>
-    </w:p>
-    <w:bookmarkEnd w:id="51"/>
-    <w:bookmarkStart w:id="52" w:name="acknowledgements"/>
+        <w:t xml:space="preserve">Acknowledgements</w:t>
+      </w:r>
+    </w:p>
+    <w:p>
+      <w:pPr>
+        <w:pStyle w:val="FirstParagraph"/>
+      </w:pPr>
+      <w:r>
+        <w:t xml:space="preserve">We are grateful to Pacific Gas &amp; Electric Company (PG&amp;E), who sponsored this data collection as part of the Bucks Creek Project, FERC Project No. 619, relicensing studies for the Federal Energy Relicensing Commission (FERC); Laura Burkholder (former PG&amp;E biologist) who was the main contact person for biology at PG&amp;E and supported the development of the study plan; Paul Heady (Central Coast Bat Research Group) who advised the bat surveys; and Matt Franz (PG&amp;E biologist) who handled the administrative processes.</w:t>
+      </w:r>
+    </w:p>
+    <w:bookmarkEnd w:id="60"/>
+    <w:bookmarkStart w:id="142" w:name="references"/>
     <w:p>
       <w:pPr>
         <w:pStyle w:val="Heading1"/>
       </w:pPr>
       <w:r>
-        <w:t xml:space="preserve">Acknowledgements</w:t>
-      </w:r>
-    </w:p>
-    <w:p>
-      <w:pPr>
-        <w:pStyle w:val="FirstParagraph"/>
-      </w:pPr>
-      <w:r>
-        <w:t xml:space="preserve">We are grateful to Pacific Gas &amp; Electric Company (PG&amp;E), who sponsored this data collection as part of the Bucks Creek Project, FERC Project No. 619, relicensing studies for the Federal Energy Relicensing Commission (FERC); Laura Burkholder (former PG&amp;E biologist) who was the main contact person for biology at PG&amp;E and supported the development of the study plan; Paul Heady (Central Coast Bat Research Group) who advised the bat surveys; and Matt Franz (PG&amp;E biologist) who handled the administrative processes.</w:t>
-      </w:r>
-    </w:p>
-    <w:bookmarkEnd w:id="52"/>
-    <w:bookmarkStart w:id="61" w:name="references"/>
-    <w:p>
-      <w:pPr>
-        <w:pStyle w:val="Heading1"/>
-      </w:pPr>
-      <w:r>
         <w:t xml:space="preserve">References</w:t>
       </w:r>
     </w:p>
-    <w:bookmarkStart w:id="60" w:name="refs"/>
-    <w:bookmarkStart w:id="53" w:name="ref-barrosHabitatUseSeasonal2014"/>
+    <w:bookmarkStart w:id="141" w:name="refs"/>
+    <w:bookmarkStart w:id="62" w:name="X0d21f91233fbe088d593ab5aa75a082047b1833"/>
+    <w:p>
+      <w:pPr>
+        <w:pStyle w:val="Bibliography"/>
+      </w:pPr>
+      <w:r>
+        <w:t xml:space="preserve">Andreozzi, C. L., &amp; Merenlender, A. M. (2024). Microclimatic drivers of winter bat activity in coast redwood forests.</w:t>
+      </w:r>
+      <w:r>
+        <w:t xml:space="preserve"> </w:t>
+      </w:r>
+      <w:r>
+        <w:rPr>
+          <w:i/>
+          <w:iCs/>
+        </w:rPr>
+        <w:t xml:space="preserve">Journal of Mammalogy</w:t>
+      </w:r>
+      <w:r>
+        <w:t xml:space="preserve">,</w:t>
+      </w:r>
+      <w:r>
+        <w:t xml:space="preserve"> </w:t>
+      </w:r>
+      <w:r>
+        <w:rPr>
+          <w:i/>
+          <w:iCs/>
+        </w:rPr>
+        <w:t xml:space="preserve">105</w:t>
+      </w:r>
+      <w:r>
+        <w:t xml:space="preserve">(5), 988–1000.</w:t>
+      </w:r>
+      <w:r>
+        <w:t xml:space="preserve"> </w:t>
+      </w:r>
+      <w:hyperlink r:id="rId61">
+        <w:r>
+          <w:rPr>
+            <w:rStyle w:val="Hyperlink"/>
+          </w:rPr>
+          <w:t xml:space="preserve">https://doi.org/10.1093/jmammal/gyae070</w:t>
+        </w:r>
+      </w:hyperlink>
+    </w:p>
+    <w:bookmarkEnd w:id="62"/>
+    <w:bookmarkStart w:id="64" w:name="ref-appelAerialInsectivorousBat2017"/>
+    <w:p>
+      <w:pPr>
+        <w:pStyle w:val="Bibliography"/>
+      </w:pPr>
+      <w:r>
+        <w:t xml:space="preserve">Appel, G., Lopez-Baucells, A., Magnusson, W. E., &amp; Bobrowiec, P. E. D. (2017). Aerial insectivorous bat activity in relation to moonlight intensity.</w:t>
+      </w:r>
+      <w:r>
+        <w:t xml:space="preserve"> </w:t>
+      </w:r>
+      <w:r>
+        <w:rPr>
+          <w:i/>
+          <w:iCs/>
+        </w:rPr>
+        <w:t xml:space="preserve">Mammalian Biology</w:t>
+      </w:r>
+      <w:r>
+        <w:t xml:space="preserve">,</w:t>
+      </w:r>
+      <w:r>
+        <w:t xml:space="preserve"> </w:t>
+      </w:r>
+      <w:r>
+        <w:rPr>
+          <w:i/>
+          <w:iCs/>
+        </w:rPr>
+        <w:t xml:space="preserve">85</w:t>
+      </w:r>
+      <w:r>
+        <w:t xml:space="preserve">, 37–46.</w:t>
+      </w:r>
+      <w:r>
+        <w:t xml:space="preserve"> </w:t>
+      </w:r>
+      <w:hyperlink r:id="rId63">
+        <w:r>
+          <w:rPr>
+            <w:rStyle w:val="Hyperlink"/>
+          </w:rPr>
+          <w:t xml:space="preserve">https://doi.org/10.1016/j.mambio.2016.11.005</w:t>
+        </w:r>
+      </w:hyperlink>
+    </w:p>
+    <w:bookmarkEnd w:id="64"/>
+    <w:bookmarkStart w:id="65" w:name="ref-barrosHabitatUseSeasonal2014"/>
     <w:p>
       <w:pPr>
         <w:pStyle w:val="Bibliography"/>
@@ -4727,8 +4832,112 @@
         <w:t xml:space="preserve">(2), 153–161.</w:t>
       </w:r>
     </w:p>
-    <w:bookmarkEnd w:id="53"/>
-    <w:bookmarkStart w:id="55" w:name="ref-boukhariBatActivitySouth2025"/>
+    <w:bookmarkEnd w:id="65"/>
+    <w:bookmarkStart w:id="67" w:name="ref-benderBatActivityIncreases2015"/>
+    <w:p>
+      <w:pPr>
+        <w:pStyle w:val="Bibliography"/>
+      </w:pPr>
+      <w:r>
+        <w:t xml:space="preserve">Bender, M. J., &amp; Hartman, G. D. (2015). Bat</w:t>
+      </w:r>
+      <w:r>
+        <w:t xml:space="preserve"> </w:t>
+      </w:r>
+      <w:r>
+        <w:t xml:space="preserve">Activity Increases</w:t>
+      </w:r>
+      <w:r>
+        <w:t xml:space="preserve"> </w:t>
+      </w:r>
+      <w:r>
+        <w:t xml:space="preserve">with</w:t>
+      </w:r>
+      <w:r>
+        <w:t xml:space="preserve"> </w:t>
+      </w:r>
+      <w:r>
+        <w:t xml:space="preserve">Barometric Pressure</w:t>
+      </w:r>
+      <w:r>
+        <w:t xml:space="preserve"> </w:t>
+      </w:r>
+      <w:r>
+        <w:t xml:space="preserve">and</w:t>
+      </w:r>
+      <w:r>
+        <w:t xml:space="preserve"> </w:t>
+      </w:r>
+      <w:r>
+        <w:t xml:space="preserve">Temperature</w:t>
+      </w:r>
+      <w:r>
+        <w:t xml:space="preserve"> </w:t>
+      </w:r>
+      <w:r>
+        <w:t xml:space="preserve">during</w:t>
+      </w:r>
+      <w:r>
+        <w:t xml:space="preserve"> </w:t>
+      </w:r>
+      <w:r>
+        <w:t xml:space="preserve">Autumn</w:t>
+      </w:r>
+      <w:r>
+        <w:t xml:space="preserve"> </w:t>
+      </w:r>
+      <w:r>
+        <w:t xml:space="preserve">in</w:t>
+      </w:r>
+      <w:r>
+        <w:t xml:space="preserve"> </w:t>
+      </w:r>
+      <w:r>
+        <w:t xml:space="preserve">Central Georgia</w:t>
+      </w:r>
+      <w:r>
+        <w:t xml:space="preserve">.</w:t>
+      </w:r>
+      <w:r>
+        <w:t xml:space="preserve"> </w:t>
+      </w:r>
+      <w:r>
+        <w:rPr>
+          <w:i/>
+          <w:iCs/>
+        </w:rPr>
+        <w:t xml:space="preserve">Southeastern Naturalist</w:t>
+      </w:r>
+      <w:r>
+        <w:t xml:space="preserve">,</w:t>
+      </w:r>
+      <w:r>
+        <w:t xml:space="preserve"> </w:t>
+      </w:r>
+      <w:r>
+        <w:rPr>
+          <w:i/>
+          <w:iCs/>
+        </w:rPr>
+        <w:t xml:space="preserve">14</w:t>
+      </w:r>
+      <w:r>
+        <w:t xml:space="preserve">(2), 231–242.</w:t>
+      </w:r>
+      <w:r>
+        <w:t xml:space="preserve"> </w:t>
+      </w:r>
+      <w:hyperlink r:id="rId66">
+        <w:r>
+          <w:rPr>
+            <w:rStyle w:val="Hyperlink"/>
+          </w:rPr>
+          <w:t xml:space="preserve">https://doi.org/10.1656/058.014.0203</w:t>
+        </w:r>
+      </w:hyperlink>
+    </w:p>
+    <w:bookmarkEnd w:id="67"/>
+    <w:bookmarkStart w:id="69" w:name="ref-boukhariBatActivitySouth2025"/>
     <w:p>
       <w:pPr>
         <w:pStyle w:val="Bibliography"/>
@@ -4795,7 +5004,7 @@
       <w:r>
         <w:t xml:space="preserve"> </w:t>
       </w:r>
-      <w:hyperlink r:id="rId54">
+      <w:hyperlink r:id="rId68">
         <w:r>
           <w:rPr>
             <w:rStyle w:val="Hyperlink"/>
@@ -4804,8 +5013,424 @@
         </w:r>
       </w:hyperlink>
     </w:p>
-    <w:bookmarkEnd w:id="55"/>
-    <w:bookmarkStart w:id="57" w:name="ref-escobarSeasonalVariationBat2024"/>
+    <w:bookmarkEnd w:id="69"/>
+    <w:bookmarkStart w:id="71" w:name="ref-brms"/>
+    <w:p>
+      <w:pPr>
+        <w:pStyle w:val="Bibliography"/>
+      </w:pPr>
+      <w:r>
+        <w:t xml:space="preserve">Bürkner, P.-C. (2017).</w:t>
+      </w:r>
+      <w:r>
+        <w:t xml:space="preserve"> </w:t>
+      </w:r>
+      <w:r>
+        <w:t xml:space="preserve">brms</w:t>
+      </w:r>
+      <w:r>
+        <w:t xml:space="preserve">: An</w:t>
+      </w:r>
+      <w:r>
+        <w:t xml:space="preserve"> </w:t>
+      </w:r>
+      <w:r>
+        <w:t xml:space="preserve">R</w:t>
+      </w:r>
+      <w:r>
+        <w:t xml:space="preserve"> </w:t>
+      </w:r>
+      <w:r>
+        <w:t xml:space="preserve">package for</w:t>
+      </w:r>
+      <w:r>
+        <w:t xml:space="preserve"> </w:t>
+      </w:r>
+      <w:r>
+        <w:t xml:space="preserve">Bayesian</w:t>
+      </w:r>
+      <w:r>
+        <w:t xml:space="preserve"> </w:t>
+      </w:r>
+      <w:r>
+        <w:t xml:space="preserve">multilevel models using</w:t>
+      </w:r>
+      <w:r>
+        <w:t xml:space="preserve"> </w:t>
+      </w:r>
+      <w:r>
+        <w:t xml:space="preserve">Stan</w:t>
+      </w:r>
+      <w:r>
+        <w:t xml:space="preserve">.</w:t>
+      </w:r>
+      <w:r>
+        <w:t xml:space="preserve"> </w:t>
+      </w:r>
+      <w:r>
+        <w:rPr>
+          <w:i/>
+          <w:iCs/>
+        </w:rPr>
+        <w:t xml:space="preserve">Journal of Statistical Software</w:t>
+      </w:r>
+      <w:r>
+        <w:t xml:space="preserve">,</w:t>
+      </w:r>
+      <w:r>
+        <w:t xml:space="preserve"> </w:t>
+      </w:r>
+      <w:r>
+        <w:rPr>
+          <w:i/>
+          <w:iCs/>
+        </w:rPr>
+        <w:t xml:space="preserve">80</w:t>
+      </w:r>
+      <w:r>
+        <w:t xml:space="preserve">(1), 1–28.</w:t>
+      </w:r>
+      <w:r>
+        <w:t xml:space="preserve"> </w:t>
+      </w:r>
+      <w:hyperlink r:id="rId70">
+        <w:r>
+          <w:rPr>
+            <w:rStyle w:val="Hyperlink"/>
+          </w:rPr>
+          <w:t xml:space="preserve">https://doi.org/10.18637/jss.v080.i01</w:t>
+        </w:r>
+      </w:hyperlink>
+    </w:p>
+    <w:bookmarkEnd w:id="71"/>
+    <w:bookmarkStart w:id="73" w:name="ref-posterior"/>
+    <w:p>
+      <w:pPr>
+        <w:pStyle w:val="Bibliography"/>
+      </w:pPr>
+      <w:r>
+        <w:t xml:space="preserve">Bürkner, P.-C., Gabry, J., Kay, M., &amp; Vehtari, A. (2026).</w:t>
+      </w:r>
+      <w:r>
+        <w:t xml:space="preserve"> </w:t>
+      </w:r>
+      <w:r>
+        <w:rPr>
+          <w:i/>
+          <w:iCs/>
+        </w:rPr>
+        <w:t xml:space="preserve">Posterior: Tools for working with posterior distributions</w:t>
+      </w:r>
+      <w:r>
+        <w:t xml:space="preserve">.</w:t>
+      </w:r>
+      <w:r>
+        <w:t xml:space="preserve"> </w:t>
+      </w:r>
+      <w:hyperlink r:id="rId72">
+        <w:r>
+          <w:rPr>
+            <w:rStyle w:val="Hyperlink"/>
+          </w:rPr>
+          <w:t xml:space="preserve">https://mc-stan.org/posterior/</w:t>
+        </w:r>
+      </w:hyperlink>
+    </w:p>
+    <w:bookmarkEnd w:id="73"/>
+    <w:bookmarkStart w:id="75" w:name="Xe08152a8680cd517708e6a16e89da695cc90338"/>
+    <w:p>
+      <w:pPr>
+        <w:pStyle w:val="Bibliography"/>
+      </w:pPr>
+      <w:r>
+        <w:t xml:space="preserve">Ciechanowski, M., Zając, T., Biłas, A., &amp; Dunajski, R. (2007). Spatiotemporal variation in activity of bat species differing in hunting tactics: Effects of weather, moonlight, food abundance, and structural clutter.</w:t>
+      </w:r>
+      <w:r>
+        <w:t xml:space="preserve"> </w:t>
+      </w:r>
+      <w:r>
+        <w:rPr>
+          <w:i/>
+          <w:iCs/>
+        </w:rPr>
+        <w:t xml:space="preserve">Canadian Journal of Zoology</w:t>
+      </w:r>
+      <w:r>
+        <w:t xml:space="preserve">,</w:t>
+      </w:r>
+      <w:r>
+        <w:t xml:space="preserve"> </w:t>
+      </w:r>
+      <w:r>
+        <w:rPr>
+          <w:i/>
+          <w:iCs/>
+        </w:rPr>
+        <w:t xml:space="preserve">85</w:t>
+      </w:r>
+      <w:r>
+        <w:t xml:space="preserve">(12), 1249–1263.</w:t>
+      </w:r>
+      <w:r>
+        <w:t xml:space="preserve"> </w:t>
+      </w:r>
+      <w:hyperlink r:id="rId74">
+        <w:r>
+          <w:rPr>
+            <w:rStyle w:val="Hyperlink"/>
+          </w:rPr>
+          <w:t xml:space="preserve">https://doi.org/10.1139/Z07-090</w:t>
+        </w:r>
+      </w:hyperlink>
+    </w:p>
+    <w:bookmarkEnd w:id="75"/>
+    <w:bookmarkStart w:id="77" w:name="Xa7a1b6f05fb571b259c3c9c485de3212a16d0e3"/>
+    <w:p>
+      <w:pPr>
+        <w:pStyle w:val="Bibliography"/>
+      </w:pPr>
+      <w:r>
+        <w:t xml:space="preserve">Cryan, P. M. (2003). Seasonal</w:t>
+      </w:r>
+      <w:r>
+        <w:t xml:space="preserve"> </w:t>
+      </w:r>
+      <w:r>
+        <w:t xml:space="preserve">Distribution</w:t>
+      </w:r>
+      <w:r>
+        <w:t xml:space="preserve"> </w:t>
+      </w:r>
+      <w:r>
+        <w:t xml:space="preserve">of</w:t>
+      </w:r>
+      <w:r>
+        <w:t xml:space="preserve"> </w:t>
+      </w:r>
+      <w:r>
+        <w:t xml:space="preserve">Migratory Tree Bats</w:t>
+      </w:r>
+      <w:r>
+        <w:t xml:space="preserve"> </w:t>
+      </w:r>
+      <w:r>
+        <w:t xml:space="preserve">(</w:t>
+      </w:r>
+      <w:r>
+        <w:t xml:space="preserve">Lasiurus</w:t>
+      </w:r>
+      <w:r>
+        <w:t xml:space="preserve"> </w:t>
+      </w:r>
+      <w:r>
+        <w:t xml:space="preserve">and</w:t>
+      </w:r>
+      <w:r>
+        <w:t xml:space="preserve"> </w:t>
+      </w:r>
+      <w:r>
+        <w:t xml:space="preserve">Lasionycteris</w:t>
+      </w:r>
+      <w:r>
+        <w:t xml:space="preserve">) in</w:t>
+      </w:r>
+      <w:r>
+        <w:t xml:space="preserve"> </w:t>
+      </w:r>
+      <w:r>
+        <w:t xml:space="preserve">North America</w:t>
+      </w:r>
+      <w:r>
+        <w:t xml:space="preserve">.</w:t>
+      </w:r>
+      <w:r>
+        <w:t xml:space="preserve"> </w:t>
+      </w:r>
+      <w:r>
+        <w:rPr>
+          <w:i/>
+          <w:iCs/>
+        </w:rPr>
+        <w:t xml:space="preserve">Journal of Mammalogy</w:t>
+      </w:r>
+      <w:r>
+        <w:t xml:space="preserve">,</w:t>
+      </w:r>
+      <w:r>
+        <w:t xml:space="preserve"> </w:t>
+      </w:r>
+      <w:r>
+        <w:rPr>
+          <w:i/>
+          <w:iCs/>
+        </w:rPr>
+        <w:t xml:space="preserve">84</w:t>
+      </w:r>
+      <w:r>
+        <w:t xml:space="preserve">(2), 579–593.</w:t>
+      </w:r>
+      <w:r>
+        <w:t xml:space="preserve"> </w:t>
+      </w:r>
+      <w:hyperlink r:id="rId76">
+        <w:r>
+          <w:rPr>
+            <w:rStyle w:val="Hyperlink"/>
+          </w:rPr>
+          <w:t xml:space="preserve">https://doi.org/10.1644/1545-1542(2003)084&lt;0579:SDOMTB&gt;2.0.CO;2</w:t>
+        </w:r>
+      </w:hyperlink>
+    </w:p>
+    <w:bookmarkEnd w:id="77"/>
+    <w:bookmarkStart w:id="79" w:name="ref-deframondTemperateBatsMay2023"/>
+    <w:p>
+      <w:pPr>
+        <w:pStyle w:val="Bibliography"/>
+      </w:pPr>
+      <w:r>
+        <w:t xml:space="preserve">de Framond, L., Reininger, V., &amp; Goerlitz, H. R.</w:t>
+      </w:r>
+      <w:r>
+        <w:t xml:space="preserve"> (2023). Temperate bats may alter calls to partially compensate for weather-induced changes in detection distance.</w:t>
+      </w:r>
+      <w:r>
+        <w:t xml:space="preserve"> </w:t>
+      </w:r>
+      <w:r>
+        <w:rPr>
+          <w:i/>
+          <w:iCs/>
+        </w:rPr>
+        <w:t xml:space="preserve">The Journal of the Acoustical Society of America</w:t>
+      </w:r>
+      <w:r>
+        <w:t xml:space="preserve">,</w:t>
+      </w:r>
+      <w:r>
+        <w:t xml:space="preserve"> </w:t>
+      </w:r>
+      <w:r>
+        <w:rPr>
+          <w:i/>
+          <w:iCs/>
+        </w:rPr>
+        <w:t xml:space="preserve">153</w:t>
+      </w:r>
+      <w:r>
+        <w:t xml:space="preserve">(5), 2867–2877.</w:t>
+      </w:r>
+      <w:r>
+        <w:t xml:space="preserve"> </w:t>
+      </w:r>
+      <w:hyperlink r:id="rId78">
+        <w:r>
+          <w:rPr>
+            <w:rStyle w:val="Hyperlink"/>
+          </w:rPr>
+          <w:t xml:space="preserve">https://doi.org/10.1121/10.0019359</w:t>
+        </w:r>
+      </w:hyperlink>
+    </w:p>
+    <w:bookmarkEnd w:id="79"/>
+    <w:bookmarkStart w:id="81" w:name="ref-deeley2022"/>
+    <w:p>
+      <w:pPr>
+        <w:pStyle w:val="Bibliography"/>
+      </w:pPr>
+      <w:r>
+        <w:t xml:space="preserve">Deeley, S., Ford, W. M., Kalen, N. J., Freeze, S. R., St. Germain, M., Muthersbaugh, M., Barr, E., Kniowski, A., Silvis, A., &amp; De La Cruz, J. (2022). Mid-</w:t>
+      </w:r>
+      <w:r>
+        <w:t xml:space="preserve">Atlantic Big Brown</w:t>
+      </w:r>
+      <w:r>
+        <w:t xml:space="preserve"> </w:t>
+      </w:r>
+      <w:r>
+        <w:t xml:space="preserve">and</w:t>
+      </w:r>
+      <w:r>
+        <w:t xml:space="preserve"> </w:t>
+      </w:r>
+      <w:r>
+        <w:t xml:space="preserve">Eastern Red Bats</w:t>
+      </w:r>
+      <w:r>
+        <w:t xml:space="preserve">:</w:t>
+      </w:r>
+      <w:r>
+        <w:t xml:space="preserve"> </w:t>
+      </w:r>
+      <w:r>
+        <w:t xml:space="preserve">Relationships</w:t>
+      </w:r>
+      <w:r>
+        <w:t xml:space="preserve"> </w:t>
+      </w:r>
+      <w:r>
+        <w:t xml:space="preserve">between</w:t>
+      </w:r>
+      <w:r>
+        <w:t xml:space="preserve"> </w:t>
+      </w:r>
+      <w:r>
+        <w:t xml:space="preserve">Acoustic Activity</w:t>
+      </w:r>
+      <w:r>
+        <w:t xml:space="preserve"> </w:t>
+      </w:r>
+      <w:r>
+        <w:t xml:space="preserve">and</w:t>
+      </w:r>
+      <w:r>
+        <w:t xml:space="preserve"> </w:t>
+      </w:r>
+      <w:r>
+        <w:t xml:space="preserve">Reproductive Phenology</w:t>
+      </w:r>
+      <w:r>
+        <w:t xml:space="preserve">.</w:t>
+      </w:r>
+      <w:r>
+        <w:t xml:space="preserve"> </w:t>
+      </w:r>
+      <w:r>
+        <w:rPr>
+          <w:i/>
+          <w:iCs/>
+        </w:rPr>
+        <w:t xml:space="preserve">Diversity</w:t>
+      </w:r>
+      <w:r>
+        <w:t xml:space="preserve">,</w:t>
+      </w:r>
+      <w:r>
+        <w:t xml:space="preserve"> </w:t>
+      </w:r>
+      <w:r>
+        <w:rPr>
+          <w:i/>
+          <w:iCs/>
+        </w:rPr>
+        <w:t xml:space="preserve">14</w:t>
+      </w:r>
+      <w:r>
+        <w:t xml:space="preserve">(5), 319.</w:t>
+      </w:r>
+      <w:r>
+        <w:t xml:space="preserve"> </w:t>
+      </w:r>
+      <w:hyperlink r:id="rId80">
+        <w:r>
+          <w:rPr>
+            <w:rStyle w:val="Hyperlink"/>
+          </w:rPr>
+          <w:t xml:space="preserve">https://doi.org/10.3390/d14050319</w:t>
+        </w:r>
+      </w:hyperlink>
+    </w:p>
+    <w:bookmarkEnd w:id="81"/>
+    <w:bookmarkStart w:id="83" w:name="ref-escobarSeasonalVariationBat2024"/>
     <w:p>
       <w:pPr>
         <w:pStyle w:val="Bibliography"/>
@@ -4854,7 +5479,7 @@
       <w:r>
         <w:t xml:space="preserve"> </w:t>
       </w:r>
-      <w:hyperlink r:id="rId56">
+      <w:hyperlink r:id="rId82">
         <w:r>
           <w:rPr>
             <w:rStyle w:val="Hyperlink"/>
@@ -4863,8 +5488,809 @@
         </w:r>
       </w:hyperlink>
     </w:p>
-    <w:bookmarkEnd w:id="57"/>
-    <w:bookmarkStart w:id="59" w:name="ref-meolaLandscapeSeasonInfluence2025"/>
+    <w:bookmarkEnd w:id="83"/>
+    <w:bookmarkStart w:id="85" w:name="Xcfa90fa499a7390ecef8de826c877d1b86d31a2"/>
+    <w:p>
+      <w:pPr>
+        <w:pStyle w:val="Bibliography"/>
+      </w:pPr>
+      <w:r>
+        <w:t xml:space="preserve">Fenton, M. B., &amp; Bell, G. P. (1981). Recognition of</w:t>
+      </w:r>
+      <w:r>
+        <w:t xml:space="preserve"> </w:t>
+      </w:r>
+      <w:r>
+        <w:t xml:space="preserve">Species</w:t>
+      </w:r>
+      <w:r>
+        <w:t xml:space="preserve"> </w:t>
+      </w:r>
+      <w:r>
+        <w:t xml:space="preserve">of</w:t>
+      </w:r>
+      <w:r>
+        <w:t xml:space="preserve"> </w:t>
+      </w:r>
+      <w:r>
+        <w:t xml:space="preserve">Insectivorous Bats</w:t>
+      </w:r>
+      <w:r>
+        <w:t xml:space="preserve"> </w:t>
+      </w:r>
+      <w:r>
+        <w:t xml:space="preserve">by</w:t>
+      </w:r>
+      <w:r>
+        <w:t xml:space="preserve"> </w:t>
+      </w:r>
+      <w:r>
+        <w:t xml:space="preserve">Their Echolocation Calls</w:t>
+      </w:r>
+      <w:r>
+        <w:t xml:space="preserve">.</w:t>
+      </w:r>
+      <w:r>
+        <w:t xml:space="preserve"> </w:t>
+      </w:r>
+      <w:r>
+        <w:rPr>
+          <w:i/>
+          <w:iCs/>
+        </w:rPr>
+        <w:t xml:space="preserve">Journal of Mammalogy</w:t>
+      </w:r>
+      <w:r>
+        <w:t xml:space="preserve">,</w:t>
+      </w:r>
+      <w:r>
+        <w:t xml:space="preserve"> </w:t>
+      </w:r>
+      <w:r>
+        <w:rPr>
+          <w:i/>
+          <w:iCs/>
+        </w:rPr>
+        <w:t xml:space="preserve">62</w:t>
+      </w:r>
+      <w:r>
+        <w:t xml:space="preserve">(2), 233–243.</w:t>
+      </w:r>
+      <w:r>
+        <w:t xml:space="preserve"> </w:t>
+      </w:r>
+      <w:hyperlink r:id="rId84">
+        <w:r>
+          <w:rPr>
+            <w:rStyle w:val="Hyperlink"/>
+          </w:rPr>
+          <w:t xml:space="preserve">https://doi.org/10.2307/1380701</w:t>
+        </w:r>
+      </w:hyperlink>
+    </w:p>
+    <w:bookmarkEnd w:id="85"/>
+    <w:bookmarkStart w:id="87" w:name="ref-cmdstanr"/>
+    <w:p>
+      <w:pPr>
+        <w:pStyle w:val="Bibliography"/>
+      </w:pPr>
+      <w:r>
+        <w:t xml:space="preserve">Gabry, J., Češnovar, R., Johnson, A., &amp; Bronder, S. (2025).</w:t>
+      </w:r>
+      <w:r>
+        <w:t xml:space="preserve"> </w:t>
+      </w:r>
+      <w:r>
+        <w:rPr>
+          <w:i/>
+          <w:iCs/>
+        </w:rPr>
+        <w:t xml:space="preserve">Cmdstanr: R interface to ’CmdStan’</w:t>
+      </w:r>
+      <w:r>
+        <w:t xml:space="preserve">.</w:t>
+      </w:r>
+      <w:r>
+        <w:t xml:space="preserve"> </w:t>
+      </w:r>
+      <w:hyperlink r:id="rId86">
+        <w:r>
+          <w:rPr>
+            <w:rStyle w:val="Hyperlink"/>
+          </w:rPr>
+          <w:t xml:space="preserve">https://mc-stan.org/cmdstanr/</w:t>
+        </w:r>
+      </w:hyperlink>
+    </w:p>
+    <w:bookmarkEnd w:id="87"/>
+    <w:bookmarkStart w:id="89" w:name="ref-gregg1994"/>
+    <w:p>
+      <w:pPr>
+        <w:pStyle w:val="Bibliography"/>
+      </w:pPr>
+      <w:r>
+        <w:t xml:space="preserve">Gregg, P. C., Fitt, G. P., Coombs, M., &amp; Henderson, G. S. (1994). Migrating moths collected in tower-mounted light traps in northern</w:t>
+      </w:r>
+      <w:r>
+        <w:t xml:space="preserve"> </w:t>
+      </w:r>
+      <w:r>
+        <w:t xml:space="preserve">New South Wales</w:t>
+      </w:r>
+      <w:r>
+        <w:t xml:space="preserve">,</w:t>
+      </w:r>
+      <w:r>
+        <w:t xml:space="preserve"> </w:t>
+      </w:r>
+      <w:r>
+        <w:t xml:space="preserve">Australia</w:t>
+      </w:r>
+      <w:r>
+        <w:t xml:space="preserve">: Influence of local and synoptic weather.</w:t>
+      </w:r>
+      <w:r>
+        <w:t xml:space="preserve"> </w:t>
+      </w:r>
+      <w:r>
+        <w:rPr>
+          <w:i/>
+          <w:iCs/>
+        </w:rPr>
+        <w:t xml:space="preserve">Bulletin of Entomological Research</w:t>
+      </w:r>
+      <w:r>
+        <w:t xml:space="preserve">,</w:t>
+      </w:r>
+      <w:r>
+        <w:t xml:space="preserve"> </w:t>
+      </w:r>
+      <w:r>
+        <w:rPr>
+          <w:i/>
+          <w:iCs/>
+        </w:rPr>
+        <w:t xml:space="preserve">84</w:t>
+      </w:r>
+      <w:r>
+        <w:t xml:space="preserve">(1), 17–30.</w:t>
+      </w:r>
+      <w:r>
+        <w:t xml:space="preserve"> </w:t>
+      </w:r>
+      <w:hyperlink r:id="rId88">
+        <w:r>
+          <w:rPr>
+            <w:rStyle w:val="Hyperlink"/>
+          </w:rPr>
+          <w:t xml:space="preserve">https://doi.org/10.1017/S0007485300032181</w:t>
+        </w:r>
+      </w:hyperlink>
+    </w:p>
+    <w:bookmarkEnd w:id="89"/>
+    <w:bookmarkStart w:id="91" w:name="Xf1419335605f8f8ec25f41c91b628cc1aaee6fa"/>
+    <w:p>
+      <w:pPr>
+        <w:pStyle w:val="Bibliography"/>
+      </w:pPr>
+      <w:r>
+        <w:t xml:space="preserve">Griffin, D. R. (1971). The importance of atmospheric attenuation for the echolocation of bats (</w:t>
+      </w:r>
+      <w:r>
+        <w:t xml:space="preserve">Chiroptera</w:t>
+      </w:r>
+      <w:r>
+        <w:t xml:space="preserve">).</w:t>
+      </w:r>
+      <w:r>
+        <w:t xml:space="preserve"> </w:t>
+      </w:r>
+      <w:r>
+        <w:rPr>
+          <w:i/>
+          <w:iCs/>
+        </w:rPr>
+        <w:t xml:space="preserve">Animal Behaviour</w:t>
+      </w:r>
+      <w:r>
+        <w:t xml:space="preserve">,</w:t>
+      </w:r>
+      <w:r>
+        <w:t xml:space="preserve"> </w:t>
+      </w:r>
+      <w:r>
+        <w:rPr>
+          <w:i/>
+          <w:iCs/>
+        </w:rPr>
+        <w:t xml:space="preserve">19</w:t>
+      </w:r>
+      <w:r>
+        <w:t xml:space="preserve">(1), 55–61.</w:t>
+      </w:r>
+      <w:r>
+        <w:t xml:space="preserve"> </w:t>
+      </w:r>
+      <w:hyperlink r:id="rId90">
+        <w:r>
+          <w:rPr>
+            <w:rStyle w:val="Hyperlink"/>
+          </w:rPr>
+          <w:t xml:space="preserve">https://doi.org/10.1016/S0003-3472(71)80134-3</w:t>
+        </w:r>
+      </w:hyperlink>
+    </w:p>
+    <w:bookmarkEnd w:id="91"/>
+    <w:bookmarkStart w:id="93" w:name="ref-heckerDoesMoonlightChange1999"/>
+    <w:p>
+      <w:pPr>
+        <w:pStyle w:val="Bibliography"/>
+      </w:pPr>
+      <w:r>
+        <w:t xml:space="preserve">Hecker, K. R., &amp; Brigham, R. M. (1999). Does moonlight change vertical stratification of activity by forest-dwelling insectivorous bats?</w:t>
+      </w:r>
+      <w:r>
+        <w:t xml:space="preserve"> </w:t>
+      </w:r>
+      <w:r>
+        <w:rPr>
+          <w:i/>
+          <w:iCs/>
+        </w:rPr>
+        <w:t xml:space="preserve">Journal of Mammalogy</w:t>
+      </w:r>
+      <w:r>
+        <w:t xml:space="preserve">,</w:t>
+      </w:r>
+      <w:r>
+        <w:t xml:space="preserve"> </w:t>
+      </w:r>
+      <w:r>
+        <w:rPr>
+          <w:i/>
+          <w:iCs/>
+        </w:rPr>
+        <w:t xml:space="preserve">80</w:t>
+      </w:r>
+      <w:r>
+        <w:t xml:space="preserve">(4), 1196–1201.</w:t>
+      </w:r>
+      <w:r>
+        <w:t xml:space="preserve"> </w:t>
+      </w:r>
+      <w:hyperlink r:id="rId92">
+        <w:r>
+          <w:rPr>
+            <w:rStyle w:val="Hyperlink"/>
+          </w:rPr>
+          <w:t xml:space="preserve">https://doi.org/10.2307/1383170</w:t>
+        </w:r>
+      </w:hyperlink>
+    </w:p>
+    <w:bookmarkEnd w:id="93"/>
+    <w:bookmarkStart w:id="95" w:name="ref-hirao2008"/>
+    <w:p>
+      <w:pPr>
+        <w:pStyle w:val="Bibliography"/>
+      </w:pPr>
+      <w:r>
+        <w:t xml:space="preserve">Hirao, T., Murakami, M., &amp; Kashizaki, A. (2008). Effects of mobility on daily attraction to light traps: Comparison between lepidopteran and coleopteran communities.</w:t>
+      </w:r>
+      <w:r>
+        <w:t xml:space="preserve"> </w:t>
+      </w:r>
+      <w:r>
+        <w:rPr>
+          <w:i/>
+          <w:iCs/>
+        </w:rPr>
+        <w:t xml:space="preserve">Insect Conservation and Diversity</w:t>
+      </w:r>
+      <w:r>
+        <w:t xml:space="preserve">,</w:t>
+      </w:r>
+      <w:r>
+        <w:t xml:space="preserve"> </w:t>
+      </w:r>
+      <w:r>
+        <w:rPr>
+          <w:i/>
+          <w:iCs/>
+        </w:rPr>
+        <w:t xml:space="preserve">1</w:t>
+      </w:r>
+      <w:r>
+        <w:t xml:space="preserve">(1), 32–39.</w:t>
+      </w:r>
+      <w:r>
+        <w:t xml:space="preserve"> </w:t>
+      </w:r>
+      <w:hyperlink r:id="rId94">
+        <w:r>
+          <w:rPr>
+            <w:rStyle w:val="Hyperlink"/>
+          </w:rPr>
+          <w:t xml:space="preserve">https://doi.org/10.1111/j.1752-4598.2007.00004.x</w:t>
+        </w:r>
+      </w:hyperlink>
+    </w:p>
+    <w:bookmarkEnd w:id="95"/>
+    <w:bookmarkStart w:id="97" w:name="ref-jorgeFireLandCover2021"/>
+    <w:p>
+      <w:pPr>
+        <w:pStyle w:val="Bibliography"/>
+      </w:pPr>
+      <w:r>
+        <w:t xml:space="preserve">Jorge, M. H., Sweeten, S. E., True, M. C., Freeze, S. R., Cherry, M. J., Garrison, E. P., Taylor, H., Gorman, K. M., &amp; Ford, W. M. (2021). Fire, land cover, and temperature drivers of bat activity in winter.</w:t>
+      </w:r>
+      <w:r>
+        <w:t xml:space="preserve"> </w:t>
+      </w:r>
+      <w:r>
+        <w:rPr>
+          <w:i/>
+          <w:iCs/>
+        </w:rPr>
+        <w:t xml:space="preserve">Fire Ecology</w:t>
+      </w:r>
+      <w:r>
+        <w:t xml:space="preserve">,</w:t>
+      </w:r>
+      <w:r>
+        <w:t xml:space="preserve"> </w:t>
+      </w:r>
+      <w:r>
+        <w:rPr>
+          <w:i/>
+          <w:iCs/>
+        </w:rPr>
+        <w:t xml:space="preserve">17</w:t>
+      </w:r>
+      <w:r>
+        <w:t xml:space="preserve">(1), 19.</w:t>
+      </w:r>
+      <w:r>
+        <w:t xml:space="preserve"> </w:t>
+      </w:r>
+      <w:hyperlink r:id="rId96">
+        <w:r>
+          <w:rPr>
+            <w:rStyle w:val="Hyperlink"/>
+          </w:rPr>
+          <w:t xml:space="preserve">https://doi.org/10.1186/s42408-021-00105-4</w:t>
+        </w:r>
+      </w:hyperlink>
+    </w:p>
+    <w:bookmarkEnd w:id="97"/>
+    <w:bookmarkStart w:id="99" w:name="ref-karlssonNoLunarPhobia2002"/>
+    <w:p>
+      <w:pPr>
+        <w:pStyle w:val="Bibliography"/>
+      </w:pPr>
+      <w:r>
+        <w:t xml:space="preserve">Karlsson, B. L., Eklof, J., &amp; Rydell, J. (2002). No lunar phobia in swarming insectivorous bats (family</w:t>
+      </w:r>
+      <w:r>
+        <w:t xml:space="preserve"> </w:t>
+      </w:r>
+      <w:r>
+        <w:t xml:space="preserve">Vespertilionidae</w:t>
+      </w:r>
+      <w:r>
+        <w:t xml:space="preserve">).</w:t>
+      </w:r>
+      <w:r>
+        <w:t xml:space="preserve"> </w:t>
+      </w:r>
+      <w:r>
+        <w:rPr>
+          <w:i/>
+          <w:iCs/>
+        </w:rPr>
+        <w:t xml:space="preserve">Journal of Zoology</w:t>
+      </w:r>
+      <w:r>
+        <w:t xml:space="preserve">,</w:t>
+      </w:r>
+      <w:r>
+        <w:t xml:space="preserve"> </w:t>
+      </w:r>
+      <w:r>
+        <w:rPr>
+          <w:i/>
+          <w:iCs/>
+        </w:rPr>
+        <w:t xml:space="preserve">256</w:t>
+      </w:r>
+      <w:r>
+        <w:t xml:space="preserve">, 473–477.</w:t>
+      </w:r>
+      <w:r>
+        <w:t xml:space="preserve"> </w:t>
+      </w:r>
+      <w:hyperlink r:id="rId98">
+        <w:r>
+          <w:rPr>
+            <w:rStyle w:val="Hyperlink"/>
+          </w:rPr>
+          <w:t xml:space="preserve">https://doi.org/10.1017/s0952836902000511</w:t>
+        </w:r>
+      </w:hyperlink>
+    </w:p>
+    <w:bookmarkEnd w:id="99"/>
+    <w:bookmarkStart w:id="101" w:name="ref-tidybayes"/>
+    <w:p>
+      <w:pPr>
+        <w:pStyle w:val="Bibliography"/>
+      </w:pPr>
+      <w:r>
+        <w:t xml:space="preserve">Kay, M. (2024).</w:t>
+      </w:r>
+      <w:r>
+        <w:t xml:space="preserve"> </w:t>
+      </w:r>
+      <w:r>
+        <w:rPr>
+          <w:i/>
+          <w:iCs/>
+        </w:rPr>
+        <w:t xml:space="preserve">tidybayes</w:t>
+      </w:r>
+      <w:r>
+        <w:rPr>
+          <w:i/>
+          <w:iCs/>
+        </w:rPr>
+        <w:t xml:space="preserve">: Tidy data and geoms for</w:t>
+      </w:r>
+      <w:r>
+        <w:rPr>
+          <w:i/>
+          <w:iCs/>
+        </w:rPr>
+        <w:t xml:space="preserve"> </w:t>
+      </w:r>
+      <w:r>
+        <w:rPr>
+          <w:i/>
+          <w:iCs/>
+        </w:rPr>
+        <w:t xml:space="preserve">Bayesian</w:t>
+      </w:r>
+      <w:r>
+        <w:rPr>
+          <w:i/>
+          <w:iCs/>
+        </w:rPr>
+        <w:t xml:space="preserve"> </w:t>
+      </w:r>
+      <w:r>
+        <w:rPr>
+          <w:i/>
+          <w:iCs/>
+        </w:rPr>
+        <w:t xml:space="preserve">models</w:t>
+      </w:r>
+      <w:r>
+        <w:t xml:space="preserve">.</w:t>
+      </w:r>
+      <w:r>
+        <w:t xml:space="preserve"> </w:t>
+      </w:r>
+      <w:hyperlink r:id="rId100">
+        <w:r>
+          <w:rPr>
+            <w:rStyle w:val="Hyperlink"/>
+          </w:rPr>
+          <w:t xml:space="preserve">https://doi.org/10.5281/zenodo.1308151</w:t>
+        </w:r>
+      </w:hyperlink>
+    </w:p>
+    <w:bookmarkEnd w:id="101"/>
+    <w:bookmarkStart w:id="103" w:name="ref-langActivityLevelsBats2006"/>
+    <w:p>
+      <w:pPr>
+        <w:pStyle w:val="Bibliography"/>
+      </w:pPr>
+      <w:r>
+        <w:t xml:space="preserve">Lang, A. B., Kalko, E. K. V., Romer, H., Bockholdt, C., &amp; Dechmann, D. K. N. (2006). Activity levels of bats and katydids in relation to the lunar cycle.</w:t>
+      </w:r>
+      <w:r>
+        <w:t xml:space="preserve"> </w:t>
+      </w:r>
+      <w:r>
+        <w:rPr>
+          <w:i/>
+          <w:iCs/>
+        </w:rPr>
+        <w:t xml:space="preserve">Oecologia</w:t>
+      </w:r>
+      <w:r>
+        <w:t xml:space="preserve">,</w:t>
+      </w:r>
+      <w:r>
+        <w:t xml:space="preserve"> </w:t>
+      </w:r>
+      <w:r>
+        <w:rPr>
+          <w:i/>
+          <w:iCs/>
+        </w:rPr>
+        <w:t xml:space="preserve">146</w:t>
+      </w:r>
+      <w:r>
+        <w:t xml:space="preserve">(4), 659–666.</w:t>
+      </w:r>
+      <w:r>
+        <w:t xml:space="preserve"> </w:t>
+      </w:r>
+      <w:hyperlink r:id="rId102">
+        <w:r>
+          <w:rPr>
+            <w:rStyle w:val="Hyperlink"/>
+          </w:rPr>
+          <w:t xml:space="preserve">https://doi.org/10.1007/s00442-005-0131-3</w:t>
+        </w:r>
+      </w:hyperlink>
+    </w:p>
+    <w:bookmarkEnd w:id="103"/>
+    <w:bookmarkStart w:id="105" w:name="X223e39a78b25f5609d66f30a0e9695d9b616ed5"/>
+    <w:p>
+      <w:pPr>
+        <w:pStyle w:val="Bibliography"/>
+      </w:pPr>
+      <w:r>
+        <w:t xml:space="preserve">Lawrence, B. D., &amp; Simmons, J. A. (1982). Measurements of atmospheric attenuation at ultrasonic frequencies and the significance for echolocation by bats.</w:t>
+      </w:r>
+      <w:r>
+        <w:t xml:space="preserve"> </w:t>
+      </w:r>
+      <w:r>
+        <w:rPr>
+          <w:i/>
+          <w:iCs/>
+        </w:rPr>
+        <w:t xml:space="preserve">The Journal of the Acoustical Society of America</w:t>
+      </w:r>
+      <w:r>
+        <w:t xml:space="preserve">,</w:t>
+      </w:r>
+      <w:r>
+        <w:t xml:space="preserve"> </w:t>
+      </w:r>
+      <w:r>
+        <w:rPr>
+          <w:i/>
+          <w:iCs/>
+        </w:rPr>
+        <w:t xml:space="preserve">71</w:t>
+      </w:r>
+      <w:r>
+        <w:t xml:space="preserve">(3), 585–590.</w:t>
+      </w:r>
+      <w:r>
+        <w:t xml:space="preserve"> </w:t>
+      </w:r>
+      <w:hyperlink r:id="rId104">
+        <w:r>
+          <w:rPr>
+            <w:rStyle w:val="Hyperlink"/>
+          </w:rPr>
+          <w:t xml:space="preserve">https://doi.org/10.1121/1.387529</w:t>
+        </w:r>
+      </w:hyperlink>
+    </w:p>
+    <w:bookmarkEnd w:id="105"/>
+    <w:bookmarkStart w:id="107" w:name="ref-lewis2022"/>
+    <w:p>
+      <w:pPr>
+        <w:pStyle w:val="Bibliography"/>
+      </w:pPr>
+      <w:r>
+        <w:t xml:space="preserve">Lewis, M. A., Turner, G. G., Scafini, M. R., &amp; Johnson, J. S. (2022). Seasonal roost selection and activity of a remnant population of northern myotis in</w:t>
+      </w:r>
+      <w:r>
+        <w:t xml:space="preserve"> </w:t>
+      </w:r>
+      <w:r>
+        <w:t xml:space="preserve">Pennsylvania</w:t>
+      </w:r>
+      <w:r>
+        <w:t xml:space="preserve">.</w:t>
+      </w:r>
+      <w:r>
+        <w:t xml:space="preserve"> </w:t>
+      </w:r>
+      <w:r>
+        <w:rPr>
+          <w:i/>
+          <w:iCs/>
+        </w:rPr>
+        <w:t xml:space="preserve">PLOS ONE</w:t>
+      </w:r>
+      <w:r>
+        <w:t xml:space="preserve">,</w:t>
+      </w:r>
+      <w:r>
+        <w:t xml:space="preserve"> </w:t>
+      </w:r>
+      <w:r>
+        <w:rPr>
+          <w:i/>
+          <w:iCs/>
+        </w:rPr>
+        <w:t xml:space="preserve">17</w:t>
+      </w:r>
+      <w:r>
+        <w:t xml:space="preserve">(7), e0270478.</w:t>
+      </w:r>
+      <w:r>
+        <w:t xml:space="preserve"> </w:t>
+      </w:r>
+      <w:hyperlink r:id="rId106">
+        <w:r>
+          <w:rPr>
+            <w:rStyle w:val="Hyperlink"/>
+          </w:rPr>
+          <w:t xml:space="preserve">https://doi.org/10.1371/journal.pone.0270478</w:t>
+        </w:r>
+      </w:hyperlink>
+    </w:p>
+    <w:bookmarkEnd w:id="107"/>
+    <w:bookmarkStart w:id="109" w:name="ref-lilleyEnvironmentalDriversBat2026"/>
+    <w:p>
+      <w:pPr>
+        <w:pStyle w:val="Bibliography"/>
+      </w:pPr>
+      <w:r>
+        <w:t xml:space="preserve">Lilley, T. M., Vesterinen, E. J., Vasko, V. V., Blomberg, A. S., &amp; Fjelldal, M. A. (2026). Environmental drivers of bat activity at high latitudes.</w:t>
+      </w:r>
+      <w:r>
+        <w:t xml:space="preserve"> </w:t>
+      </w:r>
+      <w:r>
+        <w:rPr>
+          <w:i/>
+          <w:iCs/>
+        </w:rPr>
+        <w:t xml:space="preserve">BMC Ecology and Evolution</w:t>
+      </w:r>
+      <w:r>
+        <w:t xml:space="preserve">,</w:t>
+      </w:r>
+      <w:r>
+        <w:t xml:space="preserve"> </w:t>
+      </w:r>
+      <w:r>
+        <w:rPr>
+          <w:i/>
+          <w:iCs/>
+        </w:rPr>
+        <w:t xml:space="preserve">26</w:t>
+      </w:r>
+      <w:r>
+        <w:t xml:space="preserve">(1), 18.</w:t>
+      </w:r>
+      <w:r>
+        <w:t xml:space="preserve"> </w:t>
+      </w:r>
+      <w:hyperlink r:id="rId108">
+        <w:r>
+          <w:rPr>
+            <w:rStyle w:val="Hyperlink"/>
+          </w:rPr>
+          <w:t xml:space="preserve">https://doi.org/10.1186/s12862-026-02497-w</w:t>
+        </w:r>
+      </w:hyperlink>
+    </w:p>
+    <w:bookmarkEnd w:id="109"/>
+    <w:bookmarkStart w:id="111" w:name="ref-luoGlobalWarmingAlters2014"/>
+    <w:p>
+      <w:pPr>
+        <w:pStyle w:val="Bibliography"/>
+      </w:pPr>
+      <w:r>
+        <w:t xml:space="preserve">Luo, J., Koselj, K., Zsebők, S., Siemers, B. M., &amp; Goerlitz, H. R. (2014). Global warming alters sound transmission: Differential impact on the prey detection ability of echolocating bats.</w:t>
+      </w:r>
+      <w:r>
+        <w:t xml:space="preserve"> </w:t>
+      </w:r>
+      <w:r>
+        <w:rPr>
+          <w:i/>
+          <w:iCs/>
+        </w:rPr>
+        <w:t xml:space="preserve">Journal of The Royal Society Interface</w:t>
+      </w:r>
+      <w:r>
+        <w:t xml:space="preserve">,</w:t>
+      </w:r>
+      <w:r>
+        <w:t xml:space="preserve"> </w:t>
+      </w:r>
+      <w:r>
+        <w:rPr>
+          <w:i/>
+          <w:iCs/>
+        </w:rPr>
+        <w:t xml:space="preserve">11</w:t>
+      </w:r>
+      <w:r>
+        <w:t xml:space="preserve">(91), 20130961.</w:t>
+      </w:r>
+      <w:r>
+        <w:t xml:space="preserve"> </w:t>
+      </w:r>
+      <w:hyperlink r:id="rId110">
+        <w:r>
+          <w:rPr>
+            <w:rStyle w:val="Hyperlink"/>
+          </w:rPr>
+          <w:t xml:space="preserve">https://doi.org/10.1098/rsif.2013.0961</w:t>
+        </w:r>
+      </w:hyperlink>
+    </w:p>
+    <w:bookmarkEnd w:id="111"/>
+    <w:bookmarkStart w:id="113" w:name="ref-masWinterBatActivity2022"/>
+    <w:p>
+      <w:pPr>
+        <w:pStyle w:val="Bibliography"/>
+      </w:pPr>
+      <w:r>
+        <w:t xml:space="preserve">Mas, M., Flaquer, C., Puig-Montserrat, X., Porres, X., Rebelo, H., &amp; López-Baucells, A. (2022). Winter bat activity:</w:t>
+      </w:r>
+      <w:r>
+        <w:t xml:space="preserve"> </w:t>
+      </w:r>
+      <w:r>
+        <w:t xml:space="preserve">The</w:t>
+      </w:r>
+      <w:r>
+        <w:t xml:space="preserve"> </w:t>
+      </w:r>
+      <w:r>
+        <w:t xml:space="preserve">role of wetlands as food and drinking reservoirs under climate change.</w:t>
+      </w:r>
+      <w:r>
+        <w:t xml:space="preserve"> </w:t>
+      </w:r>
+      <w:r>
+        <w:rPr>
+          <w:i/>
+          <w:iCs/>
+        </w:rPr>
+        <w:t xml:space="preserve">Science of The Total Environment</w:t>
+      </w:r>
+      <w:r>
+        <w:t xml:space="preserve">,</w:t>
+      </w:r>
+      <w:r>
+        <w:t xml:space="preserve"> </w:t>
+      </w:r>
+      <w:r>
+        <w:rPr>
+          <w:i/>
+          <w:iCs/>
+        </w:rPr>
+        <w:t xml:space="preserve">828</w:t>
+      </w:r>
+      <w:r>
+        <w:t xml:space="preserve">, 154403.</w:t>
+      </w:r>
+      <w:r>
+        <w:t xml:space="preserve"> </w:t>
+      </w:r>
+      <w:hyperlink r:id="rId112">
+        <w:r>
+          <w:rPr>
+            <w:rStyle w:val="Hyperlink"/>
+          </w:rPr>
+          <w:t xml:space="preserve">https://doi.org/10.1016/j.scitotenv.2022.154403</w:t>
+        </w:r>
+      </w:hyperlink>
+    </w:p>
+    <w:bookmarkEnd w:id="113"/>
+    <w:bookmarkStart w:id="115" w:name="ref-meolaLandscapeSeasonInfluence2025"/>
     <w:p>
       <w:pPr>
         <w:pStyle w:val="Bibliography"/>
@@ -4934,7 +6360,7 @@
       <w:r>
         <w:t xml:space="preserve"> </w:t>
       </w:r>
-      <w:hyperlink r:id="rId58">
+      <w:hyperlink r:id="rId114">
         <w:r>
           <w:rPr>
             <w:rStyle w:val="Hyperlink"/>
@@ -4943,15 +6369,868 @@
         </w:r>
       </w:hyperlink>
     </w:p>
-    <w:bookmarkEnd w:id="59"/>
-    <w:bookmarkEnd w:id="60"/>
+    <w:bookmarkEnd w:id="115"/>
+    <w:bookmarkStart w:id="117" w:name="ref-metcalfe2023"/>
+    <w:p>
+      <w:pPr>
+        <w:pStyle w:val="Bibliography"/>
+      </w:pPr>
+      <w:r>
+        <w:t xml:space="preserve">Metcalfe, A. N., Fritzinger, C. A., Weller, T. J., Dodrill, M. J., Muehlbauer, J. D., Yackulic, C. B., Holton, P. B., Szydlo, C. M., Durning, L. E., Sankey, J. B., &amp; Kennedy, T. A. (2023). Insectivorous bat foraging tracks the availability of aquatic flies (</w:t>
+      </w:r>
+      <w:r>
+        <w:t xml:space="preserve">Diptera</w:t>
+      </w:r>
+      <w:r>
+        <w:t xml:space="preserve">).</w:t>
+      </w:r>
+      <w:r>
+        <w:t xml:space="preserve"> </w:t>
+      </w:r>
+      <w:r>
+        <w:rPr>
+          <w:i/>
+          <w:iCs/>
+        </w:rPr>
+        <w:t xml:space="preserve">The Journal of Wildlife Management</w:t>
+      </w:r>
+      <w:r>
+        <w:t xml:space="preserve">,</w:t>
+      </w:r>
+      <w:r>
+        <w:t xml:space="preserve"> </w:t>
+      </w:r>
+      <w:r>
+        <w:rPr>
+          <w:i/>
+          <w:iCs/>
+        </w:rPr>
+        <w:t xml:space="preserve">87</w:t>
+      </w:r>
+      <w:r>
+        <w:t xml:space="preserve">(5), e22414.</w:t>
+      </w:r>
+      <w:r>
+        <w:t xml:space="preserve"> </w:t>
+      </w:r>
+      <w:hyperlink r:id="rId116">
+        <w:r>
+          <w:rPr>
+            <w:rStyle w:val="Hyperlink"/>
+          </w:rPr>
+          <w:t xml:space="preserve">https://doi.org/10.1002/jwmg.22414</w:t>
+        </w:r>
+      </w:hyperlink>
+    </w:p>
+    <w:bookmarkEnd w:id="117"/>
+    <w:bookmarkStart w:id="118" w:name="ref-millerMethodDeterminingRelative2001"/>
+    <w:p>
+      <w:pPr>
+        <w:pStyle w:val="Bibliography"/>
+      </w:pPr>
+      <w:r>
+        <w:t xml:space="preserve">Miller, B. (2001). A method for determining relative activity of free flying bats using a new activity for acoustic monitoring.</w:t>
+      </w:r>
+      <w:r>
+        <w:t xml:space="preserve"> </w:t>
+      </w:r>
+      <w:r>
+        <w:rPr>
+          <w:i/>
+          <w:iCs/>
+        </w:rPr>
+        <w:t xml:space="preserve">Acta Chiropterologica</w:t>
+      </w:r>
+      <w:r>
+        <w:t xml:space="preserve">,</w:t>
+      </w:r>
+      <w:r>
+        <w:t xml:space="preserve"> </w:t>
+      </w:r>
+      <w:r>
+        <w:rPr>
+          <w:i/>
+          <w:iCs/>
+        </w:rPr>
+        <w:t xml:space="preserve">3</w:t>
+      </w:r>
+      <w:r>
+        <w:t xml:space="preserve">, 93–105.</w:t>
+      </w:r>
+    </w:p>
+    <w:bookmarkEnd w:id="118"/>
+    <w:bookmarkStart w:id="120" w:name="ref-milneTemporalPatternsBats2005"/>
+    <w:p>
+      <w:pPr>
+        <w:pStyle w:val="Bibliography"/>
+      </w:pPr>
+      <w:r>
+        <w:t xml:space="preserve">Milne, D. J., Fisher, A., Rainey, I., &amp; Pavey, C. R. (2005). Temporal patterns of bats in the</w:t>
+      </w:r>
+      <w:r>
+        <w:t xml:space="preserve"> </w:t>
+      </w:r>
+      <w:r>
+        <w:t xml:space="preserve">Top End</w:t>
+      </w:r>
+      <w:r>
+        <w:t xml:space="preserve"> </w:t>
+      </w:r>
+      <w:r>
+        <w:t xml:space="preserve">of the</w:t>
+      </w:r>
+      <w:r>
+        <w:t xml:space="preserve"> </w:t>
+      </w:r>
+      <w:r>
+        <w:t xml:space="preserve">Northern Territory</w:t>
+      </w:r>
+      <w:r>
+        <w:t xml:space="preserve">,</w:t>
+      </w:r>
+      <w:r>
+        <w:t xml:space="preserve"> </w:t>
+      </w:r>
+      <w:r>
+        <w:t xml:space="preserve">Australia</w:t>
+      </w:r>
+      <w:r>
+        <w:t xml:space="preserve">.</w:t>
+      </w:r>
+      <w:r>
+        <w:t xml:space="preserve"> </w:t>
+      </w:r>
+      <w:r>
+        <w:rPr>
+          <w:i/>
+          <w:iCs/>
+        </w:rPr>
+        <w:t xml:space="preserve">Journal of Mammalogy</w:t>
+      </w:r>
+      <w:r>
+        <w:t xml:space="preserve">,</w:t>
+      </w:r>
+      <w:r>
+        <w:t xml:space="preserve"> </w:t>
+      </w:r>
+      <w:r>
+        <w:rPr>
+          <w:i/>
+          <w:iCs/>
+        </w:rPr>
+        <w:t xml:space="preserve">86</w:t>
+      </w:r>
+      <w:r>
+        <w:t xml:space="preserve">(5), 909–920.</w:t>
+      </w:r>
+      <w:r>
+        <w:t xml:space="preserve"> </w:t>
+      </w:r>
+      <w:hyperlink r:id="rId119">
+        <w:r>
+          <w:rPr>
+            <w:rStyle w:val="Hyperlink"/>
+          </w:rPr>
+          <w:t xml:space="preserve">https://doi.org/10.1644/1545-1542(2005)86[909:tpobit]2.0.co;2</w:t>
+        </w:r>
+      </w:hyperlink>
+    </w:p>
+    <w:bookmarkEnd w:id="120"/>
+    <w:bookmarkStart w:id="122" w:name="ref-morrisonLunarPhobiaNeotropical1978"/>
+    <w:p>
+      <w:pPr>
+        <w:pStyle w:val="Bibliography"/>
+      </w:pPr>
+      <w:r>
+        <w:t xml:space="preserve">Morrison, D. W. (1978). Lunar phobia in a neotropical fruit bat,</w:t>
+      </w:r>
+      <w:r>
+        <w:t xml:space="preserve"> </w:t>
+      </w:r>
+      <w:r>
+        <w:rPr>
+          <w:i/>
+          <w:iCs/>
+        </w:rPr>
+        <w:t xml:space="preserve">Artibevs</w:t>
+      </w:r>
+      <w:r>
+        <w:t xml:space="preserve"> </w:t>
+      </w:r>
+      <w:r>
+        <w:rPr>
+          <w:i/>
+          <w:iCs/>
+        </w:rPr>
+        <w:t xml:space="preserve">Jamaicensis</w:t>
+      </w:r>
+      <w:r>
+        <w:t xml:space="preserve"> </w:t>
+      </w:r>
+      <w:r>
+        <w:t xml:space="preserve">(</w:t>
+      </w:r>
+      <w:r>
+        <w:t xml:space="preserve">Chiroptera</w:t>
+      </w:r>
+      <w:r>
+        <w:t xml:space="preserve">:</w:t>
+      </w:r>
+      <w:r>
+        <w:t xml:space="preserve"> </w:t>
+      </w:r>
+      <w:r>
+        <w:t xml:space="preserve">Phyllostomidae</w:t>
+      </w:r>
+      <w:r>
+        <w:t xml:space="preserve">).</w:t>
+      </w:r>
+      <w:r>
+        <w:t xml:space="preserve"> </w:t>
+      </w:r>
+      <w:r>
+        <w:rPr>
+          <w:i/>
+          <w:iCs/>
+        </w:rPr>
+        <w:t xml:space="preserve">Animal Behaviour</w:t>
+      </w:r>
+      <w:r>
+        <w:t xml:space="preserve">,</w:t>
+      </w:r>
+      <w:r>
+        <w:t xml:space="preserve"> </w:t>
+      </w:r>
+      <w:r>
+        <w:rPr>
+          <w:i/>
+          <w:iCs/>
+        </w:rPr>
+        <w:t xml:space="preserve">26</w:t>
+      </w:r>
+      <w:r>
+        <w:t xml:space="preserve">, 852–855.</w:t>
+      </w:r>
+      <w:r>
+        <w:t xml:space="preserve"> </w:t>
+      </w:r>
+      <w:hyperlink r:id="rId121">
+        <w:r>
+          <w:rPr>
+            <w:rStyle w:val="Hyperlink"/>
+          </w:rPr>
+          <w:t xml:space="preserve">https://doi.org/10.1016/0003-3472(78)90151-3</w:t>
+        </w:r>
+      </w:hyperlink>
+    </w:p>
+    <w:bookmarkEnd w:id="122"/>
+    <w:bookmarkStart w:id="123" w:name="X6d815c2ccc896becbe14f958038867124d5c355"/>
+    <w:p>
+      <w:pPr>
+        <w:pStyle w:val="Bibliography"/>
+      </w:pPr>
+      <w:r>
+        <w:t xml:space="preserve">Negraeff, O. E., &amp; Brigham, R. M. (1995). The influence of moonlight on the activity of little brown bats.</w:t>
+      </w:r>
+      <w:r>
+        <w:t xml:space="preserve"> </w:t>
+      </w:r>
+      <w:r>
+        <w:rPr>
+          <w:i/>
+          <w:iCs/>
+        </w:rPr>
+        <w:t xml:space="preserve">Z. Saugertierkunde</w:t>
+      </w:r>
+      <w:r>
+        <w:t xml:space="preserve">,</w:t>
+      </w:r>
+      <w:r>
+        <w:t xml:space="preserve"> </w:t>
+      </w:r>
+      <w:r>
+        <w:rPr>
+          <w:i/>
+          <w:iCs/>
+        </w:rPr>
+        <w:t xml:space="preserve">60</w:t>
+      </w:r>
+      <w:r>
+        <w:t xml:space="preserve">(6), 330–336.</w:t>
+      </w:r>
+    </w:p>
+    <w:bookmarkEnd w:id="123"/>
+    <w:bookmarkStart w:id="125" w:name="Xac5d469da426556b76d50a3653d5ff256e5b5b3"/>
+    <w:p>
+      <w:pPr>
+        <w:pStyle w:val="Bibliography"/>
+      </w:pPr>
+      <w:r>
+        <w:t xml:space="preserve">O’Farrell, M. J., Miller, B. W., &amp; Gannon, W. L. (1999). Qualitative</w:t>
+      </w:r>
+      <w:r>
+        <w:t xml:space="preserve"> </w:t>
+      </w:r>
+      <w:r>
+        <w:t xml:space="preserve">Identification</w:t>
+      </w:r>
+      <w:r>
+        <w:t xml:space="preserve"> </w:t>
+      </w:r>
+      <w:r>
+        <w:t xml:space="preserve">of</w:t>
+      </w:r>
+      <w:r>
+        <w:t xml:space="preserve"> </w:t>
+      </w:r>
+      <w:r>
+        <w:t xml:space="preserve">Free-Flying Bats Using</w:t>
+      </w:r>
+      <w:r>
+        <w:t xml:space="preserve"> </w:t>
+      </w:r>
+      <w:r>
+        <w:t xml:space="preserve">the</w:t>
+      </w:r>
+      <w:r>
+        <w:t xml:space="preserve"> </w:t>
+      </w:r>
+      <w:r>
+        <w:t xml:space="preserve">Anabat Detector</w:t>
+      </w:r>
+      <w:r>
+        <w:t xml:space="preserve">.</w:t>
+      </w:r>
+      <w:r>
+        <w:t xml:space="preserve"> </w:t>
+      </w:r>
+      <w:r>
+        <w:rPr>
+          <w:i/>
+          <w:iCs/>
+        </w:rPr>
+        <w:t xml:space="preserve">Journal of Mammalogy</w:t>
+      </w:r>
+      <w:r>
+        <w:t xml:space="preserve">,</w:t>
+      </w:r>
+      <w:r>
+        <w:t xml:space="preserve"> </w:t>
+      </w:r>
+      <w:r>
+        <w:rPr>
+          <w:i/>
+          <w:iCs/>
+        </w:rPr>
+        <w:t xml:space="preserve">80</w:t>
+      </w:r>
+      <w:r>
+        <w:t xml:space="preserve">(1), 11–23.</w:t>
+      </w:r>
+      <w:r>
+        <w:t xml:space="preserve"> </w:t>
+      </w:r>
+      <w:hyperlink r:id="rId124">
+        <w:r>
+          <w:rPr>
+            <w:rStyle w:val="Hyperlink"/>
+          </w:rPr>
+          <w:t xml:space="preserve">https://doi.org/10.2307/1383203</w:t>
+        </w:r>
+      </w:hyperlink>
+    </w:p>
+    <w:bookmarkEnd w:id="125"/>
+    <w:bookmarkStart w:id="126" w:name="ref-pearlCausality2009"/>
+    <w:p>
+      <w:pPr>
+        <w:pStyle w:val="Bibliography"/>
+      </w:pPr>
+      <w:r>
+        <w:t xml:space="preserve">Pearl, J. (2009).</w:t>
+      </w:r>
+      <w:r>
+        <w:t xml:space="preserve"> </w:t>
+      </w:r>
+      <w:r>
+        <w:rPr>
+          <w:i/>
+          <w:iCs/>
+        </w:rPr>
+        <w:t xml:space="preserve">Causality</w:t>
+      </w:r>
+      <w:r>
+        <w:t xml:space="preserve">. Cambridge University Press.</w:t>
+      </w:r>
+    </w:p>
+    <w:bookmarkEnd w:id="126"/>
+    <w:bookmarkStart w:id="128" w:name="ref-prughDoesMoonlightIncrease2014"/>
+    <w:p>
+      <w:pPr>
+        <w:pStyle w:val="Bibliography"/>
+      </w:pPr>
+      <w:r>
+        <w:t xml:space="preserve">Prugh, L. R., &amp; Golden, C. D. (2014). Does moonlight increase predation risk?</w:t>
+      </w:r>
+      <w:r>
+        <w:t xml:space="preserve"> </w:t>
+      </w:r>
+      <w:r>
+        <w:t xml:space="preserve">Meta</w:t>
+      </w:r>
+      <w:r>
+        <w:t xml:space="preserve">-analysis reveals divergent responses of nocturnal mammals to lunar cycles.</w:t>
+      </w:r>
+      <w:r>
+        <w:t xml:space="preserve"> </w:t>
+      </w:r>
+      <w:r>
+        <w:rPr>
+          <w:i/>
+          <w:iCs/>
+        </w:rPr>
+        <w:t xml:space="preserve">Journal of Animal Ecology</w:t>
+      </w:r>
+      <w:r>
+        <w:t xml:space="preserve">,</w:t>
+      </w:r>
+      <w:r>
+        <w:t xml:space="preserve"> </w:t>
+      </w:r>
+      <w:r>
+        <w:rPr>
+          <w:i/>
+          <w:iCs/>
+        </w:rPr>
+        <w:t xml:space="preserve">83</w:t>
+      </w:r>
+      <w:r>
+        <w:t xml:space="preserve">(2), 504–514.</w:t>
+      </w:r>
+      <w:r>
+        <w:t xml:space="preserve"> </w:t>
+      </w:r>
+      <w:hyperlink r:id="rId127">
+        <w:r>
+          <w:rPr>
+            <w:rStyle w:val="Hyperlink"/>
+          </w:rPr>
+          <w:t xml:space="preserve">https://doi.org/10.1111/1365-2656.12148</w:t>
+        </w:r>
+      </w:hyperlink>
+    </w:p>
+    <w:bookmarkEnd w:id="128"/>
+    <w:bookmarkStart w:id="130" w:name="ref-R"/>
+    <w:p>
+      <w:pPr>
+        <w:pStyle w:val="Bibliography"/>
+      </w:pPr>
+      <w:r>
+        <w:t xml:space="preserve">R Core Team. (2026).</w:t>
+      </w:r>
+      <w:r>
+        <w:t xml:space="preserve"> </w:t>
+      </w:r>
+      <w:r>
+        <w:rPr>
+          <w:i/>
+          <w:iCs/>
+        </w:rPr>
+        <w:t xml:space="preserve">R: A language and environment for statistical computing</w:t>
+      </w:r>
+      <w:r>
+        <w:t xml:space="preserve">. R Foundation for Statistical Computing.</w:t>
+      </w:r>
+      <w:r>
+        <w:t xml:space="preserve"> </w:t>
+      </w:r>
+      <w:hyperlink r:id="rId129">
+        <w:r>
+          <w:rPr>
+            <w:rStyle w:val="Hyperlink"/>
+          </w:rPr>
+          <w:t xml:space="preserve">https://doi.org/10.32614/R.manuals</w:t>
+        </w:r>
+      </w:hyperlink>
+    </w:p>
+    <w:bookmarkEnd w:id="130"/>
+    <w:bookmarkStart w:id="132" w:name="X290b86320d99362f079a0f35ae17f10928d7688"/>
+    <w:p>
+      <w:pPr>
+        <w:pStyle w:val="Bibliography"/>
+      </w:pPr>
+      <w:r>
+        <w:t xml:space="preserve">Russo-Petrick, K. M., &amp; Root, K. V. (2023). Identifying factors across multiple scales that impact bat activity and species richness along roads in a fragmented landscape.</w:t>
+      </w:r>
+      <w:r>
+        <w:t xml:space="preserve"> </w:t>
+      </w:r>
+      <w:r>
+        <w:rPr>
+          <w:i/>
+          <w:iCs/>
+        </w:rPr>
+        <w:t xml:space="preserve">Biodiversity and Conservation</w:t>
+      </w:r>
+      <w:r>
+        <w:t xml:space="preserve">,</w:t>
+      </w:r>
+      <w:r>
+        <w:t xml:space="preserve"> </w:t>
+      </w:r>
+      <w:r>
+        <w:rPr>
+          <w:i/>
+          <w:iCs/>
+        </w:rPr>
+        <w:t xml:space="preserve">32</w:t>
+      </w:r>
+      <w:r>
+        <w:t xml:space="preserve">(3), 1065–1088.</w:t>
+      </w:r>
+      <w:r>
+        <w:t xml:space="preserve"> </w:t>
+      </w:r>
+      <w:hyperlink r:id="rId131">
+        <w:r>
+          <w:rPr>
+            <w:rStyle w:val="Hyperlink"/>
+          </w:rPr>
+          <w:t xml:space="preserve">https://doi.org/10.1007/s10531-022-02538-y</w:t>
+        </w:r>
+      </w:hyperlink>
+    </w:p>
+    <w:bookmarkEnd w:id="132"/>
+    <w:bookmarkStart w:id="134" w:name="ref-saldana-vazquezLunarPhobiaBats2013"/>
+    <w:p>
+      <w:pPr>
+        <w:pStyle w:val="Bibliography"/>
+      </w:pPr>
+      <w:r>
+        <w:t xml:space="preserve">Saldaña-Vázquez, R. A., &amp; Munguía-Rosas, M. A. (2013). Lunar phobia in bats and its ecological correlates:</w:t>
+      </w:r>
+      <w:r>
+        <w:t xml:space="preserve"> </w:t>
+      </w:r>
+      <w:r>
+        <w:t xml:space="preserve">A</w:t>
+      </w:r>
+      <w:r>
+        <w:t xml:space="preserve"> </w:t>
+      </w:r>
+      <w:r>
+        <w:t xml:space="preserve">meta-analysis.</w:t>
+      </w:r>
+      <w:r>
+        <w:t xml:space="preserve"> </w:t>
+      </w:r>
+      <w:r>
+        <w:rPr>
+          <w:i/>
+          <w:iCs/>
+        </w:rPr>
+        <w:t xml:space="preserve">Mammalian Biology</w:t>
+      </w:r>
+      <w:r>
+        <w:t xml:space="preserve">,</w:t>
+      </w:r>
+      <w:r>
+        <w:t xml:space="preserve"> </w:t>
+      </w:r>
+      <w:r>
+        <w:rPr>
+          <w:i/>
+          <w:iCs/>
+        </w:rPr>
+        <w:t xml:space="preserve">78</w:t>
+      </w:r>
+      <w:r>
+        <w:t xml:space="preserve">(3), 216–219.</w:t>
+      </w:r>
+      <w:r>
+        <w:t xml:space="preserve"> </w:t>
+      </w:r>
+      <w:hyperlink r:id="rId133">
+        <w:r>
+          <w:rPr>
+            <w:rStyle w:val="Hyperlink"/>
+          </w:rPr>
+          <w:t xml:space="preserve">https://doi.org/10.1016/j.mambio.2012.08.004</w:t>
+        </w:r>
+      </w:hyperlink>
+    </w:p>
+    <w:bookmarkEnd w:id="134"/>
+    <w:bookmarkStart w:id="136" w:name="ref-salvarinaYearRoundBatActivity2023"/>
+    <w:p>
+      <w:pPr>
+        <w:pStyle w:val="Bibliography"/>
+      </w:pPr>
+      <w:r>
+        <w:t xml:space="preserve">Salvarina, I., Georgiakakis, P., Kafkaletou Diez, A., Perivolioti, T.-M., Vassilaki, I., &amp; Kalcounis-Rueppell, M. (2023). Year-</w:t>
+      </w:r>
+      <w:r>
+        <w:t xml:space="preserve">Round Bat Activity</w:t>
+      </w:r>
+      <w:r>
+        <w:t xml:space="preserve"> </w:t>
+      </w:r>
+      <w:r>
+        <w:t xml:space="preserve">and</w:t>
+      </w:r>
+      <w:r>
+        <w:t xml:space="preserve"> </w:t>
+      </w:r>
+      <w:r>
+        <w:t xml:space="preserve">Species Richness Near Temporary Ponds</w:t>
+      </w:r>
+      <w:r>
+        <w:t xml:space="preserve"> </w:t>
+      </w:r>
+      <w:r>
+        <w:t xml:space="preserve">in the</w:t>
+      </w:r>
+      <w:r>
+        <w:t xml:space="preserve"> </w:t>
+      </w:r>
+      <w:r>
+        <w:t xml:space="preserve">Mediterranean Region</w:t>
+      </w:r>
+      <w:r>
+        <w:t xml:space="preserve">.</w:t>
+      </w:r>
+      <w:r>
+        <w:t xml:space="preserve"> </w:t>
+      </w:r>
+      <w:r>
+        <w:rPr>
+          <w:i/>
+          <w:iCs/>
+        </w:rPr>
+        <w:t xml:space="preserve">Life</w:t>
+      </w:r>
+      <w:r>
+        <w:t xml:space="preserve">,</w:t>
+      </w:r>
+      <w:r>
+        <w:t xml:space="preserve"> </w:t>
+      </w:r>
+      <w:r>
+        <w:rPr>
+          <w:i/>
+          <w:iCs/>
+        </w:rPr>
+        <w:t xml:space="preserve">13</w:t>
+      </w:r>
+      <w:r>
+        <w:t xml:space="preserve">(7), 1495.</w:t>
+      </w:r>
+      <w:r>
+        <w:t xml:space="preserve"> </w:t>
+      </w:r>
+      <w:hyperlink r:id="rId135">
+        <w:r>
+          <w:rPr>
+            <w:rStyle w:val="Hyperlink"/>
+          </w:rPr>
+          <w:t xml:space="preserve">https://doi.org/10.3390/life13071495</w:t>
+        </w:r>
+      </w:hyperlink>
+    </w:p>
+    <w:bookmarkEnd w:id="136"/>
+    <w:bookmarkStart w:id="138" w:name="ref-wellerFirstDirectEvidence2016"/>
+    <w:p>
+      <w:pPr>
+        <w:pStyle w:val="Bibliography"/>
+      </w:pPr>
+      <w:r>
+        <w:t xml:space="preserve">Weller, T. J., Castle, K. T., Liechti, F., Hein, C. D., Schirmacher, M. R., &amp; Cryan, P. M. (2016). First</w:t>
+      </w:r>
+      <w:r>
+        <w:t xml:space="preserve"> </w:t>
+      </w:r>
+      <w:r>
+        <w:t xml:space="preserve">Direct Evidence</w:t>
+      </w:r>
+      <w:r>
+        <w:t xml:space="preserve"> </w:t>
+      </w:r>
+      <w:r>
+        <w:t xml:space="preserve">of</w:t>
+      </w:r>
+      <w:r>
+        <w:t xml:space="preserve"> </w:t>
+      </w:r>
+      <w:r>
+        <w:t xml:space="preserve">Long</w:t>
+      </w:r>
+      <w:r>
+        <w:t xml:space="preserve">-distance</w:t>
+      </w:r>
+      <w:r>
+        <w:t xml:space="preserve"> </w:t>
+      </w:r>
+      <w:r>
+        <w:t xml:space="preserve">Seasonal Movements</w:t>
+      </w:r>
+      <w:r>
+        <w:t xml:space="preserve"> </w:t>
+      </w:r>
+      <w:r>
+        <w:t xml:space="preserve">and</w:t>
+      </w:r>
+      <w:r>
+        <w:t xml:space="preserve"> </w:t>
+      </w:r>
+      <w:r>
+        <w:t xml:space="preserve">Hibernation</w:t>
+      </w:r>
+      <w:r>
+        <w:t xml:space="preserve"> </w:t>
+      </w:r>
+      <w:r>
+        <w:t xml:space="preserve">in a</w:t>
+      </w:r>
+      <w:r>
+        <w:t xml:space="preserve"> </w:t>
+      </w:r>
+      <w:r>
+        <w:t xml:space="preserve">Migratory Bat</w:t>
+      </w:r>
+      <w:r>
+        <w:t xml:space="preserve">.</w:t>
+      </w:r>
+      <w:r>
+        <w:t xml:space="preserve"> </w:t>
+      </w:r>
+      <w:r>
+        <w:rPr>
+          <w:i/>
+          <w:iCs/>
+        </w:rPr>
+        <w:t xml:space="preserve">Scientific Reports</w:t>
+      </w:r>
+      <w:r>
+        <w:t xml:space="preserve">,</w:t>
+      </w:r>
+      <w:r>
+        <w:t xml:space="preserve"> </w:t>
+      </w:r>
+      <w:r>
+        <w:rPr>
+          <w:i/>
+          <w:iCs/>
+        </w:rPr>
+        <w:t xml:space="preserve">6</w:t>
+      </w:r>
+      <w:r>
+        <w:t xml:space="preserve">(1), 34585.</w:t>
+      </w:r>
+      <w:r>
+        <w:t xml:space="preserve"> </w:t>
+      </w:r>
+      <w:hyperlink r:id="rId137">
+        <w:r>
+          <w:rPr>
+            <w:rStyle w:val="Hyperlink"/>
+          </w:rPr>
+          <w:t xml:space="preserve">https://doi.org/10.1038/srep34585</w:t>
+        </w:r>
+      </w:hyperlink>
+    </w:p>
+    <w:bookmarkEnd w:id="138"/>
+    <w:bookmarkStart w:id="140" w:name="ref-wolbertBatActivityInsect2014"/>
+    <w:p>
+      <w:pPr>
+        <w:pStyle w:val="Bibliography"/>
+      </w:pPr>
+      <w:r>
+        <w:t xml:space="preserve">Wolbert, S. J., Zellner, A. S., &amp; Whidden, H. P. (2014). Bat</w:t>
+      </w:r>
+      <w:r>
+        <w:t xml:space="preserve"> </w:t>
+      </w:r>
+      <w:r>
+        <w:t xml:space="preserve">Activity</w:t>
+      </w:r>
+      <w:r>
+        <w:t xml:space="preserve">,</w:t>
+      </w:r>
+      <w:r>
+        <w:t xml:space="preserve"> </w:t>
+      </w:r>
+      <w:r>
+        <w:t xml:space="preserve">Insect Biomass</w:t>
+      </w:r>
+      <w:r>
+        <w:t xml:space="preserve">, and</w:t>
+      </w:r>
+      <w:r>
+        <w:t xml:space="preserve"> </w:t>
+      </w:r>
+      <w:r>
+        <w:t xml:space="preserve">Temperature Along</w:t>
+      </w:r>
+      <w:r>
+        <w:t xml:space="preserve"> </w:t>
+      </w:r>
+      <w:r>
+        <w:t xml:space="preserve">an</w:t>
+      </w:r>
+      <w:r>
+        <w:t xml:space="preserve"> </w:t>
+      </w:r>
+      <w:r>
+        <w:t xml:space="preserve">Elevational Gradient</w:t>
+      </w:r>
+      <w:r>
+        <w:t xml:space="preserve">.</w:t>
+      </w:r>
+      <w:r>
+        <w:t xml:space="preserve"> </w:t>
+      </w:r>
+      <w:r>
+        <w:rPr>
+          <w:i/>
+          <w:iCs/>
+        </w:rPr>
+        <w:t xml:space="preserve">Northeastern Naturalist</w:t>
+      </w:r>
+      <w:r>
+        <w:t xml:space="preserve">,</w:t>
+      </w:r>
+      <w:r>
+        <w:t xml:space="preserve"> </w:t>
+      </w:r>
+      <w:r>
+        <w:rPr>
+          <w:i/>
+          <w:iCs/>
+        </w:rPr>
+        <w:t xml:space="preserve">21</w:t>
+      </w:r>
+      <w:r>
+        <w:t xml:space="preserve">(1), 72–85.</w:t>
+      </w:r>
+      <w:r>
+        <w:t xml:space="preserve"> </w:t>
+      </w:r>
+      <w:hyperlink r:id="rId139">
+        <w:r>
+          <w:rPr>
+            <w:rStyle w:val="Hyperlink"/>
+          </w:rPr>
+          <w:t xml:space="preserve">https://doi.org/10.1656/045.021.0106</w:t>
+        </w:r>
+      </w:hyperlink>
+    </w:p>
+    <w:bookmarkEnd w:id="140"/>
+    <w:bookmarkEnd w:id="141"/>
     <w:p>
       <w:r>
         <w:br w:type="page"/>
       </w:r>
     </w:p>
-    <w:bookmarkEnd w:id="61"/>
-    <w:bookmarkStart w:id="62" w:name="supplementary-material"/>
+    <w:bookmarkEnd w:id="142"/>
+    <w:bookmarkStart w:id="143" w:name="supplementary-material"/>
     <w:p>
       <w:pPr>
         <w:pStyle w:val="Heading1"/>
@@ -4965,11 +7244,11 @@
         <w:pStyle w:val="FirstParagraph"/>
       </w:pPr>
       <w:r>
-        <w:t xml:space="preserve">This supplementary material provides model specifications, sampling and species summaries, model diagnostics, posterior predictive checks, and residual temporal diagnostics supporting the main-text analysis of bat activity in the northern Sierra Nevada. Intermediate model-development objects that do not contribute directly to interpretation are retained in the analysis repository rather than reproduced here.</w:t>
-      </w:r>
-    </w:p>
-    <w:bookmarkEnd w:id="62"/>
-    <w:bookmarkStart w:id="75" w:name="supplementary-tables"/>
+        <w:t xml:space="preserve">This supplementary material provides model specifications, sampling and species summaries, model diagnostics, posterior predictive checks, and residual temporal diagnostics supporting the main-text analysis of bat activity in the northern Sierra Nevada.</w:t>
+      </w:r>
+    </w:p>
+    <w:bookmarkEnd w:id="143"/>
+    <w:bookmarkStart w:id="156" w:name="supplementary-tables"/>
     <w:p>
       <w:pPr>
         <w:pStyle w:val="Heading1"/>
@@ -4978,7 +7257,7 @@
         <w:t xml:space="preserve">Supplementary tables</w:t>
       </w:r>
     </w:p>
-    <w:bookmarkStart w:id="64" w:name="table-s1.-final-model-specifications"/>
+    <w:bookmarkStart w:id="145" w:name="table-s1.-final-model-specifications"/>
     <w:p>
       <w:pPr>
         <w:pStyle w:val="Heading2"/>
@@ -5000,7 +7279,7 @@
       <w:tr>
         <w:tc>
           <w:tcPr/>
-          <w:bookmarkStart w:id="63" w:name="tbl-s1-model-definitions"/>
+          <w:bookmarkStart w:id="144" w:name="tbl-s1-model-definitions"/>
           <w:p>
             <w:pPr>
               <w:jc w:val="center"/>
@@ -5479,13 +7758,13 @@
               </w:tc>
             </w:tr>
           </w:tbl>
-          <w:bookmarkEnd w:id="63"/>
+          <w:bookmarkEnd w:id="144"/>
           <w:p/>
         </w:tc>
       </w:tr>
     </w:tbl>
-    <w:bookmarkEnd w:id="64"/>
-    <w:bookmarkStart w:id="66" w:name="Xab193a75d0e15ebe5ff1b85fd27eb5353f6da36"/>
+    <w:bookmarkEnd w:id="145"/>
+    <w:bookmarkStart w:id="147" w:name="Xab193a75d0e15ebe5ff1b85fd27eb5353f6da36"/>
     <w:p>
       <w:pPr>
         <w:pStyle w:val="Heading2"/>
@@ -5507,7 +7786,7 @@
       <w:tr>
         <w:tc>
           <w:tcPr/>
-          <w:bookmarkStart w:id="65" w:name="tbl-s2-aggregate-diagnostics"/>
+          <w:bookmarkStart w:id="146" w:name="tbl-s2-aggregate-diagnostics"/>
           <w:p>
             <w:pPr>
               <w:jc w:val="center"/>
@@ -5980,13 +8259,13 @@
               </w:tc>
             </w:tr>
           </w:tbl>
-          <w:bookmarkEnd w:id="65"/>
+          <w:bookmarkEnd w:id="146"/>
           <w:p/>
         </w:tc>
       </w:tr>
     </w:tbl>
-    <w:bookmarkEnd w:id="66"/>
-    <w:bookmarkStart w:id="68" w:name="X1092e94e5ecfb0b0af5f858dcf03ebea1a8dba3"/>
+    <w:bookmarkEnd w:id="147"/>
+    <w:bookmarkStart w:id="149" w:name="X1092e94e5ecfb0b0af5f858dcf03ebea1a8dba3"/>
     <w:p>
       <w:pPr>
         <w:pStyle w:val="Heading2"/>
@@ -6008,7 +8287,7 @@
       <w:tr>
         <w:tc>
           <w:tcPr/>
-          <w:bookmarkStart w:id="67" w:name="tbl-s3-frequency-diagnostics"/>
+          <w:bookmarkStart w:id="148" w:name="tbl-s3-frequency-diagnostics"/>
           <w:p>
             <w:pPr>
               <w:jc w:val="center"/>
@@ -6626,13 +8905,13 @@
               </w:tc>
             </w:tr>
           </w:tbl>
-          <w:bookmarkEnd w:id="67"/>
+          <w:bookmarkEnd w:id="148"/>
           <w:p/>
         </w:tc>
       </w:tr>
     </w:tbl>
-    <w:bookmarkEnd w:id="68"/>
-    <w:bookmarkStart w:id="70" w:name="X213b332144e57f0080ba56bed0fa70790a729b7"/>
+    <w:bookmarkEnd w:id="149"/>
+    <w:bookmarkStart w:id="151" w:name="X213b332144e57f0080ba56bed0fa70790a729b7"/>
     <w:p>
       <w:pPr>
         <w:pStyle w:val="Heading2"/>
@@ -6654,7 +8933,7 @@
       <w:tr>
         <w:tc>
           <w:tcPr/>
-          <w:bookmarkStart w:id="69" w:name="tbl-s4-species"/>
+          <w:bookmarkStart w:id="150" w:name="tbl-s4-species"/>
           <w:p>
             <w:pPr>
               <w:jc w:val="center"/>
@@ -8362,13 +10641,13 @@
               </w:tc>
             </w:tr>
           </w:tbl>
-          <w:bookmarkEnd w:id="69"/>
+          <w:bookmarkEnd w:id="150"/>
           <w:p/>
         </w:tc>
       </w:tr>
     </w:tbl>
-    <w:bookmarkEnd w:id="70"/>
-    <w:bookmarkStart w:id="72" w:name="Xa9ebd402fba8153fb09ad730b7f40a671fef0fe"/>
+    <w:bookmarkEnd w:id="151"/>
+    <w:bookmarkStart w:id="153" w:name="Xa9ebd402fba8153fb09ad730b7f40a671fef0fe"/>
     <w:p>
       <w:pPr>
         <w:pStyle w:val="Heading2"/>
@@ -8390,7 +10669,7 @@
       <w:tr>
         <w:tc>
           <w:tcPr/>
-          <w:bookmarkStart w:id="71" w:name="tbl-s5-detector-effort"/>
+          <w:bookmarkStart w:id="152" w:name="tbl-s5-detector-effort"/>
           <w:p>
             <w:pPr>
               <w:jc w:val="center"/>
@@ -9379,13 +11658,13 @@
               </w:tc>
             </w:tr>
           </w:tbl>
-          <w:bookmarkEnd w:id="71"/>
+          <w:bookmarkEnd w:id="152"/>
           <w:p/>
         </w:tc>
       </w:tr>
     </w:tbl>
-    <w:bookmarkEnd w:id="72"/>
-    <w:bookmarkStart w:id="74" w:name="Xfa796ae688acff8bb805193225fdfc08142f618"/>
+    <w:bookmarkEnd w:id="153"/>
+    <w:bookmarkStart w:id="155" w:name="Xfa796ae688acff8bb805193225fdfc08142f618"/>
     <w:p>
       <w:pPr>
         <w:pStyle w:val="Heading2"/>
@@ -9407,7 +11686,7 @@
       <w:tr>
         <w:tc>
           <w:tcPr/>
-          <w:bookmarkStart w:id="73" w:name="tbl-s6-software"/>
+          <w:bookmarkStart w:id="154" w:name="tbl-s6-software"/>
           <w:p>
             <w:pPr>
               <w:jc w:val="center"/>
@@ -9743,14 +12022,14 @@
               </w:tc>
             </w:tr>
           </w:tbl>
-          <w:bookmarkEnd w:id="73"/>
+          <w:bookmarkEnd w:id="154"/>
           <w:p/>
         </w:tc>
       </w:tr>
     </w:tbl>
-    <w:bookmarkEnd w:id="74"/>
-    <w:bookmarkEnd w:id="75"/>
-    <w:bookmarkStart w:id="101" w:name="supplementary-figures"/>
+    <w:bookmarkEnd w:id="155"/>
+    <w:bookmarkEnd w:id="156"/>
+    <w:bookmarkStart w:id="182" w:name="supplementary-figures"/>
     <w:p>
       <w:pPr>
         <w:pStyle w:val="Heading1"/>
@@ -9759,7 +12038,7 @@
         <w:t xml:space="preserve">Supplementary figures</w:t>
       </w:r>
     </w:p>
-    <w:bookmarkStart w:id="80" w:name="X27f46ebd68937db73d9bbaecf3a1125fabbf03b"/>
+    <w:bookmarkStart w:id="161" w:name="X27f46ebd68937db73d9bbaecf3a1125fabbf03b"/>
     <w:p>
       <w:pPr>
         <w:pStyle w:val="Heading2"/>
@@ -9781,7 +12060,7 @@
       <w:tr>
         <w:tc>
           <w:tcPr/>
-          <w:bookmarkStart w:id="79" w:name="fig-s1-site-phenology"/>
+          <w:bookmarkStart w:id="160" w:name="fig-s1-site-phenology"/>
           <w:p>
             <w:pPr>
               <w:pStyle w:val="Compact"/>
@@ -9792,18 +12071,18 @@
                 <wp:inline>
                   <wp:extent cx="5334000" cy="3151909"/>
                   <wp:effectExtent b="0" l="0" r="0" t="0"/>
-                  <wp:docPr descr="" title="" id="77" name="Picture"/>
+                  <wp:docPr descr="" title="" id="158" name="Picture"/>
                   <a:graphic>
                     <a:graphicData uri="http://schemas.openxmlformats.org/drawingml/2006/picture">
                       <pic:pic>
                         <pic:nvPicPr>
-                          <pic:cNvPr descr="C:/Users/AHitch/Documents/Stillwater/BucksBats/figs/supplementary/Figure_S1_site_seasonality.PNG" id="78" name="Picture"/>
+                          <pic:cNvPr descr="C:/Users/AHitch/Documents/Stillwater/BucksBats/figs/supplementary/Figure_S1_site_seasonality.PNG" id="159" name="Picture"/>
                           <pic:cNvPicPr>
                             <a:picLocks noChangeArrowheads="1" noChangeAspect="1"/>
                           </pic:cNvPicPr>
                         </pic:nvPicPr>
                         <pic:blipFill>
-                          <a:blip r:embed="rId76"/>
+                          <a:blip r:embed="rId157"/>
                           <a:stretch>
                             <a:fillRect/>
                           </a:stretch>
@@ -9840,15 +12119,15 @@
               <w:pStyle w:val="ImageCaption"/>
             </w:pPr>
             <w:r>
-              <w:t xml:space="preserve">Figure 6: Site-specific seasonal phenology in bat activity from the final aggregate seasonal model. Gray curves show posterior median activity trajectories for individual sites, and the black curve and shaded intervals show the equal-site posterior average and associated credible intervals.</w:t>
+              <w:t xml:space="preserve">Figure 7: Site-specific seasonal phenology in bat activity from the final aggregate seasonal model. Gray curves show posterior median activity trajectories for individual sites, and the black curve and shaded intervals show the equal-site posterior average and associated credible intervals.</w:t>
             </w:r>
           </w:p>
-          <w:bookmarkEnd w:id="79"/>
+          <w:bookmarkEnd w:id="160"/>
         </w:tc>
       </w:tr>
     </w:tbl>
-    <w:bookmarkEnd w:id="80"/>
-    <w:bookmarkStart w:id="85" w:name="figure-s2.-residual-temporal-dependence"/>
+    <w:bookmarkEnd w:id="161"/>
+    <w:bookmarkStart w:id="166" w:name="figure-s2.-residual-temporal-dependence"/>
     <w:p>
       <w:pPr>
         <w:pStyle w:val="Heading2"/>
@@ -9870,7 +12149,7 @@
       <w:tr>
         <w:tc>
           <w:tcPr/>
-          <w:bookmarkStart w:id="84" w:name="fig-s2-acf-comparison"/>
+          <w:bookmarkStart w:id="165" w:name="fig-s2-acf-comparison"/>
           <w:p>
             <w:pPr>
               <w:pStyle w:val="Compact"/>
@@ -9881,18 +12160,18 @@
                 <wp:inline>
                   <wp:extent cx="5334000" cy="4000500"/>
                   <wp:effectExtent b="0" l="0" r="0" t="0"/>
-                  <wp:docPr descr="" title="" id="82" name="Picture"/>
+                  <wp:docPr descr="" title="" id="163" name="Picture"/>
                   <a:graphic>
                     <a:graphicData uri="http://schemas.openxmlformats.org/drawingml/2006/picture">
                       <pic:pic>
                         <pic:nvPicPr>
-                          <pic:cNvPr descr="C:/Users/AHitch/Documents/Stillwater/BucksBats/figs/supplementary/Figure_S2_residual_acf.PNG" id="83" name="Picture"/>
+                          <pic:cNvPr descr="C:/Users/AHitch/Documents/Stillwater/BucksBats/figs/supplementary/Figure_S2_residual_acf.PNG" id="164" name="Picture"/>
                           <pic:cNvPicPr>
                             <a:picLocks noChangeArrowheads="1" noChangeAspect="1"/>
                           </pic:cNvPicPr>
                         </pic:nvPicPr>
                         <pic:blipFill>
-                          <a:blip r:embed="rId81"/>
+                          <a:blip r:embed="rId162"/>
                           <a:stretch>
                             <a:fillRect/>
                           </a:stretch>
@@ -9929,15 +12208,15 @@
               <w:pStyle w:val="ImageCaption"/>
             </w:pPr>
             <w:r>
-              <w:t xml:space="preserve">Figure 7: Calendar-aware residual correlation for the final aggregate conditional environmental model and the final low-, mid-, and high-frequency conditional environmental models. Correlations are calculated using actual calendar-day lags so that gaps in sampling are not treated as consecutive observations.</w:t>
+              <w:t xml:space="preserve">Figure 8: Calendar-aware residual correlation for the final aggregate conditional environmental model and the final low-, mid-, and high-frequency conditional environmental models. Correlations are calculated using actual calendar-day lags so that gaps in sampling are not treated as consecutive observations.</w:t>
             </w:r>
           </w:p>
-          <w:bookmarkEnd w:id="84"/>
+          <w:bookmarkEnd w:id="165"/>
         </w:tc>
       </w:tr>
     </w:tbl>
-    <w:bookmarkEnd w:id="85"/>
-    <w:bookmarkStart w:id="90" w:name="Xbb6c061f00038c3eb45ba6064f827537311e85a"/>
+    <w:bookmarkEnd w:id="166"/>
+    <w:bookmarkStart w:id="171" w:name="Xbb6c061f00038c3eb45ba6064f827537311e85a"/>
     <w:p>
       <w:pPr>
         <w:pStyle w:val="Heading2"/>
@@ -9959,7 +12238,7 @@
       <w:tr>
         <w:tc>
           <w:tcPr/>
-          <w:bookmarkStart w:id="89" w:name="fig-s3-aggregate-ppc"/>
+          <w:bookmarkStart w:id="170" w:name="fig-s3-aggregate-ppc"/>
           <w:p>
             <w:pPr>
               <w:pStyle w:val="Compact"/>
@@ -9970,18 +12249,18 @@
                 <wp:inline>
                   <wp:extent cx="5334000" cy="4103076"/>
                   <wp:effectExtent b="0" l="0" r="0" t="0"/>
-                  <wp:docPr descr="" title="" id="87" name="Picture"/>
+                  <wp:docPr descr="" title="" id="168" name="Picture"/>
                   <a:graphic>
                     <a:graphicData uri="http://schemas.openxmlformats.org/drawingml/2006/picture">
                       <pic:pic>
                         <pic:nvPicPr>
-                          <pic:cNvPr descr="C:/Users/AHitch/Documents/Stillwater/BucksBats/figs/supplementary/Figure_S3_aggregate_ppc.PNG" id="88" name="Picture"/>
+                          <pic:cNvPr descr="C:/Users/AHitch/Documents/Stillwater/BucksBats/figs/supplementary/Figure_S3_aggregate_ppc.PNG" id="169" name="Picture"/>
                           <pic:cNvPicPr>
                             <a:picLocks noChangeArrowheads="1" noChangeAspect="1"/>
                           </pic:cNvPicPr>
                         </pic:nvPicPr>
                         <pic:blipFill>
-                          <a:blip r:embed="rId86"/>
+                          <a:blip r:embed="rId167"/>
                           <a:stretch>
                             <a:fillRect/>
                           </a:stretch>
@@ -10018,15 +12297,15 @@
               <w:pStyle w:val="ImageCaption"/>
             </w:pPr>
             <w:r>
-              <w:t xml:space="preserve">Figure 8: Posterior predictive checks for the final aggregate conditional environmental model. Checks compare the observed nightly activity distribution with replicated datasets generated from the posterior predictive distribution and evaluate key features of the response distribution.</w:t>
+              <w:t xml:space="preserve">Figure 9: Posterior predictive checks for the final aggregate conditional environmental model. Checks compare the observed nightly activity distribution with replicated datasets generated from the posterior predictive distribution and evaluate key features of the response distribution.</w:t>
             </w:r>
           </w:p>
-          <w:bookmarkEnd w:id="89"/>
+          <w:bookmarkEnd w:id="170"/>
         </w:tc>
       </w:tr>
     </w:tbl>
-    <w:bookmarkEnd w:id="90"/>
-    <w:bookmarkStart w:id="95" w:name="Xebcf7c99e2c0616a4957b43c84e6c2dc62a9a8e"/>
+    <w:bookmarkEnd w:id="171"/>
+    <w:bookmarkStart w:id="176" w:name="Xebcf7c99e2c0616a4957b43c84e6c2dc62a9a8e"/>
     <w:p>
       <w:pPr>
         <w:pStyle w:val="Heading2"/>
@@ -10048,7 +12327,7 @@
       <w:tr>
         <w:tc>
           <w:tcPr/>
-          <w:bookmarkStart w:id="94" w:name="fig-s4-site-ppc"/>
+          <w:bookmarkStart w:id="175" w:name="fig-s4-site-ppc"/>
           <w:p>
             <w:pPr>
               <w:pStyle w:val="Compact"/>
@@ -10059,18 +12338,18 @@
                 <wp:inline>
                   <wp:extent cx="5334000" cy="4000500"/>
                   <wp:effectExtent b="0" l="0" r="0" t="0"/>
-                  <wp:docPr descr="" title="" id="92" name="Picture"/>
+                  <wp:docPr descr="" title="" id="173" name="Picture"/>
                   <a:graphic>
                     <a:graphicData uri="http://schemas.openxmlformats.org/drawingml/2006/picture">
                       <pic:pic>
                         <pic:nvPicPr>
-                          <pic:cNvPr descr="C:/Users/AHitch/Documents/Stillwater/BucksBats/figs/supplementary/Figure_S4_site_ppc.PNG" id="93" name="Picture"/>
+                          <pic:cNvPr descr="C:/Users/AHitch/Documents/Stillwater/BucksBats/figs/supplementary/Figure_S4_site_ppc.PNG" id="174" name="Picture"/>
                           <pic:cNvPicPr>
                             <a:picLocks noChangeArrowheads="1" noChangeAspect="1"/>
                           </pic:cNvPicPr>
                         </pic:nvPicPr>
                         <pic:blipFill>
-                          <a:blip r:embed="rId91"/>
+                          <a:blip r:embed="rId172"/>
                           <a:stretch>
                             <a:fillRect/>
                           </a:stretch>
@@ -10107,15 +12386,15 @@
               <w:pStyle w:val="ImageCaption"/>
             </w:pPr>
             <w:r>
-              <w:t xml:space="preserve">Figure 9: Site-specific posterior predictive checks for the final aggregate conditional environmental model. Crosses show observed site-level means and standard deviations of nightly activity; circles show posterior predictive medians and vertical intervals show 89% posterior predictive intervals.</w:t>
+              <w:t xml:space="preserve">Figure 10: Site-specific posterior predictive checks for the final aggregate conditional environmental model. Crosses show observed site-level means and standard deviations of nightly activity; circles show posterior predictive medians and vertical intervals show 89% posterior predictive intervals.</w:t>
             </w:r>
           </w:p>
-          <w:bookmarkEnd w:id="94"/>
+          <w:bookmarkEnd w:id="175"/>
         </w:tc>
       </w:tr>
     </w:tbl>
-    <w:bookmarkEnd w:id="95"/>
-    <w:bookmarkStart w:id="100" w:name="X9a935a20c0c040fbab59fae2fd8490d3a7ab5c0"/>
+    <w:bookmarkEnd w:id="176"/>
+    <w:bookmarkStart w:id="181" w:name="X9a935a20c0c040fbab59fae2fd8490d3a7ab5c0"/>
     <w:p>
       <w:pPr>
         <w:pStyle w:val="Heading2"/>
@@ -10137,7 +12416,7 @@
       <w:tr>
         <w:tc>
           <w:tcPr/>
-          <w:bookmarkStart w:id="99" w:name="fig-s5-frequency-diagnostics"/>
+          <w:bookmarkStart w:id="180" w:name="fig-s5-frequency-diagnostics"/>
           <w:p>
             <w:pPr>
               <w:pStyle w:val="Compact"/>
@@ -10148,18 +12427,18 @@
                 <wp:inline>
                   <wp:extent cx="5334000" cy="4572000"/>
                   <wp:effectExtent b="0" l="0" r="0" t="0"/>
-                  <wp:docPr descr="" title="" id="97" name="Picture"/>
+                  <wp:docPr descr="" title="" id="178" name="Picture"/>
                   <a:graphic>
                     <a:graphicData uri="http://schemas.openxmlformats.org/drawingml/2006/picture">
                       <pic:pic>
                         <pic:nvPicPr>
-                          <pic:cNvPr descr="C:/Users/AHitch/Documents/Stillwater/BucksBats/figs/supplementary/Figure_S5_frequency_ppc.PNG" id="98" name="Picture"/>
+                          <pic:cNvPr descr="C:/Users/AHitch/Documents/Stillwater/BucksBats/figs/supplementary/Figure_S5_frequency_ppc.PNG" id="179" name="Picture"/>
                           <pic:cNvPicPr>
                             <a:picLocks noChangeArrowheads="1" noChangeAspect="1"/>
                           </pic:cNvPicPr>
                         </pic:nvPicPr>
                         <pic:blipFill>
-                          <a:blip r:embed="rId96"/>
+                          <a:blip r:embed="rId177"/>
                           <a:stretch>
                             <a:fillRect/>
                           </a:stretch>
@@ -10196,16 +12475,16 @@
               <w:pStyle w:val="ImageCaption"/>
             </w:pPr>
             <w:r>
-              <w:t xml:space="preserve">Figure 10: Posterior predictive checks for the final low-, mid-, and high-frequency conditional environmental models. For each frequency group, checks compare the observed response distribution with posterior predictive replicates and evaluate the standard deviation and proportion of zero-activity nights.</w:t>
+              <w:t xml:space="preserve">Figure 11: Posterior predictive checks for the final low-, mid-, and high-frequency conditional environmental models. For each frequency group, checks compare the observed response distribution with posterior predictive replicates and evaluate the standard deviation and proportion of zero-activity nights.</w:t>
             </w:r>
           </w:p>
-          <w:bookmarkEnd w:id="99"/>
+          <w:bookmarkEnd w:id="180"/>
         </w:tc>
       </w:tr>
     </w:tbl>
-    <w:bookmarkEnd w:id="100"/>
-    <w:bookmarkEnd w:id="101"/>
-    <w:bookmarkStart w:id="102" w:name="additional-model-assessment"/>
+    <w:bookmarkEnd w:id="181"/>
+    <w:bookmarkEnd w:id="182"/>
+    <w:bookmarkStart w:id="183" w:name="additional-model-assessment"/>
     <w:p>
       <w:pPr>
         <w:pStyle w:val="Heading1"/>
@@ -10222,7 +12501,7 @@
         <w:t xml:space="preserve">Routine trace plots are not reproduced because the tabulated sampling diagnostics document convergence and effective sample sizes for the final models. The graphical diagnostics above focus on model adequacy relevant to the biological estimands: posterior predictive fit, among-site predictive performance, and remaining short-lag temporal dependence.</w:t>
       </w:r>
     </w:p>
-    <w:bookmarkEnd w:id="102"/>
+    <w:bookmarkEnd w:id="183"/>
     <w:sectPr>
       <w:footnotePr>
         <w:numRestart w:val="eachSect"/>
